--- a/fuentes/CFA6_228145_DU.docx
+++ b/fuentes/CFA6_228145_DU.docx
@@ -1,6 +1,6 @@
 
 <file path=word/document.xml><?xml version="1.0" encoding="utf-8"?>
-<w:document xmlns:wpc="http://schemas.microsoft.com/office/word/2010/wordprocessingCanvas" xmlns:cx="http://schemas.microsoft.com/office/drawing/2014/chartex" xmlns:cx1="http://schemas.microsoft.com/office/drawing/2015/9/8/chartex" xmlns:cx2="http://schemas.microsoft.com/office/drawing/2015/10/21/chartex" xmlns:cx3="http://schemas.microsoft.com/office/drawing/2016/5/9/chartex" xmlns:cx4="http://schemas.microsoft.com/office/drawing/2016/5/10/chartex" xmlns:cx5="http://schemas.microsoft.com/office/drawing/2016/5/11/chartex" xmlns:cx6="http://schemas.microsoft.com/office/drawing/2016/5/12/chartex" xmlns:cx7="http://schemas.microsoft.com/office/drawing/2016/5/13/chartex" xmlns:cx8="http://schemas.microsoft.com/office/drawing/2016/5/14/chartex" xmlns:mc="http://schemas.openxmlformats.org/markup-compatibility/2006" xmlns:aink="http://schemas.microsoft.com/office/drawing/2016/ink" xmlns:am3d="http://schemas.microsoft.com/office/drawing/2017/model3d" xmlns:o="urn:schemas-microsoft-com:office:office" xmlns:r="http://schemas.openxmlformats.org/officeDocument/2006/relationships" xmlns:m="http://schemas.openxmlformats.org/officeDocument/2006/math" xmlns:v="urn:schemas-microsoft-com:vml" xmlns:wp14="http://schemas.microsoft.com/office/word/2010/wordprocessingDrawing" xmlns:wp="http://schemas.openxmlformats.org/drawingml/2006/wordprocessingDrawing" xmlns:w10="urn:schemas-microsoft-com:office:word" xmlns:w="http://schemas.openxmlformats.org/wordprocessingml/2006/main" xmlns:w14="http://schemas.microsoft.com/office/word/2010/wordml" xmlns:w15="http://schemas.microsoft.com/office/word/2012/wordml" xmlns:w16cex="http://schemas.microsoft.com/office/word/2018/wordml/cex" xmlns:w16cid="http://schemas.microsoft.com/office/word/2016/wordml/cid" xmlns:w16="http://schemas.microsoft.com/office/word/2018/wordml" xmlns:w16sdtdh="http://schemas.microsoft.com/office/word/2020/wordml/sdtdatahash" xmlns:w16se="http://schemas.microsoft.com/office/word/2015/wordml/symex" xmlns:wpg="http://schemas.microsoft.com/office/word/2010/wordprocessingGroup" xmlns:wpi="http://schemas.microsoft.com/office/word/2010/wordprocessingInk" xmlns:wne="http://schemas.microsoft.com/office/word/2006/wordml" xmlns:wps="http://schemas.microsoft.com/office/word/2010/wordprocessingShape" xmlns:a="http://schemas.openxmlformats.org/drawingml/2006/main" xmlns:adec="http://schemas.microsoft.com/office/drawing/2017/decorative" xmlns:pic="http://schemas.openxmlformats.org/drawingml/2006/picture" xmlns:a14="http://schemas.microsoft.com/office/drawing/2010/main" xmlns:asvg="http://schemas.microsoft.com/office/drawing/2016/SVG/main" mc:Ignorable="w14 w15 w16se w16cid w16 w16cex w16sdtdh wp14">
+<w:document xmlns:wpc="http://schemas.microsoft.com/office/word/2010/wordprocessingCanvas" xmlns:cx="http://schemas.microsoft.com/office/drawing/2014/chartex" xmlns:cx1="http://schemas.microsoft.com/office/drawing/2015/9/8/chartex" xmlns:cx2="http://schemas.microsoft.com/office/drawing/2015/10/21/chartex" xmlns:cx3="http://schemas.microsoft.com/office/drawing/2016/5/9/chartex" xmlns:cx4="http://schemas.microsoft.com/office/drawing/2016/5/10/chartex" xmlns:cx5="http://schemas.microsoft.com/office/drawing/2016/5/11/chartex" xmlns:cx6="http://schemas.microsoft.com/office/drawing/2016/5/12/chartex" xmlns:cx7="http://schemas.microsoft.com/office/drawing/2016/5/13/chartex" xmlns:cx8="http://schemas.microsoft.com/office/drawing/2016/5/14/chartex" xmlns:mc="http://schemas.openxmlformats.org/markup-compatibility/2006" xmlns:aink="http://schemas.microsoft.com/office/drawing/2016/ink" xmlns:am3d="http://schemas.microsoft.com/office/drawing/2017/model3d" xmlns:o="urn:schemas-microsoft-com:office:office" xmlns:r="http://schemas.openxmlformats.org/officeDocument/2006/relationships" xmlns:m="http://schemas.openxmlformats.org/officeDocument/2006/math" xmlns:v="urn:schemas-microsoft-com:vml" xmlns:wp14="http://schemas.microsoft.com/office/word/2010/wordprocessingDrawing" xmlns:wp="http://schemas.openxmlformats.org/drawingml/2006/wordprocessingDrawing" xmlns:w10="urn:schemas-microsoft-com:office:word" xmlns:w="http://schemas.openxmlformats.org/wordprocessingml/2006/main" xmlns:w14="http://schemas.microsoft.com/office/word/2010/wordml" xmlns:w15="http://schemas.microsoft.com/office/word/2012/wordml" xmlns:w16cex="http://schemas.microsoft.com/office/word/2018/wordml/cex" xmlns:w16cid="http://schemas.microsoft.com/office/word/2016/wordml/cid" xmlns:w16="http://schemas.microsoft.com/office/word/2018/wordml" xmlns:w16sdtdh="http://schemas.microsoft.com/office/word/2020/wordml/sdtdatahash" xmlns:w16se="http://schemas.microsoft.com/office/word/2015/wordml/symex" xmlns:wpg="http://schemas.microsoft.com/office/word/2010/wordprocessingGroup" xmlns:wpi="http://schemas.microsoft.com/office/word/2010/wordprocessingInk" xmlns:wne="http://schemas.microsoft.com/office/word/2006/wordml" xmlns:wps="http://schemas.microsoft.com/office/word/2010/wordprocessingShape" mc:Ignorable="w14 w15 w16se w16cid w16 w16cex w16sdtdh wp14">
   <w:body>
     <w:p>
       <w:r>
@@ -214,8 +214,8 @@
             </w:drawing>
           </mc:Choice>
           <mc:Fallback>
-            <w:pict w14:anchorId="511E8589">
-              <v:rect id="Rectángulo 4" style="position:absolute;margin-left:-55.7pt;margin-top:29pt;width:613.85pt;height:204pt;z-index:-251659776;visibility:visible;mso-wrap-style:square;mso-width-percent:0;mso-height-percent:0;mso-wrap-distance-left:9pt;mso-wrap-distance-top:0;mso-wrap-distance-right:9pt;mso-wrap-distance-bottom:0;mso-position-horizontal:absolute;mso-position-horizontal-relative:text;mso-position-vertical:absolute;mso-position-vertical-relative:text;mso-width-percent:0;mso-height-percent:0;mso-width-relative:page;mso-height-relative:margin;v-text-anchor:middle" o:spid="_x0000_s1026" fillcolor="#00314d" stroked="f" strokeweight="1pt" w14:anchorId="5C6229C9" o:gfxdata="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"/>
+            <w:pict>
+              <v:rect w14:anchorId="5C6229C9" id="Rectángulo 4" o:spid="_x0000_s1026" style="position:absolute;margin-left:-55.7pt;margin-top:29pt;width:613.85pt;height:204pt;z-index:-251659776;visibility:visible;mso-wrap-style:square;mso-width-percent:0;mso-height-percent:0;mso-wrap-distance-left:9pt;mso-wrap-distance-top:0;mso-wrap-distance-right:9pt;mso-wrap-distance-bottom:0;mso-position-horizontal:absolute;mso-position-horizontal-relative:text;mso-position-vertical:absolute;mso-position-vertical-relative:text;mso-width-percent:0;mso-height-percent:0;mso-width-relative:page;mso-height-relative:margin;v-text-anchor:middle" o:gfxdata="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" fillcolor="#00314d" stroked="f" strokeweight="1pt"/>
             </w:pict>
           </mc:Fallback>
         </mc:AlternateContent>
@@ -313,12 +313,12 @@
             </w:drawing>
           </mc:Choice>
           <mc:Fallback>
-            <w:pict w14:anchorId="5A929757">
-              <v:shapetype id="_x0000_t202" coordsize="21600,21600" o:spt="202" path="m,l,21600r21600,l21600,xe" w14:anchorId="5E459EE6">
+            <w:pict>
+              <v:shapetype w14:anchorId="5E459EE6" id="_x0000_t202" coordsize="21600,21600" o:spt="202" path="m,l,21600r21600,l21600,xe">
                 <v:stroke joinstyle="miter"/>
                 <v:path gradientshapeok="t" o:connecttype="rect"/>
               </v:shapetype>
-              <v:shape id="Cuadro de texto 2" style="position:absolute;left:0;text-align:left;margin-left:-20.7pt;margin-top:22pt;width:488.95pt;height:146.25pt;z-index:251657728;visibility:visible;mso-wrap-style:square;mso-width-percent:0;mso-height-percent:0;mso-wrap-distance-left:9pt;mso-wrap-distance-top:3.6pt;mso-wrap-distance-right:9pt;mso-wrap-distance-bottom:3.6pt;mso-position-horizontal:absolute;mso-position-horizontal-relative:text;mso-position-vertical:absolute;mso-position-vertical-relative:text;mso-width-percent:0;mso-height-percent:0;mso-width-relative:margin;mso-height-relative:margin;v-text-anchor:top" alt="&quot;&quot;" o:spid="_x0000_s1026" filled="f" stroked="f" type="#_x0000_t202" o:gfxdata="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">
+              <v:shape id="Cuadro de texto 2" o:spid="_x0000_s1026" type="#_x0000_t202" alt="&quot;&quot;" style="position:absolute;left:0;text-align:left;margin-left:-20.7pt;margin-top:22pt;width:488.95pt;height:146.25pt;z-index:251657728;visibility:visible;mso-wrap-style:square;mso-width-percent:0;mso-height-percent:0;mso-wrap-distance-left:9pt;mso-wrap-distance-top:3.6pt;mso-wrap-distance-right:9pt;mso-wrap-distance-bottom:3.6pt;mso-position-horizontal:absolute;mso-position-horizontal-relative:text;mso-position-vertical:absolute;mso-position-vertical-relative:text;mso-width-percent:0;mso-height-percent:0;mso-width-relative:margin;mso-height-relative:margin;v-text-anchor:top" o:gfxdata="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" filled="f" stroked="f">
                 <v:textbox>
                   <w:txbxContent>
                     <w:p>
@@ -424,7 +424,7 @@
     <w:p>
       <w:pPr>
         <w:pBdr>
-          <w:bottom w:val="single" w:color="auto" w:sz="12" w:space="1"/>
+          <w:bottom w:val="single" w:sz="12" w:space="1" w:color="auto"/>
         </w:pBdr>
         <w:rPr>
           <w:bCs/>
@@ -444,7 +444,7 @@
     <w:p>
       <w:pPr>
         <w:pBdr>
-          <w:bottom w:val="single" w:color="auto" w:sz="12" w:space="1"/>
+          <w:bottom w:val="single" w:sz="12" w:space="1" w:color="auto"/>
         </w:pBdr>
         <w:rPr>
           <w:color w:val="000000"/>
@@ -496,6 +496,7 @@
         <w:pStyle w:val="TtuloTDC"/>
       </w:pPr>
       <w:r>
+        <w:lastRenderedPageBreak/>
         <w:t>Tabla de contenido</w:t>
       </w:r>
     </w:p>
@@ -506,7 +507,7 @@
           <w:tab w:val="right" w:leader="dot" w:pos="9962"/>
         </w:tabs>
         <w:rPr>
-          <w:rFonts w:asciiTheme="minorHAnsi" w:hAnsiTheme="minorHAnsi" w:eastAsiaTheme="minorEastAsia" w:cstheme="minorBidi"/>
+          <w:rFonts w:asciiTheme="minorHAnsi" w:eastAsiaTheme="minorEastAsia" w:hAnsiTheme="minorHAnsi" w:cstheme="minorBidi"/>
           <w:noProof/>
           <w:kern w:val="0"/>
           <w:sz w:val="22"/>
@@ -531,7 +532,7 @@
         </w:rPr>
         <w:fldChar w:fldCharType="separate"/>
       </w:r>
-      <w:hyperlink w:history="1" w:anchor="_Toc232088314">
+      <w:hyperlink w:anchor="_Toc233035042" w:history="1">
         <w:r>
           <w:rPr>
             <w:rStyle w:val="Hipervnculo"/>
@@ -558,7 +559,7 @@
             <w:noProof/>
             <w:webHidden/>
           </w:rPr>
-          <w:instrText xml:space="preserve"> PAGEREF _Toc232088314 \h </w:instrText>
+          <w:instrText xml:space="preserve"> PAGEREF _Toc233035042 \h </w:instrText>
         </w:r>
         <w:r>
           <w:rPr>
@@ -597,14 +598,14 @@
           <w:tab w:val="right" w:leader="dot" w:pos="9962"/>
         </w:tabs>
         <w:rPr>
-          <w:rFonts w:asciiTheme="minorHAnsi" w:hAnsiTheme="minorHAnsi" w:eastAsiaTheme="minorEastAsia" w:cstheme="minorBidi"/>
+          <w:rFonts w:asciiTheme="minorHAnsi" w:eastAsiaTheme="minorEastAsia" w:hAnsiTheme="minorHAnsi" w:cstheme="minorBidi"/>
           <w:noProof/>
           <w:kern w:val="0"/>
           <w:sz w:val="22"/>
           <w:lang w:eastAsia="es-CO"/>
         </w:rPr>
       </w:pPr>
-      <w:hyperlink w:history="1" w:anchor="_Toc232088315">
+      <w:hyperlink w:anchor="_Toc233035043" w:history="1">
         <w:r>
           <w:rPr>
             <w:rStyle w:val="Hipervnculo"/>
@@ -614,7 +615,7 @@
         </w:r>
         <w:r>
           <w:rPr>
-            <w:rFonts w:asciiTheme="minorHAnsi" w:hAnsiTheme="minorHAnsi" w:eastAsiaTheme="minorEastAsia" w:cstheme="minorBidi"/>
+            <w:rFonts w:asciiTheme="minorHAnsi" w:eastAsiaTheme="minorEastAsia" w:hAnsiTheme="minorHAnsi" w:cstheme="minorBidi"/>
             <w:noProof/>
             <w:kern w:val="0"/>
             <w:sz w:val="22"/>
@@ -648,7 +649,7 @@
             <w:noProof/>
             <w:webHidden/>
           </w:rPr>
-          <w:instrText xml:space="preserve"> PAGEREF _Toc232088315 \h </w:instrText>
+          <w:instrText xml:space="preserve"> PAGEREF _Toc233035043 \h </w:instrText>
         </w:r>
         <w:r>
           <w:rPr>
@@ -687,14 +688,14 @@
           <w:tab w:val="right" w:leader="dot" w:pos="9962"/>
         </w:tabs>
         <w:rPr>
-          <w:rFonts w:asciiTheme="minorHAnsi" w:hAnsiTheme="minorHAnsi" w:eastAsiaTheme="minorEastAsia" w:cstheme="minorBidi"/>
+          <w:rFonts w:asciiTheme="minorHAnsi" w:eastAsiaTheme="minorEastAsia" w:hAnsiTheme="minorHAnsi" w:cstheme="minorBidi"/>
           <w:noProof/>
           <w:kern w:val="0"/>
           <w:sz w:val="22"/>
           <w:lang w:eastAsia="es-CO"/>
         </w:rPr>
       </w:pPr>
-      <w:hyperlink w:history="1" w:anchor="_Toc232088316">
+      <w:hyperlink w:anchor="_Toc233035044" w:history="1">
         <w:r>
           <w:rPr>
             <w:rStyle w:val="Hipervnculo"/>
@@ -704,7 +705,7 @@
         </w:r>
         <w:r>
           <w:rPr>
-            <w:rFonts w:asciiTheme="minorHAnsi" w:hAnsiTheme="minorHAnsi" w:eastAsiaTheme="minorEastAsia" w:cstheme="minorBidi"/>
+            <w:rFonts w:asciiTheme="minorHAnsi" w:eastAsiaTheme="minorEastAsia" w:hAnsiTheme="minorHAnsi" w:cstheme="minorBidi"/>
             <w:noProof/>
             <w:kern w:val="0"/>
             <w:sz w:val="22"/>
@@ -738,7 +739,7 @@
             <w:noProof/>
             <w:webHidden/>
           </w:rPr>
-          <w:instrText xml:space="preserve"> PAGEREF _Toc232088316 \h </w:instrText>
+          <w:instrText xml:space="preserve"> PAGEREF _Toc233035044 \h </w:instrText>
         </w:r>
         <w:r>
           <w:rPr>
@@ -777,14 +778,14 @@
           <w:tab w:val="right" w:leader="dot" w:pos="9962"/>
         </w:tabs>
         <w:rPr>
-          <w:rFonts w:asciiTheme="minorHAnsi" w:hAnsiTheme="minorHAnsi" w:eastAsiaTheme="minorEastAsia" w:cstheme="minorBidi"/>
+          <w:rFonts w:asciiTheme="minorHAnsi" w:eastAsiaTheme="minorEastAsia" w:hAnsiTheme="minorHAnsi" w:cstheme="minorBidi"/>
           <w:noProof/>
           <w:kern w:val="0"/>
           <w:sz w:val="22"/>
           <w:lang w:eastAsia="es-CO"/>
         </w:rPr>
       </w:pPr>
-      <w:hyperlink w:history="1" w:anchor="_Toc232088317">
+      <w:hyperlink w:anchor="_Toc233035045" w:history="1">
         <w:r>
           <w:rPr>
             <w:rStyle w:val="Hipervnculo"/>
@@ -794,7 +795,7 @@
         </w:r>
         <w:r>
           <w:rPr>
-            <w:rFonts w:asciiTheme="minorHAnsi" w:hAnsiTheme="minorHAnsi" w:eastAsiaTheme="minorEastAsia" w:cstheme="minorBidi"/>
+            <w:rFonts w:asciiTheme="minorHAnsi" w:eastAsiaTheme="minorEastAsia" w:hAnsiTheme="minorHAnsi" w:cstheme="minorBidi"/>
             <w:noProof/>
             <w:kern w:val="0"/>
             <w:sz w:val="22"/>
@@ -828,7 +829,7 @@
             <w:noProof/>
             <w:webHidden/>
           </w:rPr>
-          <w:instrText xml:space="preserve"> PAGEREF _Toc232088317 \h </w:instrText>
+          <w:instrText xml:space="preserve"> PAGEREF _Toc233035045 \h </w:instrText>
         </w:r>
         <w:r>
           <w:rPr>
@@ -867,14 +868,14 @@
           <w:tab w:val="right" w:leader="dot" w:pos="9962"/>
         </w:tabs>
         <w:rPr>
-          <w:rFonts w:asciiTheme="minorHAnsi" w:hAnsiTheme="minorHAnsi" w:eastAsiaTheme="minorEastAsia" w:cstheme="minorBidi"/>
+          <w:rFonts w:asciiTheme="minorHAnsi" w:eastAsiaTheme="minorEastAsia" w:hAnsiTheme="minorHAnsi" w:cstheme="minorBidi"/>
           <w:noProof/>
           <w:kern w:val="0"/>
           <w:sz w:val="22"/>
           <w:lang w:eastAsia="es-CO"/>
         </w:rPr>
       </w:pPr>
-      <w:hyperlink w:history="1" w:anchor="_Toc232088318">
+      <w:hyperlink w:anchor="_Toc233035046" w:history="1">
         <w:r>
           <w:rPr>
             <w:rStyle w:val="Hipervnculo"/>
@@ -884,7 +885,7 @@
         </w:r>
         <w:r>
           <w:rPr>
-            <w:rFonts w:asciiTheme="minorHAnsi" w:hAnsiTheme="minorHAnsi" w:eastAsiaTheme="minorEastAsia" w:cstheme="minorBidi"/>
+            <w:rFonts w:asciiTheme="minorHAnsi" w:eastAsiaTheme="minorEastAsia" w:hAnsiTheme="minorHAnsi" w:cstheme="minorBidi"/>
             <w:noProof/>
             <w:kern w:val="0"/>
             <w:sz w:val="22"/>
@@ -918,7 +919,7 @@
             <w:noProof/>
             <w:webHidden/>
           </w:rPr>
-          <w:instrText xml:space="preserve"> PAGEREF _Toc232088318 \h </w:instrText>
+          <w:instrText xml:space="preserve"> PAGEREF _Toc233035046 \h </w:instrText>
         </w:r>
         <w:r>
           <w:rPr>
@@ -938,7 +939,7 @@
             <w:noProof/>
             <w:webHidden/>
           </w:rPr>
-          <w:t>19</w:t>
+          <w:t>18</w:t>
         </w:r>
         <w:r>
           <w:rPr>
@@ -957,14 +958,14 @@
           <w:tab w:val="right" w:leader="dot" w:pos="9962"/>
         </w:tabs>
         <w:rPr>
-          <w:rFonts w:asciiTheme="minorHAnsi" w:hAnsiTheme="minorHAnsi" w:eastAsiaTheme="minorEastAsia" w:cstheme="minorBidi"/>
+          <w:rFonts w:asciiTheme="minorHAnsi" w:eastAsiaTheme="minorEastAsia" w:hAnsiTheme="minorHAnsi" w:cstheme="minorBidi"/>
           <w:noProof/>
           <w:kern w:val="0"/>
           <w:sz w:val="22"/>
           <w:lang w:eastAsia="es-CO"/>
         </w:rPr>
       </w:pPr>
-      <w:hyperlink w:history="1" w:anchor="_Toc232088320">
+      <w:hyperlink w:anchor="_Toc233035048" w:history="1">
         <w:r>
           <w:rPr>
             <w:rStyle w:val="Hipervnculo"/>
@@ -974,7 +975,7 @@
         </w:r>
         <w:r>
           <w:rPr>
-            <w:rFonts w:asciiTheme="minorHAnsi" w:hAnsiTheme="minorHAnsi" w:eastAsiaTheme="minorEastAsia" w:cstheme="minorBidi"/>
+            <w:rFonts w:asciiTheme="minorHAnsi" w:eastAsiaTheme="minorEastAsia" w:hAnsiTheme="minorHAnsi" w:cstheme="minorBidi"/>
             <w:noProof/>
             <w:kern w:val="0"/>
             <w:sz w:val="22"/>
@@ -1008,7 +1009,7 @@
             <w:noProof/>
             <w:webHidden/>
           </w:rPr>
-          <w:instrText xml:space="preserve"> PAGEREF _Toc232088320 \h </w:instrText>
+          <w:instrText xml:space="preserve"> PAGEREF _Toc233035048 \h </w:instrText>
         </w:r>
         <w:r>
           <w:rPr>
@@ -1028,7 +1029,7 @@
             <w:noProof/>
             <w:webHidden/>
           </w:rPr>
-          <w:t>20</w:t>
+          <w:t>19</w:t>
         </w:r>
         <w:r>
           <w:rPr>
@@ -1047,14 +1048,14 @@
           <w:tab w:val="right" w:leader="dot" w:pos="9962"/>
         </w:tabs>
         <w:rPr>
-          <w:rFonts w:asciiTheme="minorHAnsi" w:hAnsiTheme="minorHAnsi" w:eastAsiaTheme="minorEastAsia" w:cstheme="minorBidi"/>
+          <w:rFonts w:asciiTheme="minorHAnsi" w:eastAsiaTheme="minorEastAsia" w:hAnsiTheme="minorHAnsi" w:cstheme="minorBidi"/>
           <w:noProof/>
           <w:kern w:val="0"/>
           <w:sz w:val="22"/>
           <w:lang w:eastAsia="es-CO"/>
         </w:rPr>
       </w:pPr>
-      <w:hyperlink w:history="1" w:anchor="_Toc232088321">
+      <w:hyperlink w:anchor="_Toc233035049" w:history="1">
         <w:r>
           <w:rPr>
             <w:rStyle w:val="Hipervnculo"/>
@@ -1064,7 +1065,7 @@
         </w:r>
         <w:r>
           <w:rPr>
-            <w:rFonts w:asciiTheme="minorHAnsi" w:hAnsiTheme="minorHAnsi" w:eastAsiaTheme="minorEastAsia" w:cstheme="minorBidi"/>
+            <w:rFonts w:asciiTheme="minorHAnsi" w:eastAsiaTheme="minorEastAsia" w:hAnsiTheme="minorHAnsi" w:cstheme="minorBidi"/>
             <w:noProof/>
             <w:kern w:val="0"/>
             <w:sz w:val="22"/>
@@ -1098,7 +1099,7 @@
             <w:noProof/>
             <w:webHidden/>
           </w:rPr>
-          <w:instrText xml:space="preserve"> PAGEREF _Toc232088321 \h </w:instrText>
+          <w:instrText xml:space="preserve"> PAGEREF _Toc233035049 \h </w:instrText>
         </w:r>
         <w:r>
           <w:rPr>
@@ -1118,7 +1119,7 @@
             <w:noProof/>
             <w:webHidden/>
           </w:rPr>
-          <w:t>21</w:t>
+          <w:t>20</w:t>
         </w:r>
         <w:r>
           <w:rPr>
@@ -1137,14 +1138,14 @@
           <w:tab w:val="right" w:leader="dot" w:pos="9962"/>
         </w:tabs>
         <w:rPr>
-          <w:rFonts w:asciiTheme="minorHAnsi" w:hAnsiTheme="minorHAnsi" w:eastAsiaTheme="minorEastAsia" w:cstheme="minorBidi"/>
+          <w:rFonts w:asciiTheme="minorHAnsi" w:eastAsiaTheme="minorEastAsia" w:hAnsiTheme="minorHAnsi" w:cstheme="minorBidi"/>
           <w:noProof/>
           <w:kern w:val="0"/>
           <w:sz w:val="22"/>
           <w:lang w:eastAsia="es-CO"/>
         </w:rPr>
       </w:pPr>
-      <w:hyperlink w:history="1" w:anchor="_Toc232088322">
+      <w:hyperlink w:anchor="_Toc233035050" w:history="1">
         <w:r>
           <w:rPr>
             <w:rStyle w:val="Hipervnculo"/>
@@ -1154,7 +1155,7 @@
         </w:r>
         <w:r>
           <w:rPr>
-            <w:rFonts w:asciiTheme="minorHAnsi" w:hAnsiTheme="minorHAnsi" w:eastAsiaTheme="minorEastAsia" w:cstheme="minorBidi"/>
+            <w:rFonts w:asciiTheme="minorHAnsi" w:eastAsiaTheme="minorEastAsia" w:hAnsiTheme="minorHAnsi" w:cstheme="minorBidi"/>
             <w:noProof/>
             <w:kern w:val="0"/>
             <w:sz w:val="22"/>
@@ -1188,7 +1189,7 @@
             <w:noProof/>
             <w:webHidden/>
           </w:rPr>
-          <w:instrText xml:space="preserve"> PAGEREF _Toc232088322 \h </w:instrText>
+          <w:instrText xml:space="preserve"> PAGEREF _Toc233035050 \h </w:instrText>
         </w:r>
         <w:r>
           <w:rPr>
@@ -1208,7 +1209,7 @@
             <w:noProof/>
             <w:webHidden/>
           </w:rPr>
-          <w:t>23</w:t>
+          <w:t>22</w:t>
         </w:r>
         <w:r>
           <w:rPr>
@@ -1227,14 +1228,14 @@
           <w:tab w:val="right" w:leader="dot" w:pos="9962"/>
         </w:tabs>
         <w:rPr>
-          <w:rFonts w:asciiTheme="minorHAnsi" w:hAnsiTheme="minorHAnsi" w:eastAsiaTheme="minorEastAsia" w:cstheme="minorBidi"/>
+          <w:rFonts w:asciiTheme="minorHAnsi" w:eastAsiaTheme="minorEastAsia" w:hAnsiTheme="minorHAnsi" w:cstheme="minorBidi"/>
           <w:noProof/>
           <w:kern w:val="0"/>
           <w:sz w:val="22"/>
           <w:lang w:eastAsia="es-CO"/>
         </w:rPr>
       </w:pPr>
-      <w:hyperlink w:history="1" w:anchor="_Toc232088323">
+      <w:hyperlink w:anchor="_Toc233035051" w:history="1">
         <w:r>
           <w:rPr>
             <w:rStyle w:val="Hipervnculo"/>
@@ -1244,7 +1245,7 @@
         </w:r>
         <w:r>
           <w:rPr>
-            <w:rFonts w:asciiTheme="minorHAnsi" w:hAnsiTheme="minorHAnsi" w:eastAsiaTheme="minorEastAsia" w:cstheme="minorBidi"/>
+            <w:rFonts w:asciiTheme="minorHAnsi" w:eastAsiaTheme="minorEastAsia" w:hAnsiTheme="minorHAnsi" w:cstheme="minorBidi"/>
             <w:noProof/>
             <w:kern w:val="0"/>
             <w:sz w:val="22"/>
@@ -1278,7 +1279,7 @@
             <w:noProof/>
             <w:webHidden/>
           </w:rPr>
-          <w:instrText xml:space="preserve"> PAGEREF _Toc232088323 \h </w:instrText>
+          <w:instrText xml:space="preserve"> PAGEREF _Toc233035051 \h </w:instrText>
         </w:r>
         <w:r>
           <w:rPr>
@@ -1298,7 +1299,7 @@
             <w:noProof/>
             <w:webHidden/>
           </w:rPr>
-          <w:t>31</w:t>
+          <w:t>30</w:t>
         </w:r>
         <w:r>
           <w:rPr>
@@ -1317,14 +1318,14 @@
           <w:tab w:val="right" w:leader="dot" w:pos="9962"/>
         </w:tabs>
         <w:rPr>
-          <w:rFonts w:asciiTheme="minorHAnsi" w:hAnsiTheme="minorHAnsi" w:eastAsiaTheme="minorEastAsia" w:cstheme="minorBidi"/>
+          <w:rFonts w:asciiTheme="minorHAnsi" w:eastAsiaTheme="minorEastAsia" w:hAnsiTheme="minorHAnsi" w:cstheme="minorBidi"/>
           <w:noProof/>
           <w:kern w:val="0"/>
           <w:sz w:val="22"/>
           <w:lang w:eastAsia="es-CO"/>
         </w:rPr>
       </w:pPr>
-      <w:hyperlink w:history="1" w:anchor="_Toc232088325">
+      <w:hyperlink w:anchor="_Toc233035053" w:history="1">
         <w:r>
           <w:rPr>
             <w:rStyle w:val="Hipervnculo"/>
@@ -1334,7 +1335,7 @@
         </w:r>
         <w:r>
           <w:rPr>
-            <w:rFonts w:asciiTheme="minorHAnsi" w:hAnsiTheme="minorHAnsi" w:eastAsiaTheme="minorEastAsia" w:cstheme="minorBidi"/>
+            <w:rFonts w:asciiTheme="minorHAnsi" w:eastAsiaTheme="minorEastAsia" w:hAnsiTheme="minorHAnsi" w:cstheme="minorBidi"/>
             <w:noProof/>
             <w:kern w:val="0"/>
             <w:sz w:val="22"/>
@@ -1368,7 +1369,7 @@
             <w:noProof/>
             <w:webHidden/>
           </w:rPr>
-          <w:instrText xml:space="preserve"> PAGEREF _Toc232088325 \h </w:instrText>
+          <w:instrText xml:space="preserve"> PAGEREF _Toc233035053 \h </w:instrText>
         </w:r>
         <w:r>
           <w:rPr>
@@ -1388,7 +1389,7 @@
             <w:noProof/>
             <w:webHidden/>
           </w:rPr>
-          <w:t>37</w:t>
+          <w:t>36</w:t>
         </w:r>
         <w:r>
           <w:rPr>
@@ -1407,14 +1408,14 @@
           <w:tab w:val="right" w:leader="dot" w:pos="9962"/>
         </w:tabs>
         <w:rPr>
-          <w:rFonts w:asciiTheme="minorHAnsi" w:hAnsiTheme="minorHAnsi" w:eastAsiaTheme="minorEastAsia" w:cstheme="minorBidi"/>
+          <w:rFonts w:asciiTheme="minorHAnsi" w:eastAsiaTheme="minorEastAsia" w:hAnsiTheme="minorHAnsi" w:cstheme="minorBidi"/>
           <w:noProof/>
           <w:kern w:val="0"/>
           <w:sz w:val="22"/>
           <w:lang w:eastAsia="es-CO"/>
         </w:rPr>
       </w:pPr>
-      <w:hyperlink w:history="1" w:anchor="_Toc232088326">
+      <w:hyperlink w:anchor="_Toc233035054" w:history="1">
         <w:r>
           <w:rPr>
             <w:rStyle w:val="Hipervnculo"/>
@@ -1424,7 +1425,7 @@
         </w:r>
         <w:r>
           <w:rPr>
-            <w:rFonts w:asciiTheme="minorHAnsi" w:hAnsiTheme="minorHAnsi" w:eastAsiaTheme="minorEastAsia" w:cstheme="minorBidi"/>
+            <w:rFonts w:asciiTheme="minorHAnsi" w:eastAsiaTheme="minorEastAsia" w:hAnsiTheme="minorHAnsi" w:cstheme="minorBidi"/>
             <w:noProof/>
             <w:kern w:val="0"/>
             <w:sz w:val="22"/>
@@ -1458,7 +1459,7 @@
             <w:noProof/>
             <w:webHidden/>
           </w:rPr>
-          <w:instrText xml:space="preserve"> PAGEREF _Toc232088326 \h </w:instrText>
+          <w:instrText xml:space="preserve"> PAGEREF _Toc233035054 \h </w:instrText>
         </w:r>
         <w:r>
           <w:rPr>
@@ -1478,7 +1479,7 @@
             <w:noProof/>
             <w:webHidden/>
           </w:rPr>
-          <w:t>46</w:t>
+          <w:t>45</w:t>
         </w:r>
         <w:r>
           <w:rPr>
@@ -1497,14 +1498,14 @@
           <w:tab w:val="right" w:leader="dot" w:pos="9962"/>
         </w:tabs>
         <w:rPr>
-          <w:rFonts w:asciiTheme="minorHAnsi" w:hAnsiTheme="minorHAnsi" w:eastAsiaTheme="minorEastAsia" w:cstheme="minorBidi"/>
+          <w:rFonts w:asciiTheme="minorHAnsi" w:eastAsiaTheme="minorEastAsia" w:hAnsiTheme="minorHAnsi" w:cstheme="minorBidi"/>
           <w:noProof/>
           <w:kern w:val="0"/>
           <w:sz w:val="22"/>
           <w:lang w:eastAsia="es-CO"/>
         </w:rPr>
       </w:pPr>
-      <w:hyperlink w:history="1" w:anchor="_Toc232088327">
+      <w:hyperlink w:anchor="_Toc233035055" w:history="1">
         <w:r>
           <w:rPr>
             <w:rStyle w:val="Hipervnculo"/>
@@ -1514,7 +1515,7 @@
         </w:r>
         <w:r>
           <w:rPr>
-            <w:rFonts w:asciiTheme="minorHAnsi" w:hAnsiTheme="minorHAnsi" w:eastAsiaTheme="minorEastAsia" w:cstheme="minorBidi"/>
+            <w:rFonts w:asciiTheme="minorHAnsi" w:eastAsiaTheme="minorEastAsia" w:hAnsiTheme="minorHAnsi" w:cstheme="minorBidi"/>
             <w:noProof/>
             <w:kern w:val="0"/>
             <w:sz w:val="22"/>
@@ -1548,7 +1549,7 @@
             <w:noProof/>
             <w:webHidden/>
           </w:rPr>
-          <w:instrText xml:space="preserve"> PAGEREF _Toc232088327 \h </w:instrText>
+          <w:instrText xml:space="preserve"> PAGEREF _Toc233035055 \h </w:instrText>
         </w:r>
         <w:r>
           <w:rPr>
@@ -1568,7 +1569,7 @@
             <w:noProof/>
             <w:webHidden/>
           </w:rPr>
-          <w:t>53</w:t>
+          <w:t>52</w:t>
         </w:r>
         <w:r>
           <w:rPr>
@@ -1587,14 +1588,14 @@
           <w:tab w:val="right" w:leader="dot" w:pos="9962"/>
         </w:tabs>
         <w:rPr>
-          <w:rFonts w:asciiTheme="minorHAnsi" w:hAnsiTheme="minorHAnsi" w:eastAsiaTheme="minorEastAsia" w:cstheme="minorBidi"/>
+          <w:rFonts w:asciiTheme="minorHAnsi" w:eastAsiaTheme="minorEastAsia" w:hAnsiTheme="minorHAnsi" w:cstheme="minorBidi"/>
           <w:noProof/>
           <w:kern w:val="0"/>
           <w:sz w:val="22"/>
           <w:lang w:eastAsia="es-CO"/>
         </w:rPr>
       </w:pPr>
-      <w:hyperlink w:history="1" w:anchor="_Toc232088328">
+      <w:hyperlink w:anchor="_Toc233035056" w:history="1">
         <w:r>
           <w:rPr>
             <w:rStyle w:val="Hipervnculo"/>
@@ -1604,7 +1605,7 @@
         </w:r>
         <w:r>
           <w:rPr>
-            <w:rFonts w:asciiTheme="minorHAnsi" w:hAnsiTheme="minorHAnsi" w:eastAsiaTheme="minorEastAsia" w:cstheme="minorBidi"/>
+            <w:rFonts w:asciiTheme="minorHAnsi" w:eastAsiaTheme="minorEastAsia" w:hAnsiTheme="minorHAnsi" w:cstheme="minorBidi"/>
             <w:noProof/>
             <w:kern w:val="0"/>
             <w:sz w:val="22"/>
@@ -1638,7 +1639,7 @@
             <w:noProof/>
             <w:webHidden/>
           </w:rPr>
-          <w:instrText xml:space="preserve"> PAGEREF _Toc232088328 \h </w:instrText>
+          <w:instrText xml:space="preserve"> PAGEREF _Toc233035056 \h </w:instrText>
         </w:r>
         <w:r>
           <w:rPr>
@@ -1658,7 +1659,7 @@
             <w:noProof/>
             <w:webHidden/>
           </w:rPr>
-          <w:t>57</w:t>
+          <w:t>56</w:t>
         </w:r>
         <w:r>
           <w:rPr>
@@ -1677,14 +1678,14 @@
           <w:tab w:val="right" w:leader="dot" w:pos="9962"/>
         </w:tabs>
         <w:rPr>
-          <w:rFonts w:asciiTheme="minorHAnsi" w:hAnsiTheme="minorHAnsi" w:eastAsiaTheme="minorEastAsia" w:cstheme="minorBidi"/>
+          <w:rFonts w:asciiTheme="minorHAnsi" w:eastAsiaTheme="minorEastAsia" w:hAnsiTheme="minorHAnsi" w:cstheme="minorBidi"/>
           <w:noProof/>
           <w:kern w:val="0"/>
           <w:sz w:val="22"/>
           <w:lang w:eastAsia="es-CO"/>
         </w:rPr>
       </w:pPr>
-      <w:hyperlink w:history="1" w:anchor="_Toc232088329">
+      <w:hyperlink w:anchor="_Toc233035057" w:history="1">
         <w:r>
           <w:rPr>
             <w:rStyle w:val="Hipervnculo"/>
@@ -1694,7 +1695,7 @@
         </w:r>
         <w:r>
           <w:rPr>
-            <w:rFonts w:asciiTheme="minorHAnsi" w:hAnsiTheme="minorHAnsi" w:eastAsiaTheme="minorEastAsia" w:cstheme="minorBidi"/>
+            <w:rFonts w:asciiTheme="minorHAnsi" w:eastAsiaTheme="minorEastAsia" w:hAnsiTheme="minorHAnsi" w:cstheme="minorBidi"/>
             <w:noProof/>
             <w:kern w:val="0"/>
             <w:sz w:val="22"/>
@@ -1728,7 +1729,7 @@
             <w:noProof/>
             <w:webHidden/>
           </w:rPr>
-          <w:instrText xml:space="preserve"> PAGEREF _Toc232088329 \h </w:instrText>
+          <w:instrText xml:space="preserve"> PAGEREF _Toc233035057 \h </w:instrText>
         </w:r>
         <w:r>
           <w:rPr>
@@ -1748,7 +1749,7 @@
             <w:noProof/>
             <w:webHidden/>
           </w:rPr>
-          <w:t>60</w:t>
+          <w:t>59</w:t>
         </w:r>
         <w:r>
           <w:rPr>
@@ -1767,14 +1768,14 @@
           <w:tab w:val="right" w:leader="dot" w:pos="9962"/>
         </w:tabs>
         <w:rPr>
-          <w:rFonts w:asciiTheme="minorHAnsi" w:hAnsiTheme="minorHAnsi" w:eastAsiaTheme="minorEastAsia" w:cstheme="minorBidi"/>
+          <w:rFonts w:asciiTheme="minorHAnsi" w:eastAsiaTheme="minorEastAsia" w:hAnsiTheme="minorHAnsi" w:cstheme="minorBidi"/>
           <w:noProof/>
           <w:kern w:val="0"/>
           <w:sz w:val="22"/>
           <w:lang w:eastAsia="es-CO"/>
         </w:rPr>
       </w:pPr>
-      <w:hyperlink w:history="1" w:anchor="_Toc232088330">
+      <w:hyperlink w:anchor="_Toc233035058" w:history="1">
         <w:r>
           <w:rPr>
             <w:rStyle w:val="Hipervnculo"/>
@@ -1784,7 +1785,7 @@
         </w:r>
         <w:r>
           <w:rPr>
-            <w:rFonts w:asciiTheme="minorHAnsi" w:hAnsiTheme="minorHAnsi" w:eastAsiaTheme="minorEastAsia" w:cstheme="minorBidi"/>
+            <w:rFonts w:asciiTheme="minorHAnsi" w:eastAsiaTheme="minorEastAsia" w:hAnsiTheme="minorHAnsi" w:cstheme="minorBidi"/>
             <w:noProof/>
             <w:kern w:val="0"/>
             <w:sz w:val="22"/>
@@ -1818,7 +1819,7 @@
             <w:noProof/>
             <w:webHidden/>
           </w:rPr>
-          <w:instrText xml:space="preserve"> PAGEREF _Toc232088330 \h </w:instrText>
+          <w:instrText xml:space="preserve"> PAGEREF _Toc233035058 \h </w:instrText>
         </w:r>
         <w:r>
           <w:rPr>
@@ -1838,7 +1839,7 @@
             <w:noProof/>
             <w:webHidden/>
           </w:rPr>
-          <w:t>63</w:t>
+          <w:t>62</w:t>
         </w:r>
         <w:r>
           <w:rPr>
@@ -1857,14 +1858,14 @@
           <w:tab w:val="right" w:leader="dot" w:pos="9962"/>
         </w:tabs>
         <w:rPr>
-          <w:rFonts w:asciiTheme="minorHAnsi" w:hAnsiTheme="minorHAnsi" w:eastAsiaTheme="minorEastAsia" w:cstheme="minorBidi"/>
+          <w:rFonts w:asciiTheme="minorHAnsi" w:eastAsiaTheme="minorEastAsia" w:hAnsiTheme="minorHAnsi" w:cstheme="minorBidi"/>
           <w:noProof/>
           <w:kern w:val="0"/>
           <w:sz w:val="22"/>
           <w:lang w:eastAsia="es-CO"/>
         </w:rPr>
       </w:pPr>
-      <w:hyperlink w:history="1" w:anchor="_Toc232088332">
+      <w:hyperlink w:anchor="_Toc233035060" w:history="1">
         <w:r>
           <w:rPr>
             <w:rStyle w:val="Hipervnculo"/>
@@ -1874,7 +1875,7 @@
         </w:r>
         <w:r>
           <w:rPr>
-            <w:rFonts w:asciiTheme="minorHAnsi" w:hAnsiTheme="minorHAnsi" w:eastAsiaTheme="minorEastAsia" w:cstheme="minorBidi"/>
+            <w:rFonts w:asciiTheme="minorHAnsi" w:eastAsiaTheme="minorEastAsia" w:hAnsiTheme="minorHAnsi" w:cstheme="minorBidi"/>
             <w:noProof/>
             <w:kern w:val="0"/>
             <w:sz w:val="22"/>
@@ -1908,7 +1909,7 @@
             <w:noProof/>
             <w:webHidden/>
           </w:rPr>
-          <w:instrText xml:space="preserve"> PAGEREF _Toc232088332 \h </w:instrText>
+          <w:instrText xml:space="preserve"> PAGEREF _Toc233035060 \h </w:instrText>
         </w:r>
         <w:r>
           <w:rPr>
@@ -1928,7 +1929,7 @@
             <w:noProof/>
             <w:webHidden/>
           </w:rPr>
-          <w:t>66</w:t>
+          <w:t>65</w:t>
         </w:r>
         <w:r>
           <w:rPr>
@@ -1947,14 +1948,14 @@
           <w:tab w:val="right" w:leader="dot" w:pos="9962"/>
         </w:tabs>
         <w:rPr>
-          <w:rFonts w:asciiTheme="minorHAnsi" w:hAnsiTheme="minorHAnsi" w:eastAsiaTheme="minorEastAsia" w:cstheme="minorBidi"/>
+          <w:rFonts w:asciiTheme="minorHAnsi" w:eastAsiaTheme="minorEastAsia" w:hAnsiTheme="minorHAnsi" w:cstheme="minorBidi"/>
           <w:noProof/>
           <w:kern w:val="0"/>
           <w:sz w:val="22"/>
           <w:lang w:eastAsia="es-CO"/>
         </w:rPr>
       </w:pPr>
-      <w:hyperlink w:history="1" w:anchor="_Toc232088333">
+      <w:hyperlink w:anchor="_Toc233035061" w:history="1">
         <w:r>
           <w:rPr>
             <w:rStyle w:val="Hipervnculo"/>
@@ -1964,7 +1965,7 @@
         </w:r>
         <w:r>
           <w:rPr>
-            <w:rFonts w:asciiTheme="minorHAnsi" w:hAnsiTheme="minorHAnsi" w:eastAsiaTheme="minorEastAsia" w:cstheme="minorBidi"/>
+            <w:rFonts w:asciiTheme="minorHAnsi" w:eastAsiaTheme="minorEastAsia" w:hAnsiTheme="minorHAnsi" w:cstheme="minorBidi"/>
             <w:noProof/>
             <w:kern w:val="0"/>
             <w:sz w:val="22"/>
@@ -1998,7 +1999,7 @@
             <w:noProof/>
             <w:webHidden/>
           </w:rPr>
-          <w:instrText xml:space="preserve"> PAGEREF _Toc232088333 \h </w:instrText>
+          <w:instrText xml:space="preserve"> PAGEREF _Toc233035061 \h </w:instrText>
         </w:r>
         <w:r>
           <w:rPr>
@@ -2018,7 +2019,7 @@
             <w:noProof/>
             <w:webHidden/>
           </w:rPr>
-          <w:t>70</w:t>
+          <w:t>69</w:t>
         </w:r>
         <w:r>
           <w:rPr>
@@ -2037,14 +2038,14 @@
           <w:tab w:val="right" w:leader="dot" w:pos="9962"/>
         </w:tabs>
         <w:rPr>
-          <w:rFonts w:asciiTheme="minorHAnsi" w:hAnsiTheme="minorHAnsi" w:eastAsiaTheme="minorEastAsia" w:cstheme="minorBidi"/>
+          <w:rFonts w:asciiTheme="minorHAnsi" w:eastAsiaTheme="minorEastAsia" w:hAnsiTheme="minorHAnsi" w:cstheme="minorBidi"/>
           <w:noProof/>
           <w:kern w:val="0"/>
           <w:sz w:val="22"/>
           <w:lang w:eastAsia="es-CO"/>
         </w:rPr>
       </w:pPr>
-      <w:hyperlink w:history="1" w:anchor="_Toc232088334">
+      <w:hyperlink w:anchor="_Toc233035062" w:history="1">
         <w:r>
           <w:rPr>
             <w:rStyle w:val="Hipervnculo"/>
@@ -2054,7 +2055,7 @@
         </w:r>
         <w:r>
           <w:rPr>
-            <w:rFonts w:asciiTheme="minorHAnsi" w:hAnsiTheme="minorHAnsi" w:eastAsiaTheme="minorEastAsia" w:cstheme="minorBidi"/>
+            <w:rFonts w:asciiTheme="minorHAnsi" w:eastAsiaTheme="minorEastAsia" w:hAnsiTheme="minorHAnsi" w:cstheme="minorBidi"/>
             <w:noProof/>
             <w:kern w:val="0"/>
             <w:sz w:val="22"/>
@@ -2088,7 +2089,7 @@
             <w:noProof/>
             <w:webHidden/>
           </w:rPr>
-          <w:instrText xml:space="preserve"> PAGEREF _Toc232088334 \h </w:instrText>
+          <w:instrText xml:space="preserve"> PAGEREF _Toc233035062 \h </w:instrText>
         </w:r>
         <w:r>
           <w:rPr>
@@ -2108,7 +2109,7 @@
             <w:noProof/>
             <w:webHidden/>
           </w:rPr>
-          <w:t>74</w:t>
+          <w:t>73</w:t>
         </w:r>
         <w:r>
           <w:rPr>
@@ -2127,14 +2128,14 @@
           <w:tab w:val="right" w:leader="dot" w:pos="9962"/>
         </w:tabs>
         <w:rPr>
-          <w:rFonts w:asciiTheme="minorHAnsi" w:hAnsiTheme="minorHAnsi" w:eastAsiaTheme="minorEastAsia" w:cstheme="minorBidi"/>
+          <w:rFonts w:asciiTheme="minorHAnsi" w:eastAsiaTheme="minorEastAsia" w:hAnsiTheme="minorHAnsi" w:cstheme="minorBidi"/>
           <w:noProof/>
           <w:kern w:val="0"/>
           <w:sz w:val="22"/>
           <w:lang w:eastAsia="es-CO"/>
         </w:rPr>
       </w:pPr>
-      <w:hyperlink w:history="1" w:anchor="_Toc232088335">
+      <w:hyperlink w:anchor="_Toc233035063" w:history="1">
         <w:r>
           <w:rPr>
             <w:rStyle w:val="Hipervnculo"/>
@@ -2144,7 +2145,7 @@
         </w:r>
         <w:r>
           <w:rPr>
-            <w:rFonts w:asciiTheme="minorHAnsi" w:hAnsiTheme="minorHAnsi" w:eastAsiaTheme="minorEastAsia" w:cstheme="minorBidi"/>
+            <w:rFonts w:asciiTheme="minorHAnsi" w:eastAsiaTheme="minorEastAsia" w:hAnsiTheme="minorHAnsi" w:cstheme="minorBidi"/>
             <w:noProof/>
             <w:kern w:val="0"/>
             <w:sz w:val="22"/>
@@ -2178,7 +2179,7 @@
             <w:noProof/>
             <w:webHidden/>
           </w:rPr>
-          <w:instrText xml:space="preserve"> PAGEREF _Toc232088335 \h </w:instrText>
+          <w:instrText xml:space="preserve"> PAGEREF _Toc233035063 \h </w:instrText>
         </w:r>
         <w:r>
           <w:rPr>
@@ -2198,7 +2199,7 @@
             <w:noProof/>
             <w:webHidden/>
           </w:rPr>
-          <w:t>77</w:t>
+          <w:t>76</w:t>
         </w:r>
         <w:r>
           <w:rPr>
@@ -2217,14 +2218,14 @@
           <w:tab w:val="right" w:leader="dot" w:pos="9962"/>
         </w:tabs>
         <w:rPr>
-          <w:rFonts w:asciiTheme="minorHAnsi" w:hAnsiTheme="minorHAnsi" w:eastAsiaTheme="minorEastAsia" w:cstheme="minorBidi"/>
+          <w:rFonts w:asciiTheme="minorHAnsi" w:eastAsiaTheme="minorEastAsia" w:hAnsiTheme="minorHAnsi" w:cstheme="minorBidi"/>
           <w:noProof/>
           <w:kern w:val="0"/>
           <w:sz w:val="22"/>
           <w:lang w:eastAsia="es-CO"/>
         </w:rPr>
       </w:pPr>
-      <w:hyperlink w:history="1" w:anchor="_Toc232088337">
+      <w:hyperlink w:anchor="_Toc233035065" w:history="1">
         <w:r>
           <w:rPr>
             <w:rStyle w:val="Hipervnculo"/>
@@ -2234,7 +2235,7 @@
         </w:r>
         <w:r>
           <w:rPr>
-            <w:rFonts w:asciiTheme="minorHAnsi" w:hAnsiTheme="minorHAnsi" w:eastAsiaTheme="minorEastAsia" w:cstheme="minorBidi"/>
+            <w:rFonts w:asciiTheme="minorHAnsi" w:eastAsiaTheme="minorEastAsia" w:hAnsiTheme="minorHAnsi" w:cstheme="minorBidi"/>
             <w:noProof/>
             <w:kern w:val="0"/>
             <w:sz w:val="22"/>
@@ -2268,7 +2269,7 @@
             <w:noProof/>
             <w:webHidden/>
           </w:rPr>
-          <w:instrText xml:space="preserve"> PAGEREF _Toc232088337 \h </w:instrText>
+          <w:instrText xml:space="preserve"> PAGEREF _Toc233035065 \h </w:instrText>
         </w:r>
         <w:r>
           <w:rPr>
@@ -2288,7 +2289,7 @@
             <w:noProof/>
             <w:webHidden/>
           </w:rPr>
-          <w:t>78</w:t>
+          <w:t>77</w:t>
         </w:r>
         <w:r>
           <w:rPr>
@@ -2307,14 +2308,14 @@
           <w:tab w:val="right" w:leader="dot" w:pos="9962"/>
         </w:tabs>
         <w:rPr>
-          <w:rFonts w:asciiTheme="minorHAnsi" w:hAnsiTheme="minorHAnsi" w:eastAsiaTheme="minorEastAsia" w:cstheme="minorBidi"/>
+          <w:rFonts w:asciiTheme="minorHAnsi" w:eastAsiaTheme="minorEastAsia" w:hAnsiTheme="minorHAnsi" w:cstheme="minorBidi"/>
           <w:noProof/>
           <w:kern w:val="0"/>
           <w:sz w:val="22"/>
           <w:lang w:eastAsia="es-CO"/>
         </w:rPr>
       </w:pPr>
-      <w:hyperlink w:history="1" w:anchor="_Toc232088338">
+      <w:hyperlink w:anchor="_Toc233035066" w:history="1">
         <w:r>
           <w:rPr>
             <w:rStyle w:val="Hipervnculo"/>
@@ -2324,7 +2325,7 @@
         </w:r>
         <w:r>
           <w:rPr>
-            <w:rFonts w:asciiTheme="minorHAnsi" w:hAnsiTheme="minorHAnsi" w:eastAsiaTheme="minorEastAsia" w:cstheme="minorBidi"/>
+            <w:rFonts w:asciiTheme="minorHAnsi" w:eastAsiaTheme="minorEastAsia" w:hAnsiTheme="minorHAnsi" w:cstheme="minorBidi"/>
             <w:noProof/>
             <w:kern w:val="0"/>
             <w:sz w:val="22"/>
@@ -2358,7 +2359,7 @@
             <w:noProof/>
             <w:webHidden/>
           </w:rPr>
-          <w:instrText xml:space="preserve"> PAGEREF _Toc232088338 \h </w:instrText>
+          <w:instrText xml:space="preserve"> PAGEREF _Toc233035066 \h </w:instrText>
         </w:r>
         <w:r>
           <w:rPr>
@@ -2378,7 +2379,7 @@
             <w:noProof/>
             <w:webHidden/>
           </w:rPr>
-          <w:t>80</w:t>
+          <w:t>79</w:t>
         </w:r>
         <w:r>
           <w:rPr>
@@ -2397,14 +2398,14 @@
           <w:tab w:val="right" w:leader="dot" w:pos="9962"/>
         </w:tabs>
         <w:rPr>
-          <w:rFonts w:asciiTheme="minorHAnsi" w:hAnsiTheme="minorHAnsi" w:eastAsiaTheme="minorEastAsia" w:cstheme="minorBidi"/>
+          <w:rFonts w:asciiTheme="minorHAnsi" w:eastAsiaTheme="minorEastAsia" w:hAnsiTheme="minorHAnsi" w:cstheme="minorBidi"/>
           <w:noProof/>
           <w:kern w:val="0"/>
           <w:sz w:val="22"/>
           <w:lang w:eastAsia="es-CO"/>
         </w:rPr>
       </w:pPr>
-      <w:hyperlink w:history="1" w:anchor="_Toc232088339">
+      <w:hyperlink w:anchor="_Toc233035067" w:history="1">
         <w:r>
           <w:rPr>
             <w:rStyle w:val="Hipervnculo"/>
@@ -2414,7 +2415,7 @@
         </w:r>
         <w:r>
           <w:rPr>
-            <w:rFonts w:asciiTheme="minorHAnsi" w:hAnsiTheme="minorHAnsi" w:eastAsiaTheme="minorEastAsia" w:cstheme="minorBidi"/>
+            <w:rFonts w:asciiTheme="minorHAnsi" w:eastAsiaTheme="minorEastAsia" w:hAnsiTheme="minorHAnsi" w:cstheme="minorBidi"/>
             <w:noProof/>
             <w:kern w:val="0"/>
             <w:sz w:val="22"/>
@@ -2448,7 +2449,7 @@
             <w:noProof/>
             <w:webHidden/>
           </w:rPr>
-          <w:instrText xml:space="preserve"> PAGEREF _Toc232088339 \h </w:instrText>
+          <w:instrText xml:space="preserve"> PAGEREF _Toc233035067 \h </w:instrText>
         </w:r>
         <w:r>
           <w:rPr>
@@ -2468,7 +2469,7 @@
             <w:noProof/>
             <w:webHidden/>
           </w:rPr>
-          <w:t>87</w:t>
+          <w:t>86</w:t>
         </w:r>
         <w:r>
           <w:rPr>
@@ -2487,14 +2488,14 @@
           <w:tab w:val="right" w:leader="dot" w:pos="9962"/>
         </w:tabs>
         <w:rPr>
-          <w:rFonts w:asciiTheme="minorHAnsi" w:hAnsiTheme="minorHAnsi" w:eastAsiaTheme="minorEastAsia" w:cstheme="minorBidi"/>
+          <w:rFonts w:asciiTheme="minorHAnsi" w:eastAsiaTheme="minorEastAsia" w:hAnsiTheme="minorHAnsi" w:cstheme="minorBidi"/>
           <w:noProof/>
           <w:kern w:val="0"/>
           <w:sz w:val="22"/>
           <w:lang w:eastAsia="es-CO"/>
         </w:rPr>
       </w:pPr>
-      <w:hyperlink w:history="1" w:anchor="_Toc232088340">
+      <w:hyperlink w:anchor="_Toc233035068" w:history="1">
         <w:r>
           <w:rPr>
             <w:rStyle w:val="Hipervnculo"/>
@@ -2504,7 +2505,7 @@
         </w:r>
         <w:r>
           <w:rPr>
-            <w:rFonts w:asciiTheme="minorHAnsi" w:hAnsiTheme="minorHAnsi" w:eastAsiaTheme="minorEastAsia" w:cstheme="minorBidi"/>
+            <w:rFonts w:asciiTheme="minorHAnsi" w:eastAsiaTheme="minorEastAsia" w:hAnsiTheme="minorHAnsi" w:cstheme="minorBidi"/>
             <w:noProof/>
             <w:kern w:val="0"/>
             <w:sz w:val="22"/>
@@ -2538,7 +2539,7 @@
             <w:noProof/>
             <w:webHidden/>
           </w:rPr>
-          <w:instrText xml:space="preserve"> PAGEREF _Toc232088340 \h </w:instrText>
+          <w:instrText xml:space="preserve"> PAGEREF _Toc233035068 \h </w:instrText>
         </w:r>
         <w:r>
           <w:rPr>
@@ -2558,7 +2559,7 @@
             <w:noProof/>
             <w:webHidden/>
           </w:rPr>
-          <w:t>96</w:t>
+          <w:t>95</w:t>
         </w:r>
         <w:r>
           <w:rPr>
@@ -2576,14 +2577,14 @@
           <w:tab w:val="right" w:leader="dot" w:pos="9962"/>
         </w:tabs>
         <w:rPr>
-          <w:rFonts w:asciiTheme="minorHAnsi" w:hAnsiTheme="minorHAnsi" w:eastAsiaTheme="minorEastAsia" w:cstheme="minorBidi"/>
+          <w:rFonts w:asciiTheme="minorHAnsi" w:eastAsiaTheme="minorEastAsia" w:hAnsiTheme="minorHAnsi" w:cstheme="minorBidi"/>
           <w:noProof/>
           <w:kern w:val="0"/>
           <w:sz w:val="22"/>
           <w:lang w:eastAsia="es-CO"/>
         </w:rPr>
       </w:pPr>
-      <w:hyperlink w:history="1" w:anchor="_Toc232088341">
+      <w:hyperlink w:anchor="_Toc233035069" w:history="1">
         <w:r>
           <w:rPr>
             <w:rStyle w:val="Hipervnculo"/>
@@ -2610,7 +2611,7 @@
             <w:noProof/>
             <w:webHidden/>
           </w:rPr>
-          <w:instrText xml:space="preserve"> PAGEREF _Toc232088341 \h </w:instrText>
+          <w:instrText xml:space="preserve"> PAGEREF _Toc233035069 \h </w:instrText>
         </w:r>
         <w:r>
           <w:rPr>
@@ -2630,7 +2631,7 @@
             <w:noProof/>
             <w:webHidden/>
           </w:rPr>
-          <w:t>100</w:t>
+          <w:t>99</w:t>
         </w:r>
         <w:r>
           <w:rPr>
@@ -2648,14 +2649,14 @@
           <w:tab w:val="right" w:leader="dot" w:pos="9962"/>
         </w:tabs>
         <w:rPr>
-          <w:rFonts w:asciiTheme="minorHAnsi" w:hAnsiTheme="minorHAnsi" w:eastAsiaTheme="minorEastAsia" w:cstheme="minorBidi"/>
+          <w:rFonts w:asciiTheme="minorHAnsi" w:eastAsiaTheme="minorEastAsia" w:hAnsiTheme="minorHAnsi" w:cstheme="minorBidi"/>
           <w:noProof/>
           <w:kern w:val="0"/>
           <w:sz w:val="22"/>
           <w:lang w:eastAsia="es-CO"/>
         </w:rPr>
       </w:pPr>
-      <w:hyperlink w:history="1" w:anchor="_Toc232088342">
+      <w:hyperlink w:anchor="_Toc233035070" w:history="1">
         <w:r>
           <w:rPr>
             <w:rStyle w:val="Hipervnculo"/>
@@ -2682,7 +2683,7 @@
             <w:noProof/>
             <w:webHidden/>
           </w:rPr>
-          <w:instrText xml:space="preserve"> PAGEREF _Toc232088342 \h </w:instrText>
+          <w:instrText xml:space="preserve"> PAGEREF _Toc233035070 \h </w:instrText>
         </w:r>
         <w:r>
           <w:rPr>
@@ -2702,7 +2703,7 @@
             <w:noProof/>
             <w:webHidden/>
           </w:rPr>
-          <w:t>102</w:t>
+          <w:t>101</w:t>
         </w:r>
         <w:r>
           <w:rPr>
@@ -2720,14 +2721,14 @@
           <w:tab w:val="right" w:leader="dot" w:pos="9962"/>
         </w:tabs>
         <w:rPr>
-          <w:rFonts w:asciiTheme="minorHAnsi" w:hAnsiTheme="minorHAnsi" w:eastAsiaTheme="minorEastAsia" w:cstheme="minorBidi"/>
+          <w:rFonts w:asciiTheme="minorHAnsi" w:eastAsiaTheme="minorEastAsia" w:hAnsiTheme="minorHAnsi" w:cstheme="minorBidi"/>
           <w:noProof/>
           <w:kern w:val="0"/>
           <w:sz w:val="22"/>
           <w:lang w:eastAsia="es-CO"/>
         </w:rPr>
       </w:pPr>
-      <w:hyperlink w:history="1" w:anchor="_Toc232088343">
+      <w:hyperlink w:anchor="_Toc233035071" w:history="1">
         <w:r>
           <w:rPr>
             <w:rStyle w:val="Hipervnculo"/>
@@ -2755,7 +2756,79 @@
             <w:noProof/>
             <w:webHidden/>
           </w:rPr>
-          <w:instrText xml:space="preserve"> PAGEREF _Toc232088343 \h </w:instrText>
+          <w:instrText xml:space="preserve"> PAGEREF _Toc233035071 \h </w:instrText>
+        </w:r>
+        <w:r>
+          <w:rPr>
+            <w:noProof/>
+            <w:webHidden/>
+          </w:rPr>
+        </w:r>
+        <w:r>
+          <w:rPr>
+            <w:noProof/>
+            <w:webHidden/>
+          </w:rPr>
+          <w:fldChar w:fldCharType="separate"/>
+        </w:r>
+        <w:r>
+          <w:rPr>
+            <w:noProof/>
+            <w:webHidden/>
+          </w:rPr>
+          <w:t>103</w:t>
+        </w:r>
+        <w:r>
+          <w:rPr>
+            <w:noProof/>
+            <w:webHidden/>
+          </w:rPr>
+          <w:fldChar w:fldCharType="end"/>
+        </w:r>
+      </w:hyperlink>
+    </w:p>
+    <w:p>
+      <w:pPr>
+        <w:pStyle w:val="TDC1"/>
+        <w:tabs>
+          <w:tab w:val="right" w:leader="dot" w:pos="9962"/>
+        </w:tabs>
+        <w:rPr>
+          <w:rFonts w:asciiTheme="minorHAnsi" w:eastAsiaTheme="minorEastAsia" w:hAnsiTheme="minorHAnsi" w:cstheme="minorBidi"/>
+          <w:noProof/>
+          <w:kern w:val="0"/>
+          <w:sz w:val="22"/>
+          <w:lang w:eastAsia="es-CO"/>
+        </w:rPr>
+      </w:pPr>
+      <w:hyperlink w:anchor="_Toc233035072" w:history="1">
+        <w:r>
+          <w:rPr>
+            <w:rStyle w:val="Hipervnculo"/>
+            <w:noProof/>
+          </w:rPr>
+          <w:t>Créditos</w:t>
+        </w:r>
+        <w:r>
+          <w:rPr>
+            <w:noProof/>
+            <w:webHidden/>
+          </w:rPr>
+          <w:tab/>
+        </w:r>
+        <w:r>
+          <w:rPr>
+            <w:noProof/>
+            <w:webHidden/>
+          </w:rPr>
+          <w:fldChar w:fldCharType="begin"/>
+        </w:r>
+        <w:r>
+          <w:rPr>
+            <w:noProof/>
+            <w:webHidden/>
+          </w:rPr>
+          <w:instrText xml:space="preserve"> PAGEREF _Toc233035072 \h </w:instrText>
         </w:r>
         <w:r>
           <w:rPr>
@@ -2788,88 +2861,17 @@
     </w:p>
     <w:p>
       <w:pPr>
-        <w:pStyle w:val="TDC1"/>
-        <w:tabs>
-          <w:tab w:val="right" w:leader="dot" w:pos="9962"/>
-        </w:tabs>
-        <w:rPr>
-          <w:rFonts w:asciiTheme="minorHAnsi" w:hAnsiTheme="minorHAnsi" w:eastAsiaTheme="minorEastAsia" w:cstheme="minorBidi"/>
-          <w:noProof/>
-          <w:kern w:val="0"/>
-          <w:sz w:val="22"/>
-          <w:lang w:eastAsia="es-CO"/>
-        </w:rPr>
-      </w:pPr>
-      <w:hyperlink w:history="1" w:anchor="_Toc232088344">
-        <w:r>
-          <w:rPr>
-            <w:rStyle w:val="Hipervnculo"/>
-            <w:noProof/>
-          </w:rPr>
-          <w:t>Créditos</w:t>
-        </w:r>
-        <w:r>
-          <w:rPr>
-            <w:noProof/>
-            <w:webHidden/>
-          </w:rPr>
-          <w:tab/>
-        </w:r>
-        <w:r>
-          <w:rPr>
-            <w:noProof/>
-            <w:webHidden/>
-          </w:rPr>
-          <w:fldChar w:fldCharType="begin"/>
-        </w:r>
-        <w:r>
-          <w:rPr>
-            <w:noProof/>
-            <w:webHidden/>
-          </w:rPr>
-          <w:instrText xml:space="preserve"> PAGEREF _Toc232088344 \h </w:instrText>
-        </w:r>
-        <w:r>
-          <w:rPr>
-            <w:noProof/>
-            <w:webHidden/>
-          </w:rPr>
-        </w:r>
-        <w:r>
-          <w:rPr>
-            <w:noProof/>
-            <w:webHidden/>
-          </w:rPr>
-          <w:fldChar w:fldCharType="separate"/>
-        </w:r>
-        <w:r>
-          <w:rPr>
-            <w:noProof/>
-            <w:webHidden/>
-          </w:rPr>
-          <w:t>105</w:t>
-        </w:r>
-        <w:r>
-          <w:rPr>
-            <w:noProof/>
-            <w:webHidden/>
-          </w:rPr>
-          <w:fldChar w:fldCharType="end"/>
-        </w:r>
-      </w:hyperlink>
-    </w:p>
-    <w:p>
-      <w:pPr>
         <w:pStyle w:val="Titulosgenerales"/>
       </w:pPr>
       <w:r>
         <w:rPr>
           <w:lang w:val="es-ES"/>
         </w:rPr>
+        <w:lastRenderedPageBreak/>
         <w:fldChar w:fldCharType="end"/>
       </w:r>
-      <w:bookmarkStart w:name="_Toc176443691" w:id="0"/>
-      <w:bookmarkStart w:name="_Toc232088314" w:id="1"/>
+      <w:bookmarkStart w:id="0" w:name="_Toc176443691"/>
+      <w:bookmarkStart w:id="1" w:name="_Toc233035042"/>
       <w:r>
         <w:t>Introducción</w:t>
       </w:r>
@@ -3043,8 +3045,9 @@
       <w:pPr>
         <w:pStyle w:val="Ttulo1"/>
       </w:pPr>
-      <w:bookmarkStart w:name="_Toc232088315" w:id="2"/>
-      <w:r>
+      <w:bookmarkStart w:id="2" w:name="_Toc233035043"/>
+      <w:r>
+        <w:lastRenderedPageBreak/>
         <w:t>Fundamentos de programación</w:t>
       </w:r>
       <w:bookmarkEnd w:id="2"/>
@@ -3155,6 +3158,7 @@
     </w:p>
     <w:p>
       <w:pPr>
+        <w:ind w:firstLine="0"/>
         <w:rPr>
           <w:lang w:eastAsia="es-CO"/>
         </w:rPr>
@@ -3177,6 +3181,7 @@
           <w:b/>
           <w:lang w:eastAsia="es-CO"/>
         </w:rPr>
+        <w:lastRenderedPageBreak/>
         <w:t>Estructuras condicionales</w:t>
       </w:r>
     </w:p>
@@ -3397,6 +3402,7 @@
         <w:rPr>
           <w:lang w:eastAsia="es-CO"/>
         </w:rPr>
+        <w:lastRenderedPageBreak/>
         <w:t>El desarrollo de habilidades en programación también implica el uso de buenas prácticas como la documentación del código, el uso de nombres descriptivos para variables y funciones, y la organización adecuada del proyecto.</w:t>
       </w:r>
     </w:p>
@@ -3415,47 +3421,25 @@
     </w:p>
     <w:p>
       <w:pPr>
+        <w:pStyle w:val="Ttulo2"/>
+      </w:pPr>
+      <w:bookmarkStart w:id="3" w:name="_Toc233035044"/>
+      <w:r>
+        <w:t>Conceptos básicos de programación</w:t>
+      </w:r>
+      <w:bookmarkEnd w:id="3"/>
+    </w:p>
+    <w:p>
+      <w:pPr>
         <w:rPr>
           <w:lang w:eastAsia="es-CO"/>
         </w:rPr>
       </w:pPr>
-    </w:p>
-    <w:p>
-      <w:pPr>
-        <w:pStyle w:val="Ttulo2"/>
-      </w:pPr>
-      <w:bookmarkStart w:name="_Toc232088316" w:id="3"/>
-      <w:r>
-        <w:t>Conceptos básicos de programación</w:t>
-      </w:r>
-      <w:bookmarkEnd w:id="3"/>
-    </w:p>
-    <w:p>
-      <w:pPr>
+      <w:r>
         <w:rPr>
           <w:lang w:eastAsia="es-CO"/>
         </w:rPr>
-      </w:pPr>
-      <w:r>
-        <w:rPr>
-          <w:lang w:eastAsia="es-CO"/>
-        </w:rPr>
         <w:t>Para desglosar un poco esta temática, se invita a acceder a al siguiente video introductorio, en el cual se presentan de manera general los conceptos básicos de la programación. A través de explicaciones claras y ejemplos sencillos, se aborda qué es un programa, cómo se estructuran los algoritmos y cuál es el papel de las variables y los datos, proporcionando una base conceptual para el estudio de la programación:</w:t>
-      </w:r>
-    </w:p>
-    <w:p>
-      <w:pPr>
-        <w:spacing w:before="0" w:after="0" w:line="240" w:lineRule="auto"/>
-        <w:ind w:firstLine="0"/>
-        <w:rPr>
-          <w:lang w:eastAsia="es-CO"/>
-        </w:rPr>
-      </w:pPr>
-      <w:r>
-        <w:rPr>
-          <w:lang w:eastAsia="es-CO"/>
-        </w:rPr>
-        <w:br w:type="page"/>
       </w:r>
     </w:p>
     <w:p>
@@ -3538,7 +3522,7 @@
         </w:drawing>
       </w:r>
     </w:p>
-    <w:bookmarkStart w:name="_Hlk161159634" w:id="4"/>
+    <w:bookmarkStart w:id="4" w:name="_Hlk161159634"/>
     <w:p>
       <w:pPr>
         <w:ind w:firstLine="0"/>
@@ -3610,6 +3594,7 @@
               <w:rPr>
                 <w:b/>
               </w:rPr>
+              <w:lastRenderedPageBreak/>
               <w:t>Transcripción</w:t>
             </w:r>
             <w:r>
@@ -3706,6 +3691,7 @@
           </w:p>
           <w:p>
             <w:r>
+              <w:lastRenderedPageBreak/>
               <w:t>Recuerde: un buen algoritmo debe ser claro, preciso y eficiente, de forma que pueda comprenderse fácilmente y ejecutarse sin errores. Además, las variables representan espacios de memoria donde se almacenan datos que pueden cambiar durante la ejecución del programa. Estos datos poseen un tipo definido, como entero, decimal, texto o booleano, lo cual permite que el programa interprete y procese la información de manera adecuada.</w:t>
             </w:r>
           </w:p>
@@ -3717,15 +3703,6 @@
     <w:p>
       <w:r>
         <w:t xml:space="preserve">Ejemplos de tipos de datos que existen en lenguajes de programación son: </w:t>
-      </w:r>
-    </w:p>
-    <w:p>
-      <w:pPr>
-        <w:spacing w:before="0" w:after="0" w:line="240" w:lineRule="auto"/>
-        <w:ind w:firstLine="0"/>
-      </w:pPr>
-      <w:r>
-        <w:br w:type="page"/>
       </w:r>
     </w:p>
     <w:p>
@@ -4442,6 +4419,7 @@
             </w:pPr>
             <w:proofErr w:type="spellStart"/>
             <w:r>
+              <w:lastRenderedPageBreak/>
               <w:t>boolean</w:t>
             </w:r>
             <w:proofErr w:type="spellEnd"/>
@@ -4688,6 +4666,7 @@
     </w:p>
     <w:p>
       <w:r>
+        <w:lastRenderedPageBreak/>
         <w:t>Mayor que (&gt;) → 10 &gt; 5 → verdadero.</w:t>
       </w:r>
     </w:p>
@@ -4881,12 +4860,6 @@
     <w:p>
       <w:pPr>
         <w:pStyle w:val="Prrafodelista"/>
-        <w:ind w:left="1069" w:firstLine="0"/>
-      </w:pPr>
-    </w:p>
-    <w:p>
-      <w:pPr>
-        <w:pStyle w:val="Prrafodelista"/>
         <w:numPr>
           <w:ilvl w:val="0"/>
           <w:numId w:val="9"/>
@@ -4900,6 +4873,7 @@
         <w:rPr>
           <w:b/>
         </w:rPr>
+        <w:lastRenderedPageBreak/>
         <w:t>For</w:t>
       </w:r>
       <w:proofErr w:type="spellEnd"/>
@@ -4975,8 +4949,6 @@
         <w:t>Muestra los números del 1 al 5</w:t>
       </w:r>
     </w:p>
-    <w:p/>
-    <w:p/>
     <w:p>
       <w:pPr>
         <w:pStyle w:val="Prrafodelista"/>
@@ -5167,6 +5139,7 @@
         <w:rPr>
           <w:b/>
         </w:rPr>
+        <w:lastRenderedPageBreak/>
         <w:t>Variables</w:t>
       </w:r>
       <w:r>
@@ -5396,6 +5369,7 @@
         </w:numPr>
       </w:pPr>
       <w:r>
+        <w:lastRenderedPageBreak/>
         <w:t>El aprendizaje de la programación también implica desarrollar habilidades de pensamiento lógico y resolución de problemas.</w:t>
       </w:r>
     </w:p>
@@ -5409,7 +5383,7 @@
       <w:pPr>
         <w:pStyle w:val="Ttulo2"/>
       </w:pPr>
-      <w:bookmarkStart w:name="_Toc232088317" w:id="5"/>
+      <w:bookmarkStart w:id="5" w:name="_Toc233035045"/>
       <w:r>
         <w:t>Tipos de lenguajes de programación: compilados e interpretados</w:t>
       </w:r>
@@ -5492,6 +5466,7 @@
         </w:numPr>
       </w:pPr>
       <w:r>
+        <w:lastRenderedPageBreak/>
         <w:t>Se genera un archivo ejecutable independiente del código original.</w:t>
       </w:r>
     </w:p>
@@ -5545,7 +5520,6 @@
         <w:t>El proceso de compilación transforma el código escrito por el programador en instrucciones que el procesador puede ejecutar directamente. Esto permite que los programas sean rápidos y eficientes, especialmente en sistemas donde el rendimiento es crítico.</w:t>
       </w:r>
     </w:p>
-    <w:p/>
     <w:p>
       <w:pPr>
         <w:pStyle w:val="Prrafodelista"/>
@@ -5629,6 +5603,7 @@
         </w:numPr>
       </w:pPr>
       <w:r>
+        <w:lastRenderedPageBreak/>
         <w:t>Permiten mayor portabilidad entre sistemas.</w:t>
       </w:r>
     </w:p>
@@ -5647,7 +5622,6 @@
         <w:t>La siguiente tabla, relaciona un poco cada proceso que diferencia cada uno de estos lenguajes:</w:t>
       </w:r>
     </w:p>
-    <w:p/>
     <w:p>
       <w:pPr>
         <w:pStyle w:val="Tabla"/>
@@ -6033,6 +6007,7 @@
         </w:numPr>
       </w:pPr>
       <w:r>
+        <w:lastRenderedPageBreak/>
         <w:t xml:space="preserve">En aplicaciones </w:t>
       </w:r>
       <w:r>
@@ -6110,8 +6085,9 @@
       <w:pPr>
         <w:pStyle w:val="Ttulo1"/>
       </w:pPr>
-      <w:bookmarkStart w:name="_Toc232088318" w:id="6"/>
-      <w:r>
+      <w:bookmarkStart w:id="6" w:name="_Toc233035046"/>
+      <w:r>
+        <w:lastRenderedPageBreak/>
         <w:t>Entornos de desarrollo y configuración del proyecto</w:t>
       </w:r>
       <w:bookmarkEnd w:id="6"/>
@@ -6294,6 +6270,7 @@
         <w:rPr>
           <w:b/>
         </w:rPr>
+        <w:lastRenderedPageBreak/>
         <w:t>Herramientas de depuración</w:t>
       </w:r>
     </w:p>
@@ -6326,20 +6303,22 @@
           <w:lang w:eastAsia="es-CO"/>
         </w:rPr>
       </w:pPr>
-      <w:bookmarkStart w:name="_Toc228784697" w:id="7"/>
-      <w:bookmarkStart w:name="_Toc232088319" w:id="8"/>
+      <w:bookmarkStart w:id="7" w:name="_Toc228784697"/>
+      <w:bookmarkStart w:id="8" w:name="_Toc232088319"/>
+      <w:bookmarkStart w:id="9" w:name="_Toc233035047"/>
       <w:bookmarkEnd w:id="7"/>
       <w:bookmarkEnd w:id="8"/>
+      <w:bookmarkEnd w:id="9"/>
     </w:p>
     <w:p>
       <w:pPr>
         <w:pStyle w:val="Ttulo2"/>
       </w:pPr>
-      <w:bookmarkStart w:name="_Toc232088320" w:id="9"/>
+      <w:bookmarkStart w:id="10" w:name="_Toc233035048"/>
       <w:r>
         <w:t>Entornos de codificación</w:t>
       </w:r>
-      <w:bookmarkEnd w:id="9"/>
+      <w:bookmarkEnd w:id="10"/>
     </w:p>
     <w:p>
       <w:r>
@@ -6629,6 +6608,7 @@
               <w:pStyle w:val="TextoTablas"/>
             </w:pPr>
             <w:r>
+              <w:lastRenderedPageBreak/>
               <w:t>Nube</w:t>
             </w:r>
           </w:p>
@@ -6755,11 +6735,11 @@
       <w:r>
         <w:t xml:space="preserve"> </w:t>
       </w:r>
-      <w:bookmarkStart w:name="_Toc232088321" w:id="10"/>
+      <w:bookmarkStart w:id="11" w:name="_Toc233035049"/>
       <w:r>
         <w:t>Instalación y configuración del entorno</w:t>
       </w:r>
-      <w:bookmarkEnd w:id="10"/>
+      <w:bookmarkEnd w:id="11"/>
     </w:p>
     <w:p>
       <w:r>
@@ -6825,6 +6805,7 @@
         </w:numPr>
       </w:pPr>
       <w:r>
+        <w:lastRenderedPageBreak/>
         <w:t xml:space="preserve">Instalar un editor de código como Visual Studio </w:t>
       </w:r>
       <w:proofErr w:type="spellStart"/>
@@ -6884,7 +6865,56 @@
     </w:p>
     <w:p>
       <w:r>
-        <w:t xml:space="preserve">Como apoyo a este contenido, el siguiente video muestra paso a paso cómo instalar y configurar Java en Visual Studio </w:t>
+        <w:t>Como apoyo a este contenido, el siguiente video</w:t>
+      </w:r>
+      <w:r>
+        <w:t xml:space="preserve"> </w:t>
+      </w:r>
+      <w:hyperlink r:id="rId13" w:history="1">
+        <w:r>
+          <w:rPr>
+            <w:rStyle w:val="Hipervnculo"/>
+          </w:rPr>
+          <w:t xml:space="preserve">como INSTALAR JAVA en visual </w:t>
+        </w:r>
+        <w:proofErr w:type="spellStart"/>
+        <w:r>
+          <w:rPr>
+            <w:rStyle w:val="Hipervnculo"/>
+          </w:rPr>
+          <w:t>studio</w:t>
+        </w:r>
+        <w:proofErr w:type="spellEnd"/>
+        <w:r>
+          <w:rPr>
+            <w:rStyle w:val="Hipervnculo"/>
+          </w:rPr>
+          <w:t xml:space="preserve"> </w:t>
+        </w:r>
+        <w:proofErr w:type="spellStart"/>
+        <w:r>
+          <w:rPr>
+            <w:rStyle w:val="Hipervnculo"/>
+          </w:rPr>
+          <w:t>code</w:t>
+        </w:r>
+        <w:proofErr w:type="spellEnd"/>
+        <w:r>
+          <w:rPr>
+            <w:rStyle w:val="Hipervnculo"/>
+          </w:rPr>
+          <w:t xml:space="preserve"> (2025) </w:t>
+        </w:r>
+        <w:r>
+          <w:rPr>
+            <w:rStyle w:val="Hipervnculo"/>
+            <w:rFonts w:ascii="Segoe UI Emoji" w:hAnsi="Segoe UI Emoji" w:cs="Segoe UI Emoji"/>
+          </w:rPr>
+          <w:t>🚀</w:t>
+        </w:r>
+      </w:hyperlink>
+      <w:r>
+        <w:t xml:space="preserve"> muestra paso a paso cómo instalar y configurar Java en Visual Studio </w:t>
       </w:r>
       <w:proofErr w:type="spellStart"/>
       <w:r>
@@ -6893,6 +6923,9 @@
       <w:proofErr w:type="spellEnd"/>
       <w:r>
         <w:t>, explicando la preparación del entorno de trabajo y la integración de las herramientas necesarias para comenzar a programar desde el editor.</w:t>
+      </w:r>
+      <w:r>
+        <w:t xml:space="preserve"> </w:t>
       </w:r>
     </w:p>
     <w:p>
@@ -7130,6 +7163,7 @@
     </w:p>
     <w:p>
       <w:r>
+        <w:lastRenderedPageBreak/>
         <w:t>Como base de apoyo a los procesos de instalación de JavaScript se presentan las siguientes guías:</w:t>
       </w:r>
     </w:p>
@@ -7153,7 +7187,24 @@
     </w:p>
     <w:p>
       <w:r>
-        <w:t>Este documento presenta una guía sencilla para realizar la descarga manual e instalación de Java en Windows, explicando los pasos básicos para obtener el instalador oficial, ejecutarlo correctamente y verificar que la instalación se haya completado con éxito.</w:t>
+        <w:t xml:space="preserve">Este documento </w:t>
+      </w:r>
+      <w:hyperlink r:id="rId14" w:history="1">
+        <w:r>
+          <w:rPr>
+            <w:rStyle w:val="Hipervnculo"/>
+          </w:rPr>
+          <w:t>¿Cómo puedo descargar e instalar Java en un equipo con Windows de forma manual?</w:t>
+        </w:r>
+      </w:hyperlink>
+      <w:r>
+        <w:t xml:space="preserve"> </w:t>
+      </w:r>
+      <w:r>
+        <w:t>presenta una guía sencilla para realizar la descarga manual e instalación de Java en Windows, explicando los pasos básicos para obtener el instalador oficial, ejecutarlo correctamente y verificar que la instalación se haya completado con éxito.</w:t>
+      </w:r>
+      <w:r>
+        <w:t xml:space="preserve"> </w:t>
       </w:r>
     </w:p>
     <w:p>
@@ -7176,7 +7227,24 @@
     </w:p>
     <w:p>
       <w:r>
-        <w:t>Este documento relaciona una guía de ayuda sobre instalación y uso de Java en macOS, donde se explica cómo obtener Java para Mac, los requisitos del sistema, las instrucciones para instalarlo y actualizarlo, así como otros aspectos como activar o desinstalar Java y cómo comprobar la versión instalada, todo desde la documentación oficial de Java.com.</w:t>
+        <w:t>Este documento</w:t>
+      </w:r>
+      <w:r>
+        <w:t xml:space="preserve"> </w:t>
+      </w:r>
+      <w:hyperlink r:id="rId15" w:history="1">
+        <w:r>
+          <w:rPr>
+            <w:rStyle w:val="Hipervnculo"/>
+          </w:rPr>
+          <w:t>Instalación y uso de Oracle Java en macOS</w:t>
+        </w:r>
+      </w:hyperlink>
+      <w:r>
+        <w:t xml:space="preserve"> relaciona una guía de ayuda sobre instalación y uso de Java en macOS, donde se explica cómo obtener Java para Mac, los requisitos del sistema, las instrucciones para instalarlo y actualizarlo, así como otros aspectos como activar o desinstalar Java y cómo comprobar la versión instalada, todo desde la documentación oficial de Java.com.</w:t>
+      </w:r>
+      <w:r>
+        <w:t xml:space="preserve"> </w:t>
       </w:r>
     </w:p>
     <w:p/>
@@ -7184,11 +7252,11 @@
       <w:pPr>
         <w:pStyle w:val="Ttulo2"/>
       </w:pPr>
-      <w:bookmarkStart w:name="_Toc232088322" w:id="11"/>
+      <w:bookmarkStart w:id="12" w:name="_Toc233035050"/>
       <w:r>
         <w:t>Creación de proyectos de programación</w:t>
       </w:r>
-      <w:bookmarkEnd w:id="11"/>
+      <w:bookmarkEnd w:id="12"/>
     </w:p>
     <w:p>
       <w:r>
@@ -7545,6 +7613,7 @@
         <w:t xml:space="preserve">Consiste en el diseño un diagrama donde se representan todas las partes que componen el sistema; es decir, qué tipos interacciones intervienen y las relaciones que existen entre estas. Su objetivo consiste en presentar una perspectiva generalizada de </w:t>
       </w:r>
       <w:r>
+        <w:lastRenderedPageBreak/>
         <w:t>la arquitectura y los componentes del sistema, no deberá contener detalles técnicos sobre los módulos o las conexiones entre estos.</w:t>
       </w:r>
     </w:p>
@@ -7695,6 +7764,7 @@
         <w:rPr>
           <w:b/>
         </w:rPr>
+        <w:lastRenderedPageBreak/>
         <w:t>Descripción</w:t>
       </w:r>
     </w:p>
@@ -7792,6 +7862,7 @@
         <w:t xml:space="preserve"> o diagramas de </w:t>
       </w:r>
       <w:r>
+        <w:lastRenderedPageBreak/>
         <w:t>flujo que representen el comportamiento del sistema. No se espera mostrar el código ni detallar funciones específicas, sino describir brevemente qué hace cada proceso, su propósito y los datos de entrada y salida, indicando su tipo, cantidad y significado.</w:t>
       </w:r>
     </w:p>
@@ -7887,6 +7958,7 @@
         <w:rPr>
           <w:b/>
         </w:rPr>
+        <w:lastRenderedPageBreak/>
         <w:t>Guía de uso del programa</w:t>
       </w:r>
     </w:p>
@@ -7977,11 +8049,12 @@
       <w:pPr>
         <w:pStyle w:val="Ttulo1"/>
       </w:pPr>
-      <w:bookmarkStart w:name="_Toc232088323" w:id="12"/>
-      <w:r>
+      <w:bookmarkStart w:id="13" w:name="_Toc233035051"/>
+      <w:r>
+        <w:lastRenderedPageBreak/>
         <w:t>Sintaxis y estructuras de programación en JavaScript</w:t>
       </w:r>
-      <w:bookmarkEnd w:id="12"/>
+      <w:bookmarkEnd w:id="13"/>
     </w:p>
     <w:p>
       <w:r>
@@ -8041,7 +8114,7 @@
                     </pic:cNvPicPr>
                   </pic:nvPicPr>
                   <pic:blipFill>
-                    <a:blip r:embed="rId13">
+                    <a:blip r:embed="rId16">
                       <a:extLst>
                         <a:ext uri="{28A0092B-C50C-407E-A947-70E740481C1C}">
                           <a14:useLocalDpi xmlns:a14="http://schemas.microsoft.com/office/drawing/2010/main" val="0"/>
@@ -8083,6 +8156,7 @@
         <w:t xml:space="preserve"> del SENA, donde gran parte de la interactividad se soporta en JavaScript. Gracias a ello, es posible encontrar efectos </w:t>
       </w:r>
       <w:r>
+        <w:lastRenderedPageBreak/>
         <w:t>dinámicos como el resaltado de textos, sombras, animaciones y movimiento de imágenes, entre otros elementos que mejoran la experiencia del usuario.</w:t>
       </w:r>
     </w:p>
@@ -8258,6 +8332,7 @@
     <w:p/>
     <w:p>
       <w:r>
+        <w:lastRenderedPageBreak/>
         <w:t xml:space="preserve">Este conocimiento permite abordar proyectos de </w:t>
       </w:r>
       <w:r>
@@ -8411,8 +8486,6 @@
       </w:r>
       <w:r>
         <w:tab/>
-      </w:r>
-      <w:r>
         <w:t xml:space="preserve">} // Fin del método </w:t>
       </w:r>
       <w:proofErr w:type="spellStart"/>
@@ -8427,8 +8500,6 @@
       </w:r>
       <w:r>
         <w:tab/>
-      </w:r>
-      <w:r>
         <w:t xml:space="preserve">} // Fin de la clase </w:t>
       </w:r>
       <w:proofErr w:type="spellStart"/>
@@ -8457,6 +8528,7 @@
         <w:t xml:space="preserve">Es importante respetar las letras en mayúsculas y las letras en minúsculas; es decir, el nombre del archivo debe ser exactamente el que se muestra en la línea 1, así también, la extensión debe ser .java. Como cualquier nuevo conocimiento, conforme se </w:t>
       </w:r>
       <w:r>
+        <w:lastRenderedPageBreak/>
         <w:t>realicen más ejercicios, poco a poco se irá familiarizando con la estructura general de los programas en Java.</w:t>
       </w:r>
     </w:p>
@@ -8694,6 +8766,7 @@
         <w:t xml:space="preserve">Se encarga de mostrar el texto Hola mundo en la pantalla. Es importante notar que, al ejecutar el programa, el mensaje aparece sin las comillas dobles. En Java, las cadenas de texto se escriben entre comillas dobles. Aunque aún no se comprenda cada parte de esta instrucción, con el tiempo se logrará entender en detalle. Por ahora, si se </w:t>
       </w:r>
       <w:r>
+        <w:lastRenderedPageBreak/>
         <w:t>desea imprimir texto en pantalla, basta con utilizar la instrucción mostrada en esta línea.</w:t>
       </w:r>
     </w:p>
@@ -8887,6 +8960,7 @@
         <w:rPr>
           <w:b/>
         </w:rPr>
+        <w:lastRenderedPageBreak/>
         <w:t>Las llaves {}</w:t>
       </w:r>
     </w:p>
@@ -9109,20 +9183,22 @@
           <w:lang w:eastAsia="es-CO"/>
         </w:rPr>
       </w:pPr>
-      <w:bookmarkStart w:name="_Toc228784702" w:id="13"/>
-      <w:bookmarkStart w:name="_Toc232088324" w:id="14"/>
-      <w:bookmarkEnd w:id="13"/>
+      <w:bookmarkStart w:id="14" w:name="_Toc228784702"/>
+      <w:bookmarkStart w:id="15" w:name="_Toc232088324"/>
+      <w:bookmarkStart w:id="16" w:name="_Toc233035052"/>
       <w:bookmarkEnd w:id="14"/>
+      <w:bookmarkEnd w:id="15"/>
+      <w:bookmarkEnd w:id="16"/>
     </w:p>
     <w:p>
       <w:pPr>
         <w:pStyle w:val="Ttulo2"/>
       </w:pPr>
-      <w:bookmarkStart w:name="_Toc232088325" w:id="15"/>
+      <w:bookmarkStart w:id="17" w:name="_Toc233035053"/>
       <w:r>
         <w:t>Tipos de datos, operadores y orden de evaluación</w:t>
       </w:r>
-      <w:bookmarkEnd w:id="15"/>
+      <w:bookmarkEnd w:id="17"/>
     </w:p>
     <w:p>
       <w:r>
@@ -9438,6 +9514,7 @@
               <w:pStyle w:val="TextoTablas"/>
             </w:pPr>
             <w:r>
+              <w:lastRenderedPageBreak/>
               <w:t>-</w:t>
             </w:r>
           </w:p>
@@ -9666,6 +9743,7 @@
     </w:p>
     <w:p>
       <w:r>
+        <w:lastRenderedPageBreak/>
         <w:t>doublé a=0.0, b=0.0; (declara las variables reales a y b y las inicializa con valor cero, no requiere de ninguna letra en el valor cero).</w:t>
       </w:r>
     </w:p>
@@ -9858,6 +9936,7 @@
     </w:p>
     <w:p>
       <w:r>
+        <w:lastRenderedPageBreak/>
         <w:t xml:space="preserve">    } </w:t>
       </w:r>
     </w:p>
@@ -10039,8 +10118,16 @@
     <w:p>
       <w:pPr>
         <w:ind w:firstLine="0"/>
-      </w:pPr>
-      <w:r>
+        <w:rPr>
+          <w:b/>
+          <w:bCs/>
+        </w:rPr>
+      </w:pPr>
+      <w:r>
+        <w:rPr>
+          <w:b/>
+          <w:bCs/>
+        </w:rPr>
         <w:t>Y en la clase de aplicación, se tiene el siguiente código de programa:</w:t>
       </w:r>
     </w:p>
@@ -10152,6 +10239,7 @@
     </w:p>
     <w:p>
       <w:r>
+        <w:lastRenderedPageBreak/>
         <w:t xml:space="preserve">// atributos </w:t>
       </w:r>
     </w:p>
@@ -10440,6 +10528,7 @@
     </w:p>
     <w:p>
       <w:r>
+        <w:lastRenderedPageBreak/>
         <w:t xml:space="preserve">n= n/5; </w:t>
       </w:r>
     </w:p>
@@ -10564,6 +10653,7 @@
     </w:p>
     <w:p>
       <w:r>
+        <w:lastRenderedPageBreak/>
         <w:t xml:space="preserve">operador &gt;= para Mayor o igual a </w:t>
       </w:r>
     </w:p>
@@ -10948,11 +11038,11 @@
       <w:pPr>
         <w:pStyle w:val="Ttulo2"/>
       </w:pPr>
-      <w:bookmarkStart w:name="_Toc232088326" w:id="16"/>
+      <w:bookmarkStart w:id="18" w:name="_Toc233035054"/>
       <w:r>
         <w:t>Expresiones, funciones y comentarios</w:t>
       </w:r>
-      <w:bookmarkEnd w:id="16"/>
+      <w:bookmarkEnd w:id="18"/>
     </w:p>
     <w:p>
       <w:r>
@@ -10999,6 +11089,7 @@
     </w:p>
     <w:p>
       <w:r>
+        <w:lastRenderedPageBreak/>
         <w:t>Los siguientes, son los tipos de expresiones:</w:t>
       </w:r>
     </w:p>
@@ -11300,6 +11391,7 @@
         <w:rPr>
           <w:b/>
         </w:rPr>
+        <w:lastRenderedPageBreak/>
         <w:t>Expresiones de función</w:t>
       </w:r>
       <w:r>
@@ -11486,6 +11578,7 @@
     </w:p>
     <w:p>
       <w:r>
+        <w:lastRenderedPageBreak/>
         <w:t xml:space="preserve">Una función se define utilizando la palabra reservada </w:t>
       </w:r>
       <w:proofErr w:type="spellStart"/>
@@ -11729,6 +11822,7 @@
         <w:ind w:left="1415"/>
       </w:pPr>
       <w:r>
+        <w:lastRenderedPageBreak/>
         <w:t>Ejemplo:</w:t>
       </w:r>
     </w:p>
@@ -12001,6 +12095,7 @@
         <w:rPr>
           <w:b/>
         </w:rPr>
+        <w:lastRenderedPageBreak/>
         <w:t>Ejercicio 2</w:t>
       </w:r>
       <w:r>
@@ -12140,6 +12235,7 @@
         <w:rPr>
           <w:b/>
         </w:rPr>
+        <w:lastRenderedPageBreak/>
         <w:t>Comentarios de una sola línea</w:t>
       </w:r>
     </w:p>
@@ -12311,6 +12407,7 @@
         <w:ind w:left="1415"/>
       </w:pPr>
       <w:r>
+        <w:lastRenderedPageBreak/>
         <w:t>Ejemplo:</w:t>
       </w:r>
     </w:p>
@@ -12380,11 +12477,11 @@
       <w:pPr>
         <w:pStyle w:val="Ttulo2"/>
       </w:pPr>
-      <w:bookmarkStart w:name="_Toc232088327" w:id="17"/>
+      <w:bookmarkStart w:id="19" w:name="_Toc233035055"/>
       <w:r>
         <w:t>Estructuras de selección</w:t>
       </w:r>
-      <w:bookmarkEnd w:id="17"/>
+      <w:bookmarkEnd w:id="19"/>
     </w:p>
     <w:p>
       <w:r>
@@ -12470,6 +12567,7 @@
         <w:rPr>
           <w:b/>
         </w:rPr>
+        <w:lastRenderedPageBreak/>
         <w:t xml:space="preserve">Estructura </w:t>
       </w:r>
       <w:proofErr w:type="spellStart"/>
@@ -12708,6 +12806,7 @@
         <w:rPr>
           <w:b/>
         </w:rPr>
+        <w:lastRenderedPageBreak/>
         <w:t>Estructura switch</w:t>
       </w:r>
     </w:p>
@@ -12891,6 +12990,7 @@
         </w:numPr>
       </w:pPr>
       <w:r>
+        <w:lastRenderedPageBreak/>
         <w:t>Crear un programa que determine el mayor de dos números.</w:t>
       </w:r>
     </w:p>
@@ -13051,6 +13151,7 @@
     </w:p>
     <w:p>
       <w:r>
+        <w:lastRenderedPageBreak/>
         <w:t>Las estructuras de selección son fundamentales en JavaScript, ya que permiten controlar el flujo del programa y tomar decisiones basadas en condiciones</w:t>
       </w:r>
       <w:r>
@@ -13062,7 +13163,7 @@
       <w:pPr>
         <w:pStyle w:val="Ttulo2"/>
       </w:pPr>
-      <w:bookmarkStart w:name="_Toc232088328" w:id="18"/>
+      <w:bookmarkStart w:id="20" w:name="_Toc233035056"/>
       <w:r>
         <w:t>Estructuras de repetición (</w:t>
       </w:r>
@@ -13082,7 +13183,7 @@
       <w:r>
         <w:t>)</w:t>
       </w:r>
-      <w:bookmarkEnd w:id="18"/>
+      <w:bookmarkEnd w:id="20"/>
     </w:p>
     <w:p>
       <w:r>
@@ -13192,6 +13293,7 @@
         <w:t xml:space="preserve">En la sección de iniciación se puede declarar una variable de control del ciclo, cuyo alcance estará limitado al propio bucle. Tanto en la parte de iniciación como en la </w:t>
       </w:r>
       <w:r>
+        <w:lastRenderedPageBreak/>
         <w:t>de incremento se pueden incluir varias expresiones separadas por comas, pero esto no es permitido en la parte de la condición.</w:t>
       </w:r>
     </w:p>
@@ -13376,6 +13478,7 @@
         <w:t xml:space="preserve"> evalúa dicha condición y, si se cumple, ejecuta el bloque de instrucciones; posteriormente vuelve a evaluar la </w:t>
       </w:r>
       <w:r>
+        <w:lastRenderedPageBreak/>
         <w:t>condición. Cuando esta deja de cumplirse, el ciclo se detiene y el programa continúa con su flujo normal.</w:t>
       </w:r>
     </w:p>
@@ -13480,8 +13583,9 @@
       <w:pPr>
         <w:pStyle w:val="Ttulo2"/>
       </w:pPr>
-      <w:bookmarkStart w:name="_Toc232088329" w:id="19"/>
-      <w:r>
+      <w:bookmarkStart w:id="21" w:name="_Toc233035057"/>
+      <w:r>
+        <w:lastRenderedPageBreak/>
         <w:t xml:space="preserve">Estructuras de salto (continue, break, </w:t>
       </w:r>
       <w:proofErr w:type="spellStart"/>
@@ -13492,7 +13596,7 @@
       <w:r>
         <w:t>)</w:t>
       </w:r>
-      <w:bookmarkEnd w:id="19"/>
+      <w:bookmarkEnd w:id="21"/>
     </w:p>
     <w:p>
       <w:r>
@@ -13631,6 +13735,7 @@
     </w:p>
     <w:p>
       <w:r>
+        <w:lastRenderedPageBreak/>
         <w:t xml:space="preserve">  </w:t>
       </w:r>
       <w:proofErr w:type="spellStart"/>
@@ -13879,6 +13984,7 @@
         </w:numPr>
       </w:pPr>
       <w:r>
+        <w:lastRenderedPageBreak/>
         <w:t>Crear un ciclo que imprima números del 1 al 10, pero que se detenga cuando llegue a 6.</w:t>
       </w:r>
     </w:p>
@@ -14082,11 +14188,12 @@
       <w:pPr>
         <w:pStyle w:val="Ttulo1"/>
       </w:pPr>
-      <w:bookmarkStart w:name="_Toc232088330" w:id="20"/>
-      <w:r>
+      <w:bookmarkStart w:id="22" w:name="_Toc233035058"/>
+      <w:r>
+        <w:lastRenderedPageBreak/>
         <w:t>Estructuras de datos y algoritmos básicos</w:t>
       </w:r>
-      <w:bookmarkEnd w:id="20"/>
+      <w:bookmarkEnd w:id="22"/>
     </w:p>
     <w:p>
       <w:r>
@@ -14248,6 +14355,7 @@
         <w:rPr>
           <w:b/>
         </w:rPr>
+        <w:lastRenderedPageBreak/>
         <w:t>Pilas (</w:t>
       </w:r>
       <w:proofErr w:type="spellStart"/>
@@ -14441,6 +14549,7 @@
     </w:p>
     <w:p>
       <w:r>
+        <w:lastRenderedPageBreak/>
         <w:t xml:space="preserve"> </w:t>
       </w:r>
       <w:proofErr w:type="spellStart"/>
@@ -14728,6 +14837,7 @@
     </w:p>
     <w:p>
       <w:r>
+        <w:lastRenderedPageBreak/>
         <w:t>}</w:t>
       </w:r>
     </w:p>
@@ -14828,20 +14938,22 @@
           <w:lang w:eastAsia="es-CO"/>
         </w:rPr>
       </w:pPr>
-      <w:bookmarkStart w:name="_Toc228784709" w:id="21"/>
-      <w:bookmarkStart w:name="_Toc232088331" w:id="22"/>
-      <w:bookmarkEnd w:id="21"/>
-      <w:bookmarkEnd w:id="22"/>
+      <w:bookmarkStart w:id="23" w:name="_Toc228784709"/>
+      <w:bookmarkStart w:id="24" w:name="_Toc232088331"/>
+      <w:bookmarkStart w:id="25" w:name="_Toc233035059"/>
+      <w:bookmarkEnd w:id="23"/>
+      <w:bookmarkEnd w:id="24"/>
+      <w:bookmarkEnd w:id="25"/>
     </w:p>
     <w:p>
       <w:pPr>
         <w:pStyle w:val="Ttulo2"/>
       </w:pPr>
-      <w:bookmarkStart w:name="_Toc232088332" w:id="23"/>
+      <w:bookmarkStart w:id="26" w:name="_Toc233035060"/>
       <w:r>
         <w:t>Estructuras de datos</w:t>
       </w:r>
-      <w:bookmarkEnd w:id="23"/>
+      <w:bookmarkEnd w:id="26"/>
     </w:p>
     <w:p>
       <w:r>
@@ -14851,6 +14963,7 @@
     <w:p/>
     <w:p>
       <w:r>
+        <w:lastRenderedPageBreak/>
         <w:t>Ejemplo:</w:t>
       </w:r>
     </w:p>
@@ -15135,6 +15248,7 @@
     </w:p>
     <w:p>
       <w:r>
+        <w:lastRenderedPageBreak/>
         <w:t xml:space="preserve">        </w:t>
       </w:r>
       <w:proofErr w:type="spellStart"/>
@@ -15388,6 +15502,7 @@
     <w:p/>
     <w:p>
       <w:r>
+        <w:lastRenderedPageBreak/>
         <w:t>Ejemplo:</w:t>
       </w:r>
     </w:p>
@@ -15602,6 +15717,7 @@
         <w:ind w:left="1415" w:firstLine="1"/>
       </w:pPr>
       <w:r>
+        <w:lastRenderedPageBreak/>
         <w:t xml:space="preserve">  }</w:t>
       </w:r>
     </w:p>
@@ -15805,17 +15921,18 @@
       <w:pPr>
         <w:pStyle w:val="Ttulo2"/>
       </w:pPr>
-      <w:bookmarkStart w:name="_Toc232088333" w:id="24"/>
+      <w:bookmarkStart w:id="27" w:name="_Toc233035061"/>
       <w:r>
         <w:t>Métodos de ordenamiento</w:t>
       </w:r>
-      <w:bookmarkEnd w:id="24"/>
+      <w:bookmarkEnd w:id="27"/>
     </w:p>
     <w:p>
       <w:r>
         <w:t xml:space="preserve">Los métodos de ordenamiento son algoritmos fundamentales en programación que permiten organizar los elementos de un arreglo en un orden específico, ya sea </w:t>
       </w:r>
       <w:r>
+        <w:lastRenderedPageBreak/>
         <w:t xml:space="preserve">ascendente o descendente. En el desarrollo de </w:t>
       </w:r>
       <w:r>
@@ -16038,6 +16155,7 @@
     <w:p>
       <w:proofErr w:type="spellStart"/>
       <w:r>
+        <w:lastRenderedPageBreak/>
         <w:t>function</w:t>
       </w:r>
       <w:proofErr w:type="spellEnd"/>
@@ -16536,6 +16654,7 @@
         <w:rPr>
           <w:b/>
         </w:rPr>
+        <w:lastRenderedPageBreak/>
         <w:t>Selección</w:t>
       </w:r>
     </w:p>
@@ -16715,11 +16834,11 @@
       <w:pPr>
         <w:pStyle w:val="Ttulo2"/>
       </w:pPr>
-      <w:bookmarkStart w:name="_Toc232088334" w:id="25"/>
+      <w:bookmarkStart w:id="28" w:name="_Toc233035062"/>
       <w:r>
         <w:t>Métodos de búsqueda para datos numéricos, textos y registros</w:t>
       </w:r>
-      <w:bookmarkEnd w:id="25"/>
+      <w:bookmarkEnd w:id="28"/>
     </w:p>
     <w:p>
       <w:r>
@@ -16735,6 +16854,7 @@
         <w:t xml:space="preserve">, uno de los problemas más frecuentes consiste en localizar información dentro de un conjunto de datos. Este proceso se conoce como búsqueda y es fundamental en prácticamente cualquier aplicación informática, desde </w:t>
       </w:r>
       <w:r>
+        <w:lastRenderedPageBreak/>
         <w:t>sistemas simples hasta plataformas complejas que manejan grandes volúmenes de información.</w:t>
       </w:r>
     </w:p>
@@ -16828,6 +16948,7 @@
     </w:p>
     <w:p>
       <w:r>
+        <w:lastRenderedPageBreak/>
         <w:t>Cuando se trabaja con datos numéricos, la búsqueda suele centrarse en encontrar valores específicos o rangos dentro de listas. En el caso de datos de texto, es común buscar coincidencias exactas o parciales dentro de cadenas. Por otro lado, cuando se manejan registros (objetos), la búsqueda puede implicar condiciones más complejas, como encontrar un objeto que cumpla ciertos criterios en una o varias de sus propiedades.</w:t>
       </w:r>
     </w:p>
@@ -16860,11 +16981,12 @@
       <w:pPr>
         <w:pStyle w:val="Ttulo1"/>
       </w:pPr>
-      <w:bookmarkStart w:name="_Toc232088335" w:id="26"/>
-      <w:r>
+      <w:bookmarkStart w:id="29" w:name="_Toc233035063"/>
+      <w:r>
+        <w:lastRenderedPageBreak/>
         <w:t>Depuración y manejo de errores en programas</w:t>
       </w:r>
-      <w:bookmarkEnd w:id="26"/>
+      <w:bookmarkEnd w:id="29"/>
     </w:p>
     <w:p>
       <w:r>
@@ -16960,20 +17082,22 @@
           <w:lang w:eastAsia="es-CO"/>
         </w:rPr>
       </w:pPr>
-      <w:bookmarkStart w:name="_Toc228784714" w:id="27"/>
-      <w:bookmarkStart w:name="_Toc232088336" w:id="28"/>
-      <w:bookmarkEnd w:id="27"/>
-      <w:bookmarkEnd w:id="28"/>
+      <w:bookmarkStart w:id="30" w:name="_Toc228784714"/>
+      <w:bookmarkStart w:id="31" w:name="_Toc232088336"/>
+      <w:bookmarkStart w:id="32" w:name="_Toc233035064"/>
+      <w:bookmarkEnd w:id="30"/>
+      <w:bookmarkEnd w:id="31"/>
+      <w:bookmarkEnd w:id="32"/>
     </w:p>
     <w:p>
       <w:pPr>
         <w:pStyle w:val="Ttulo2"/>
       </w:pPr>
-      <w:bookmarkStart w:name="_Toc232088337" w:id="29"/>
+      <w:bookmarkStart w:id="33" w:name="_Toc233035065"/>
       <w:r>
         <w:t>Depuración de código</w:t>
       </w:r>
-      <w:bookmarkEnd w:id="29"/>
+      <w:bookmarkEnd w:id="33"/>
     </w:p>
     <w:p>
       <w:r>
@@ -17107,6 +17231,7 @@
     <w:p>
       <w:proofErr w:type="spellStart"/>
       <w:r>
+        <w:lastRenderedPageBreak/>
         <w:t>let</w:t>
       </w:r>
       <w:proofErr w:type="spellEnd"/>
@@ -17350,6 +17475,7 @@
     </w:p>
     <w:p>
       <w:r>
+        <w:lastRenderedPageBreak/>
         <w:t>}</w:t>
       </w:r>
     </w:p>
@@ -17424,11 +17550,11 @@
       <w:pPr>
         <w:pStyle w:val="Ttulo2"/>
       </w:pPr>
-      <w:bookmarkStart w:name="_Toc232088338" w:id="30"/>
+      <w:bookmarkStart w:id="34" w:name="_Toc233035066"/>
       <w:r>
         <w:t>Fallas de sintaxis</w:t>
       </w:r>
-      <w:bookmarkEnd w:id="30"/>
+      <w:bookmarkEnd w:id="34"/>
     </w:p>
     <w:p>
       <w:r>
@@ -17483,6 +17609,7 @@
         </w:numPr>
       </w:pPr>
       <w:r>
+        <w:lastRenderedPageBreak/>
         <w:t>Falta de punto y coma al finalizar instrucciones.</w:t>
       </w:r>
     </w:p>
@@ -17651,6 +17778,7 @@
         <w:t xml:space="preserve">A continuación, se presentan distintas formas y escenarios prácticos para generar, gestionar y clasificar errores, desde la creación de errores personalizados hasta </w:t>
       </w:r>
       <w:r>
+        <w:lastRenderedPageBreak/>
         <w:t>el uso de estructuras modernas para el control de fallos y la identificación de los tipos de errores más comunes en JavaScript:</w:t>
       </w:r>
     </w:p>
@@ -17884,6 +18012,7 @@
         <w:rPr>
           <w:b/>
         </w:rPr>
+        <w:lastRenderedPageBreak/>
         <w:t>Gestión de errores de API y red</w:t>
       </w:r>
     </w:p>
@@ -18076,6 +18205,7 @@
         <w:rPr>
           <w:b/>
         </w:rPr>
+        <w:lastRenderedPageBreak/>
         <w:t xml:space="preserve">Manejo de errores con </w:t>
       </w:r>
       <w:proofErr w:type="spellStart"/>
@@ -18323,6 +18453,7 @@
     <w:p>
       <w:proofErr w:type="spellStart"/>
       <w:r>
+        <w:lastRenderedPageBreak/>
         <w:t>function</w:t>
       </w:r>
       <w:proofErr w:type="spellEnd"/>
@@ -18611,6 +18742,7 @@
     </w:p>
     <w:p>
       <w:r>
+        <w:lastRenderedPageBreak/>
         <w:t>Ejemplo:</w:t>
       </w:r>
     </w:p>
@@ -18813,11 +18945,12 @@
       <w:pPr>
         <w:pStyle w:val="Ttulo2"/>
       </w:pPr>
-      <w:bookmarkStart w:name="_Toc232088339" w:id="31"/>
-      <w:r>
+      <w:bookmarkStart w:id="35" w:name="_Toc233035067"/>
+      <w:r>
+        <w:lastRenderedPageBreak/>
         <w:t>Fallas de lógica</w:t>
       </w:r>
-      <w:bookmarkEnd w:id="31"/>
+      <w:bookmarkEnd w:id="35"/>
     </w:p>
     <w:p>
       <w:r>
@@ -18870,6 +19003,7 @@
     <w:p>
       <w:proofErr w:type="spellStart"/>
       <w:r>
+        <w:lastRenderedPageBreak/>
         <w:t>if</w:t>
       </w:r>
       <w:proofErr w:type="spellEnd"/>
@@ -18983,6 +19117,7 @@
     </w:p>
     <w:p>
       <w:r>
+        <w:lastRenderedPageBreak/>
         <w:t>Ejemplo:</w:t>
       </w:r>
     </w:p>
@@ -19126,6 +19261,7 @@
         <w:t xml:space="preserve">Un bucle infinito ocurre cuando la condición de repetición nunca deja de cumplirse o cuando la variable de control no se actualiza correctamente. Esta falla </w:t>
       </w:r>
       <w:r>
+        <w:lastRenderedPageBreak/>
         <w:t>puede congelar la aplicación, consumir recursos innecesarios y afectar seriamente el rendimiento del sistema.</w:t>
       </w:r>
     </w:p>
@@ -19237,6 +19373,7 @@
         <w:t xml:space="preserve">JavaScript permite conversiones implícitas de tipos cuando se usa el operador ==. Esto puede generar resultados engañosos, ya que dos valores de diferente tipo pueden </w:t>
       </w:r>
       <w:r>
+        <w:lastRenderedPageBreak/>
         <w:t>considerarse iguales. En aplicaciones reales, esta situación puede causar validaciones erróneas, decisiones equivocadas y errores de negocio.</w:t>
       </w:r>
     </w:p>
@@ -19376,6 +19513,7 @@
     </w:p>
     <w:p>
       <w:r>
+        <w:lastRenderedPageBreak/>
         <w:t>Corrección:</w:t>
       </w:r>
     </w:p>
@@ -19692,6 +19830,7 @@
         <w:rPr>
           <w:b/>
         </w:rPr>
+        <w:lastRenderedPageBreak/>
         <w:t>Retornos incorrectos en funciones</w:t>
       </w:r>
     </w:p>
@@ -19851,6 +19990,7 @@
         <w:rPr>
           <w:b/>
         </w:rPr>
+        <w:lastRenderedPageBreak/>
         <w:t>Uso incorrecto de condiciones compuestas</w:t>
       </w:r>
     </w:p>
@@ -20017,6 +20157,7 @@
         <w:rPr>
           <w:b/>
         </w:rPr>
+        <w:lastRenderedPageBreak/>
         <w:t>Confusión entre incremento previo y posterior</w:t>
       </w:r>
     </w:p>
@@ -20113,17 +20254,18 @@
       <w:pPr>
         <w:pStyle w:val="Ttulo2"/>
       </w:pPr>
-      <w:bookmarkStart w:name="_Toc232088340" w:id="32"/>
+      <w:bookmarkStart w:id="36" w:name="_Toc233035068"/>
       <w:r>
         <w:t>Manejo de errores y excepciones</w:t>
       </w:r>
-      <w:bookmarkEnd w:id="32"/>
+      <w:bookmarkEnd w:id="36"/>
     </w:p>
     <w:p>
       <w:r>
         <w:t xml:space="preserve">Para entender estos errores, se presentan dos situaciones comunes en las que el manejo de errores resulta esencial para evitar fallos en la ejecución del programa: el </w:t>
       </w:r>
       <w:r>
+        <w:lastRenderedPageBreak/>
         <w:t>control de operaciones matemáticas inválidas y la gestión de datos incorrectos provenientes de fuentes externas. Estos ejemplos muestran cómo el uso de try...catch permite anticipar errores y mantener la estabilidad de la aplicación:</w:t>
       </w:r>
     </w:p>
@@ -20368,6 +20510,7 @@
     </w:p>
     <w:p>
       <w:r>
+        <w:lastRenderedPageBreak/>
         <w:t xml:space="preserve">    } catch(error) {</w:t>
       </w:r>
     </w:p>
@@ -20542,6 +20685,7 @@
     </w:p>
     <w:p>
       <w:r>
+        <w:lastRenderedPageBreak/>
         <w:t xml:space="preserve">  try {</w:t>
       </w:r>
     </w:p>
@@ -20773,11 +20917,12 @@
       <w:pPr>
         <w:pStyle w:val="Titulosgenerales"/>
       </w:pPr>
-      <w:bookmarkStart w:name="_Toc232088341" w:id="33"/>
-      <w:r>
+      <w:bookmarkStart w:id="37" w:name="_Toc233035069"/>
+      <w:r>
+        <w:lastRenderedPageBreak/>
         <w:t>Síntesis</w:t>
       </w:r>
-      <w:bookmarkEnd w:id="33"/>
+      <w:bookmarkEnd w:id="37"/>
     </w:p>
     <w:p>
       <w:pPr>
@@ -20811,6 +20956,7 @@
           <w:noProof/>
           <w:lang w:eastAsia="es-CO"/>
         </w:rPr>
+        <w:lastRenderedPageBreak/>
         <w:drawing>
           <wp:inline distT="0" distB="0" distL="0" distR="0" wp14:anchorId="32D5297C" wp14:editId="3A545301">
             <wp:extent cx="6332220" cy="3825875"/>
@@ -20827,10 +20973,10 @@
                     <pic:cNvPicPr/>
                   </pic:nvPicPr>
                   <pic:blipFill>
-                    <a:blip r:embed="rId14">
+                    <a:blip r:embed="rId17">
                       <a:extLst>
                         <a:ext uri="{96DAC541-7B7A-43D3-8B79-37D633B846F1}">
-                          <asvg:svgBlip xmlns:asvg="http://schemas.microsoft.com/office/drawing/2016/SVG/main" r:embed="rId15"/>
+                          <asvg:svgBlip xmlns:asvg="http://schemas.microsoft.com/office/drawing/2016/SVG/main" r:embed="rId18"/>
                         </a:ext>
                       </a:extLst>
                     </a:blip>
@@ -20858,13 +21004,14 @@
       <w:pPr>
         <w:pStyle w:val="Titulosgenerales"/>
       </w:pPr>
-      <w:bookmarkStart w:name="_Toc176443725" w:id="34"/>
-      <w:bookmarkStart w:name="_Toc232088342" w:id="35"/>
-      <w:r>
+      <w:bookmarkStart w:id="38" w:name="_Toc176443725"/>
+      <w:bookmarkStart w:id="39" w:name="_Toc233035070"/>
+      <w:r>
+        <w:lastRenderedPageBreak/>
         <w:t>Glosario</w:t>
       </w:r>
-      <w:bookmarkEnd w:id="34"/>
-      <w:bookmarkEnd w:id="35"/>
+      <w:bookmarkEnd w:id="38"/>
+      <w:bookmarkEnd w:id="39"/>
     </w:p>
     <w:p>
       <w:pPr>
@@ -21017,6 +21164,7 @@
           <w:b/>
           <w:lang w:eastAsia="es-CO"/>
         </w:rPr>
+        <w:lastRenderedPageBreak/>
         <w:t>JavaScript</w:t>
       </w:r>
       <w:r>
@@ -21140,16 +21288,17 @@
           <w:lang w:val="es-MX"/>
         </w:rPr>
       </w:pPr>
-      <w:bookmarkStart w:name="_Toc176443726" w:id="36"/>
-      <w:bookmarkStart w:name="_Toc232088343" w:id="37"/>
+      <w:bookmarkStart w:id="40" w:name="_Toc176443726"/>
+      <w:bookmarkStart w:id="41" w:name="_Toc233035071"/>
       <w:r>
         <w:rPr>
           <w:lang w:val="es-MX"/>
         </w:rPr>
+        <w:lastRenderedPageBreak/>
         <w:t>Referencias bibliográficas</w:t>
       </w:r>
-      <w:bookmarkEnd w:id="36"/>
-      <w:bookmarkEnd w:id="37"/>
+      <w:bookmarkEnd w:id="40"/>
+      <w:bookmarkEnd w:id="41"/>
     </w:p>
     <w:p>
       <w:pPr>
@@ -21185,7 +21334,7 @@
         </w:rPr>
         <w:t xml:space="preserve">. [Video] YouTube. </w:t>
       </w:r>
-      <w:hyperlink w:history="1" r:id="rId16">
+      <w:hyperlink r:id="rId19" w:history="1">
         <w:r>
           <w:rPr>
             <w:rStyle w:val="Hipervnculo"/>
@@ -21270,7 +21419,7 @@
         </w:rPr>
         <w:t xml:space="preserve">JAVA. (2025). ¿Cómo puedo descargar e instalar Java en un equipo con Windows de forma manual? </w:t>
       </w:r>
-      <w:hyperlink w:history="1" r:id="rId17">
+      <w:hyperlink r:id="rId20" w:history="1">
         <w:r>
           <w:rPr>
             <w:rStyle w:val="Hipervnculo"/>
@@ -21292,7 +21441,7 @@
         </w:rPr>
         <w:t xml:space="preserve">JAVA. (2025). Instalación y uso de Oracle Java en macOS </w:t>
       </w:r>
-      <w:hyperlink w:history="1" r:id="rId18">
+      <w:hyperlink r:id="rId21" w:history="1">
         <w:r>
           <w:rPr>
             <w:rStyle w:val="Hipervnculo"/>
@@ -21328,7 +21477,7 @@
         </w:rPr>
         <w:t xml:space="preserve"> Network (MDN). (2025). Referencia de JavaScript. </w:t>
       </w:r>
-      <w:hyperlink w:history="1" r:id="rId19">
+      <w:hyperlink r:id="rId22" w:history="1">
         <w:r>
           <w:rPr>
             <w:rStyle w:val="Hipervnculo"/>
@@ -21405,24 +21554,25 @@
       <w:pPr>
         <w:pStyle w:val="Titulosgenerales"/>
       </w:pPr>
-      <w:bookmarkStart w:name="_Toc176443727" w:id="38"/>
-      <w:bookmarkStart w:name="_Toc232088344" w:id="39"/>
-      <w:r>
+      <w:bookmarkStart w:id="42" w:name="_Toc176443727"/>
+      <w:bookmarkStart w:id="43" w:name="_Toc233035072"/>
+      <w:r>
+        <w:lastRenderedPageBreak/>
         <w:t>Créditos</w:t>
       </w:r>
-      <w:bookmarkEnd w:id="38"/>
-      <w:bookmarkEnd w:id="39"/>
+      <w:bookmarkEnd w:id="42"/>
+      <w:bookmarkEnd w:id="43"/>
     </w:p>
     <w:tbl>
       <w:tblPr>
         <w:tblW w:w="10060" w:type="dxa"/>
         <w:tblBorders>
-          <w:top w:val="single" w:color="D9D9D9" w:sz="4" w:space="0"/>
-          <w:left w:val="single" w:color="D9D9D9" w:sz="4" w:space="0"/>
-          <w:bottom w:val="single" w:color="D9D9D9" w:sz="4" w:space="0"/>
-          <w:right w:val="single" w:color="D9D9D9" w:sz="4" w:space="0"/>
-          <w:insideH w:val="single" w:color="D9D9D9" w:sz="4" w:space="0"/>
-          <w:insideV w:val="single" w:color="D9D9D9" w:sz="4" w:space="0"/>
+          <w:top w:val="single" w:sz="4" w:space="0" w:color="D9D9D9"/>
+          <w:left w:val="single" w:sz="4" w:space="0" w:color="D9D9D9"/>
+          <w:bottom w:val="single" w:sz="4" w:space="0" w:color="D9D9D9"/>
+          <w:right w:val="single" w:sz="4" w:space="0" w:color="D9D9D9"/>
+          <w:insideH w:val="single" w:sz="4" w:space="0" w:color="D9D9D9"/>
+          <w:insideV w:val="single" w:sz="4" w:space="0" w:color="D9D9D9"/>
         </w:tblBorders>
         <w:tblLayout w:type="fixed"/>
         <w:tblLook w:val="04A0" w:firstRow="1" w:lastRow="0" w:firstColumn="1" w:lastColumn="0" w:noHBand="0" w:noVBand="1"/>
@@ -22118,9 +22268,9 @@
       </w:pPr>
     </w:p>
     <w:sectPr>
-      <w:headerReference w:type="default" r:id="rId20"/>
-      <w:footerReference w:type="default" r:id="rId21"/>
-      <w:pgSz w:w="12240" w:h="15840" w:orient="portrait"/>
+      <w:headerReference w:type="default" r:id="rId23"/>
+      <w:footerReference w:type="default" r:id="rId24"/>
+      <w:pgSz w:w="12240" w:h="15840"/>
       <w:pgMar w:top="1701" w:right="1134" w:bottom="1134" w:left="1134" w:header="709" w:footer="737" w:gutter="0"/>
       <w:pgNumType w:start="1"/>
       <w:cols w:space="708"/>
@@ -22156,7 +22306,7 @@
 </file>
 
 <file path=word/footer1.xml><?xml version="1.0" encoding="utf-8"?>
-<w:ftr xmlns:wpc="http://schemas.microsoft.com/office/word/2010/wordprocessingCanvas" xmlns:cx="http://schemas.microsoft.com/office/drawing/2014/chartex" xmlns:cx1="http://schemas.microsoft.com/office/drawing/2015/9/8/chartex" xmlns:cx2="http://schemas.microsoft.com/office/drawing/2015/10/21/chartex" xmlns:cx3="http://schemas.microsoft.com/office/drawing/2016/5/9/chartex" xmlns:cx4="http://schemas.microsoft.com/office/drawing/2016/5/10/chartex" xmlns:cx5="http://schemas.microsoft.com/office/drawing/2016/5/11/chartex" xmlns:cx6="http://schemas.microsoft.com/office/drawing/2016/5/12/chartex" xmlns:cx7="http://schemas.microsoft.com/office/drawing/2016/5/13/chartex" xmlns:cx8="http://schemas.microsoft.com/office/drawing/2016/5/14/chartex" xmlns:mc="http://schemas.openxmlformats.org/markup-compatibility/2006" xmlns:aink="http://schemas.microsoft.com/office/drawing/2016/ink" xmlns:am3d="http://schemas.microsoft.com/office/drawing/2017/model3d" xmlns:o="urn:schemas-microsoft-com:office:office" xmlns:r="http://schemas.openxmlformats.org/officeDocument/2006/relationships" xmlns:m="http://schemas.openxmlformats.org/officeDocument/2006/math" xmlns:v="urn:schemas-microsoft-com:vml" xmlns:wp14="http://schemas.microsoft.com/office/word/2010/wordprocessingDrawing" xmlns:wp="http://schemas.openxmlformats.org/drawingml/2006/wordprocessingDrawing" xmlns:w10="urn:schemas-microsoft-com:office:word" xmlns:w="http://schemas.openxmlformats.org/wordprocessingml/2006/main" xmlns:w14="http://schemas.microsoft.com/office/word/2010/wordml" xmlns:w15="http://schemas.microsoft.com/office/word/2012/wordml" xmlns:w16cex="http://schemas.microsoft.com/office/word/2018/wordml/cex" xmlns:w16cid="http://schemas.microsoft.com/office/word/2016/wordml/cid" xmlns:w16="http://schemas.microsoft.com/office/word/2018/wordml" xmlns:w16sdtdh="http://schemas.microsoft.com/office/word/2020/wordml/sdtdatahash" xmlns:w16se="http://schemas.microsoft.com/office/word/2015/wordml/symex" xmlns:wpg="http://schemas.microsoft.com/office/word/2010/wordprocessingGroup" xmlns:wpi="http://schemas.microsoft.com/office/word/2010/wordprocessingInk" xmlns:wne="http://schemas.microsoft.com/office/word/2006/wordml" xmlns:wps="http://schemas.microsoft.com/office/word/2010/wordprocessingShape" xmlns:a="http://schemas.openxmlformats.org/drawingml/2006/main" mc:Ignorable="w14 w15 w16se w16cid w16 w16cex w16sdtdh wp14">
+<w:ftr xmlns:wpc="http://schemas.microsoft.com/office/word/2010/wordprocessingCanvas" xmlns:cx="http://schemas.microsoft.com/office/drawing/2014/chartex" xmlns:cx1="http://schemas.microsoft.com/office/drawing/2015/9/8/chartex" xmlns:cx2="http://schemas.microsoft.com/office/drawing/2015/10/21/chartex" xmlns:cx3="http://schemas.microsoft.com/office/drawing/2016/5/9/chartex" xmlns:cx4="http://schemas.microsoft.com/office/drawing/2016/5/10/chartex" xmlns:cx5="http://schemas.microsoft.com/office/drawing/2016/5/11/chartex" xmlns:cx6="http://schemas.microsoft.com/office/drawing/2016/5/12/chartex" xmlns:cx7="http://schemas.microsoft.com/office/drawing/2016/5/13/chartex" xmlns:cx8="http://schemas.microsoft.com/office/drawing/2016/5/14/chartex" xmlns:mc="http://schemas.openxmlformats.org/markup-compatibility/2006" xmlns:aink="http://schemas.microsoft.com/office/drawing/2016/ink" xmlns:am3d="http://schemas.microsoft.com/office/drawing/2017/model3d" xmlns:o="urn:schemas-microsoft-com:office:office" xmlns:r="http://schemas.openxmlformats.org/officeDocument/2006/relationships" xmlns:m="http://schemas.openxmlformats.org/officeDocument/2006/math" xmlns:v="urn:schemas-microsoft-com:vml" xmlns:wp14="http://schemas.microsoft.com/office/word/2010/wordprocessingDrawing" xmlns:wp="http://schemas.openxmlformats.org/drawingml/2006/wordprocessingDrawing" xmlns:w10="urn:schemas-microsoft-com:office:word" xmlns:w="http://schemas.openxmlformats.org/wordprocessingml/2006/main" xmlns:w14="http://schemas.microsoft.com/office/word/2010/wordml" xmlns:w15="http://schemas.microsoft.com/office/word/2012/wordml" xmlns:w16cex="http://schemas.microsoft.com/office/word/2018/wordml/cex" xmlns:w16cid="http://schemas.microsoft.com/office/word/2016/wordml/cid" xmlns:w16="http://schemas.microsoft.com/office/word/2018/wordml" xmlns:w16sdtdh="http://schemas.microsoft.com/office/word/2020/wordml/sdtdatahash" xmlns:w16se="http://schemas.microsoft.com/office/word/2015/wordml/symex" xmlns:wpg="http://schemas.microsoft.com/office/word/2010/wordprocessingGroup" xmlns:wpi="http://schemas.microsoft.com/office/word/2010/wordprocessingInk" xmlns:wne="http://schemas.microsoft.com/office/word/2006/wordml" xmlns:wps="http://schemas.microsoft.com/office/word/2010/wordprocessingShape" mc:Ignorable="w14 w15 w16se w16cid w16 w16cex w16sdtdh wp14">
   <w:p>
     <w:pPr>
       <w:pStyle w:val="Piedepgina"/>
@@ -22239,12 +22389,12 @@
           </w:drawing>
         </mc:Choice>
         <mc:Fallback>
-          <w:pict w14:anchorId="1518F4D4">
-            <v:shapetype id="_x0000_t202" coordsize="21600,21600" o:spt="202" path="m,l,21600r21600,l21600,xe" w14:anchorId="30EDB3B0">
+          <w:pict>
+            <v:shapetype w14:anchorId="30EDB3B0" id="_x0000_t202" coordsize="21600,21600" o:spt="202" path="m,l,21600r21600,l21600,xe">
               <v:stroke joinstyle="miter"/>
               <v:path gradientshapeok="t" o:connecttype="rect"/>
             </v:shapetype>
-            <v:shape id="Cuadro de texto 1" style="position:absolute;left:0;text-align:left;margin-left:16.1pt;margin-top:.65pt;width:455.15pt;height:41.4pt;z-index:251658240;visibility:visible;mso-wrap-style:square;mso-width-percent:0;mso-height-percent:0;mso-wrap-distance-left:9pt;mso-wrap-distance-top:3.6pt;mso-wrap-distance-right:9pt;mso-wrap-distance-bottom:3.6pt;mso-position-horizontal:absolute;mso-position-horizontal-relative:text;mso-position-vertical:absolute;mso-position-vertical-relative:text;mso-width-percent:0;mso-height-percent:0;mso-width-relative:margin;mso-height-relative:margin;v-text-anchor:top" o:spid="_x0000_s1027" stroked="f" type="#_x0000_t202" o:gfxdata="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">
+            <v:shape id="Cuadro de texto 1" o:spid="_x0000_s1027" type="#_x0000_t202" style="position:absolute;left:0;text-align:left;margin-left:16.1pt;margin-top:.65pt;width:455.15pt;height:41.4pt;z-index:251658240;visibility:visible;mso-wrap-style:square;mso-width-percent:0;mso-height-percent:0;mso-wrap-distance-left:9pt;mso-wrap-distance-top:3.6pt;mso-wrap-distance-right:9pt;mso-wrap-distance-bottom:3.6pt;mso-position-horizontal:absolute;mso-position-horizontal-relative:text;mso-position-vertical:absolute;mso-position-vertical-relative:text;mso-width-percent:0;mso-height-percent:0;mso-width-relative:margin;mso-height-relative:margin;v-text-anchor:top" o:gfxdata="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" stroked="f">
               <v:textbox>
                 <w:txbxContent>
                   <w:p>
@@ -22318,7 +22468,7 @@
 </file>
 
 <file path=word/header1.xml><?xml version="1.0" encoding="utf-8"?>
-<w:hdr xmlns:wpc="http://schemas.microsoft.com/office/word/2010/wordprocessingCanvas" xmlns:cx="http://schemas.microsoft.com/office/drawing/2014/chartex" xmlns:cx1="http://schemas.microsoft.com/office/drawing/2015/9/8/chartex" xmlns:cx2="http://schemas.microsoft.com/office/drawing/2015/10/21/chartex" xmlns:cx3="http://schemas.microsoft.com/office/drawing/2016/5/9/chartex" xmlns:cx4="http://schemas.microsoft.com/office/drawing/2016/5/10/chartex" xmlns:cx5="http://schemas.microsoft.com/office/drawing/2016/5/11/chartex" xmlns:cx6="http://schemas.microsoft.com/office/drawing/2016/5/12/chartex" xmlns:cx7="http://schemas.microsoft.com/office/drawing/2016/5/13/chartex" xmlns:cx8="http://schemas.microsoft.com/office/drawing/2016/5/14/chartex" xmlns:mc="http://schemas.openxmlformats.org/markup-compatibility/2006" xmlns:aink="http://schemas.microsoft.com/office/drawing/2016/ink" xmlns:am3d="http://schemas.microsoft.com/office/drawing/2017/model3d" xmlns:o="urn:schemas-microsoft-com:office:office" xmlns:r="http://schemas.openxmlformats.org/officeDocument/2006/relationships" xmlns:m="http://schemas.openxmlformats.org/officeDocument/2006/math" xmlns:v="urn:schemas-microsoft-com:vml" xmlns:wp14="http://schemas.microsoft.com/office/word/2010/wordprocessingDrawing" xmlns:wp="http://schemas.openxmlformats.org/drawingml/2006/wordprocessingDrawing" xmlns:w10="urn:schemas-microsoft-com:office:word" xmlns:w="http://schemas.openxmlformats.org/wordprocessingml/2006/main" xmlns:w14="http://schemas.microsoft.com/office/word/2010/wordml" xmlns:w15="http://schemas.microsoft.com/office/word/2012/wordml" xmlns:w16cex="http://schemas.microsoft.com/office/word/2018/wordml/cex" xmlns:w16cid="http://schemas.microsoft.com/office/word/2016/wordml/cid" xmlns:w16="http://schemas.microsoft.com/office/word/2018/wordml" xmlns:w16sdtdh="http://schemas.microsoft.com/office/word/2020/wordml/sdtdatahash" xmlns:w16se="http://schemas.microsoft.com/office/word/2015/wordml/symex" xmlns:wpg="http://schemas.microsoft.com/office/word/2010/wordprocessingGroup" xmlns:wpi="http://schemas.microsoft.com/office/word/2010/wordprocessingInk" xmlns:wne="http://schemas.microsoft.com/office/word/2006/wordml" xmlns:wps="http://schemas.microsoft.com/office/word/2010/wordprocessingShape" xmlns:a="http://schemas.openxmlformats.org/drawingml/2006/main" xmlns:pic="http://schemas.openxmlformats.org/drawingml/2006/picture" xmlns:a14="http://schemas.microsoft.com/office/drawing/2010/main" mc:Ignorable="w14 w15 w16se w16cid w16 w16cex w16sdtdh wp14">
+<w:hdr xmlns:wpc="http://schemas.microsoft.com/office/word/2010/wordprocessingCanvas" xmlns:cx="http://schemas.microsoft.com/office/drawing/2014/chartex" xmlns:cx1="http://schemas.microsoft.com/office/drawing/2015/9/8/chartex" xmlns:cx2="http://schemas.microsoft.com/office/drawing/2015/10/21/chartex" xmlns:cx3="http://schemas.microsoft.com/office/drawing/2016/5/9/chartex" xmlns:cx4="http://schemas.microsoft.com/office/drawing/2016/5/10/chartex" xmlns:cx5="http://schemas.microsoft.com/office/drawing/2016/5/11/chartex" xmlns:cx6="http://schemas.microsoft.com/office/drawing/2016/5/12/chartex" xmlns:cx7="http://schemas.microsoft.com/office/drawing/2016/5/13/chartex" xmlns:cx8="http://schemas.microsoft.com/office/drawing/2016/5/14/chartex" xmlns:mc="http://schemas.openxmlformats.org/markup-compatibility/2006" xmlns:aink="http://schemas.microsoft.com/office/drawing/2016/ink" xmlns:am3d="http://schemas.microsoft.com/office/drawing/2017/model3d" xmlns:o="urn:schemas-microsoft-com:office:office" xmlns:r="http://schemas.openxmlformats.org/officeDocument/2006/relationships" xmlns:m="http://schemas.openxmlformats.org/officeDocument/2006/math" xmlns:v="urn:schemas-microsoft-com:vml" xmlns:wp14="http://schemas.microsoft.com/office/word/2010/wordprocessingDrawing" xmlns:wp="http://schemas.openxmlformats.org/drawingml/2006/wordprocessingDrawing" xmlns:w10="urn:schemas-microsoft-com:office:word" xmlns:w="http://schemas.openxmlformats.org/wordprocessingml/2006/main" xmlns:w14="http://schemas.microsoft.com/office/word/2010/wordml" xmlns:w15="http://schemas.microsoft.com/office/word/2012/wordml" xmlns:w16cex="http://schemas.microsoft.com/office/word/2018/wordml/cex" xmlns:w16cid="http://schemas.microsoft.com/office/word/2016/wordml/cid" xmlns:w16="http://schemas.microsoft.com/office/word/2018/wordml" xmlns:w16sdtdh="http://schemas.microsoft.com/office/word/2020/wordml/sdtdatahash" xmlns:w16se="http://schemas.microsoft.com/office/word/2015/wordml/symex" xmlns:wpg="http://schemas.microsoft.com/office/word/2010/wordprocessingGroup" xmlns:wpi="http://schemas.microsoft.com/office/word/2010/wordprocessingInk" xmlns:wne="http://schemas.microsoft.com/office/word/2006/wordml" xmlns:wps="http://schemas.microsoft.com/office/word/2010/wordprocessingShape" mc:Ignorable="w14 w15 w16se w16cid w16 w16cex w16sdtdh wp14">
   <w:p>
     <w:pPr>
       <w:pStyle w:val="Encabezado"/>
@@ -22408,7 +22558,7 @@
         <w:ind w:left="1276" w:hanging="360"/>
       </w:pPr>
       <w:rPr>
-        <w:rFonts w:hint="default" w:ascii="Symbol" w:hAnsi="Symbol"/>
+        <w:rFonts w:ascii="Symbol" w:hAnsi="Symbol" w:hint="default"/>
       </w:rPr>
     </w:lvl>
   </w:abstractNum>
@@ -22425,7 +22575,7 @@
         <w:ind w:left="1429" w:hanging="360"/>
       </w:pPr>
       <w:rPr>
-        <w:rFonts w:hint="default" w:ascii="Symbol" w:hAnsi="Symbol"/>
+        <w:rFonts w:ascii="Symbol" w:hAnsi="Symbol" w:hint="default"/>
       </w:rPr>
     </w:lvl>
     <w:lvl w:ilvl="1" w:tplc="240A0003" w:tentative="1">
@@ -22437,7 +22587,7 @@
         <w:ind w:left="2149" w:hanging="360"/>
       </w:pPr>
       <w:rPr>
-        <w:rFonts w:hint="default" w:ascii="Courier New" w:hAnsi="Courier New" w:cs="Courier New"/>
+        <w:rFonts w:ascii="Courier New" w:hAnsi="Courier New" w:cs="Courier New" w:hint="default"/>
       </w:rPr>
     </w:lvl>
     <w:lvl w:ilvl="2" w:tplc="240A0005" w:tentative="1">
@@ -22449,7 +22599,7 @@
         <w:ind w:left="2869" w:hanging="360"/>
       </w:pPr>
       <w:rPr>
-        <w:rFonts w:hint="default" w:ascii="Wingdings" w:hAnsi="Wingdings"/>
+        <w:rFonts w:ascii="Wingdings" w:hAnsi="Wingdings" w:hint="default"/>
       </w:rPr>
     </w:lvl>
     <w:lvl w:ilvl="3" w:tplc="240A0001" w:tentative="1">
@@ -22461,7 +22611,7 @@
         <w:ind w:left="3589" w:hanging="360"/>
       </w:pPr>
       <w:rPr>
-        <w:rFonts w:hint="default" w:ascii="Symbol" w:hAnsi="Symbol"/>
+        <w:rFonts w:ascii="Symbol" w:hAnsi="Symbol" w:hint="default"/>
       </w:rPr>
     </w:lvl>
     <w:lvl w:ilvl="4" w:tplc="240A0003" w:tentative="1">
@@ -22473,7 +22623,7 @@
         <w:ind w:left="4309" w:hanging="360"/>
       </w:pPr>
       <w:rPr>
-        <w:rFonts w:hint="default" w:ascii="Courier New" w:hAnsi="Courier New" w:cs="Courier New"/>
+        <w:rFonts w:ascii="Courier New" w:hAnsi="Courier New" w:cs="Courier New" w:hint="default"/>
       </w:rPr>
     </w:lvl>
     <w:lvl w:ilvl="5" w:tplc="240A0005" w:tentative="1">
@@ -22485,7 +22635,7 @@
         <w:ind w:left="5029" w:hanging="360"/>
       </w:pPr>
       <w:rPr>
-        <w:rFonts w:hint="default" w:ascii="Wingdings" w:hAnsi="Wingdings"/>
+        <w:rFonts w:ascii="Wingdings" w:hAnsi="Wingdings" w:hint="default"/>
       </w:rPr>
     </w:lvl>
     <w:lvl w:ilvl="6" w:tplc="240A0001" w:tentative="1">
@@ -22497,7 +22647,7 @@
         <w:ind w:left="5749" w:hanging="360"/>
       </w:pPr>
       <w:rPr>
-        <w:rFonts w:hint="default" w:ascii="Symbol" w:hAnsi="Symbol"/>
+        <w:rFonts w:ascii="Symbol" w:hAnsi="Symbol" w:hint="default"/>
       </w:rPr>
     </w:lvl>
     <w:lvl w:ilvl="7" w:tplc="240A0003" w:tentative="1">
@@ -22509,7 +22659,7 @@
         <w:ind w:left="6469" w:hanging="360"/>
       </w:pPr>
       <w:rPr>
-        <w:rFonts w:hint="default" w:ascii="Courier New" w:hAnsi="Courier New" w:cs="Courier New"/>
+        <w:rFonts w:ascii="Courier New" w:hAnsi="Courier New" w:cs="Courier New" w:hint="default"/>
       </w:rPr>
     </w:lvl>
     <w:lvl w:ilvl="8" w:tplc="240A0005" w:tentative="1">
@@ -22521,7 +22671,7 @@
         <w:ind w:left="7189" w:hanging="360"/>
       </w:pPr>
       <w:rPr>
-        <w:rFonts w:hint="default" w:ascii="Wingdings" w:hAnsi="Wingdings"/>
+        <w:rFonts w:ascii="Wingdings" w:hAnsi="Wingdings" w:hint="default"/>
       </w:rPr>
     </w:lvl>
   </w:abstractNum>
@@ -22624,7 +22774,7 @@
         <w:ind w:left="1429" w:hanging="360"/>
       </w:pPr>
       <w:rPr>
-        <w:rFonts w:hint="default" w:ascii="Symbol" w:hAnsi="Symbol"/>
+        <w:rFonts w:ascii="Symbol" w:hAnsi="Symbol" w:hint="default"/>
       </w:rPr>
     </w:lvl>
     <w:lvl w:ilvl="1" w:tplc="240A0003" w:tentative="1">
@@ -22636,7 +22786,7 @@
         <w:ind w:left="2149" w:hanging="360"/>
       </w:pPr>
       <w:rPr>
-        <w:rFonts w:hint="default" w:ascii="Courier New" w:hAnsi="Courier New" w:cs="Courier New"/>
+        <w:rFonts w:ascii="Courier New" w:hAnsi="Courier New" w:cs="Courier New" w:hint="default"/>
       </w:rPr>
     </w:lvl>
     <w:lvl w:ilvl="2" w:tplc="240A0005" w:tentative="1">
@@ -22648,7 +22798,7 @@
         <w:ind w:left="2869" w:hanging="360"/>
       </w:pPr>
       <w:rPr>
-        <w:rFonts w:hint="default" w:ascii="Wingdings" w:hAnsi="Wingdings"/>
+        <w:rFonts w:ascii="Wingdings" w:hAnsi="Wingdings" w:hint="default"/>
       </w:rPr>
     </w:lvl>
     <w:lvl w:ilvl="3" w:tplc="240A0001" w:tentative="1">
@@ -22660,7 +22810,7 @@
         <w:ind w:left="3589" w:hanging="360"/>
       </w:pPr>
       <w:rPr>
-        <w:rFonts w:hint="default" w:ascii="Symbol" w:hAnsi="Symbol"/>
+        <w:rFonts w:ascii="Symbol" w:hAnsi="Symbol" w:hint="default"/>
       </w:rPr>
     </w:lvl>
     <w:lvl w:ilvl="4" w:tplc="240A0003" w:tentative="1">
@@ -22672,7 +22822,7 @@
         <w:ind w:left="4309" w:hanging="360"/>
       </w:pPr>
       <w:rPr>
-        <w:rFonts w:hint="default" w:ascii="Courier New" w:hAnsi="Courier New" w:cs="Courier New"/>
+        <w:rFonts w:ascii="Courier New" w:hAnsi="Courier New" w:cs="Courier New" w:hint="default"/>
       </w:rPr>
     </w:lvl>
     <w:lvl w:ilvl="5" w:tplc="240A0005" w:tentative="1">
@@ -22684,7 +22834,7 @@
         <w:ind w:left="5029" w:hanging="360"/>
       </w:pPr>
       <w:rPr>
-        <w:rFonts w:hint="default" w:ascii="Wingdings" w:hAnsi="Wingdings"/>
+        <w:rFonts w:ascii="Wingdings" w:hAnsi="Wingdings" w:hint="default"/>
       </w:rPr>
     </w:lvl>
     <w:lvl w:ilvl="6" w:tplc="240A0001" w:tentative="1">
@@ -22696,7 +22846,7 @@
         <w:ind w:left="5749" w:hanging="360"/>
       </w:pPr>
       <w:rPr>
-        <w:rFonts w:hint="default" w:ascii="Symbol" w:hAnsi="Symbol"/>
+        <w:rFonts w:ascii="Symbol" w:hAnsi="Symbol" w:hint="default"/>
       </w:rPr>
     </w:lvl>
     <w:lvl w:ilvl="7" w:tplc="240A0003" w:tentative="1">
@@ -22708,7 +22858,7 @@
         <w:ind w:left="6469" w:hanging="360"/>
       </w:pPr>
       <w:rPr>
-        <w:rFonts w:hint="default" w:ascii="Courier New" w:hAnsi="Courier New" w:cs="Courier New"/>
+        <w:rFonts w:ascii="Courier New" w:hAnsi="Courier New" w:cs="Courier New" w:hint="default"/>
       </w:rPr>
     </w:lvl>
     <w:lvl w:ilvl="8" w:tplc="240A0005" w:tentative="1">
@@ -22720,7 +22870,7 @@
         <w:ind w:left="7189" w:hanging="360"/>
       </w:pPr>
       <w:rPr>
-        <w:rFonts w:hint="default" w:ascii="Wingdings" w:hAnsi="Wingdings"/>
+        <w:rFonts w:ascii="Wingdings" w:hAnsi="Wingdings" w:hint="default"/>
       </w:rPr>
     </w:lvl>
   </w:abstractNum>
@@ -22737,7 +22887,7 @@
         <w:ind w:left="1429" w:hanging="360"/>
       </w:pPr>
       <w:rPr>
-        <w:rFonts w:hint="default" w:ascii="Symbol" w:hAnsi="Symbol"/>
+        <w:rFonts w:ascii="Symbol" w:hAnsi="Symbol" w:hint="default"/>
       </w:rPr>
     </w:lvl>
     <w:lvl w:ilvl="1" w:tplc="240A0003" w:tentative="1">
@@ -22749,7 +22899,7 @@
         <w:ind w:left="2149" w:hanging="360"/>
       </w:pPr>
       <w:rPr>
-        <w:rFonts w:hint="default" w:ascii="Courier New" w:hAnsi="Courier New" w:cs="Courier New"/>
+        <w:rFonts w:ascii="Courier New" w:hAnsi="Courier New" w:cs="Courier New" w:hint="default"/>
       </w:rPr>
     </w:lvl>
     <w:lvl w:ilvl="2" w:tplc="240A0005" w:tentative="1">
@@ -22761,7 +22911,7 @@
         <w:ind w:left="2869" w:hanging="360"/>
       </w:pPr>
       <w:rPr>
-        <w:rFonts w:hint="default" w:ascii="Wingdings" w:hAnsi="Wingdings"/>
+        <w:rFonts w:ascii="Wingdings" w:hAnsi="Wingdings" w:hint="default"/>
       </w:rPr>
     </w:lvl>
     <w:lvl w:ilvl="3" w:tplc="240A0001" w:tentative="1">
@@ -22773,7 +22923,7 @@
         <w:ind w:left="3589" w:hanging="360"/>
       </w:pPr>
       <w:rPr>
-        <w:rFonts w:hint="default" w:ascii="Symbol" w:hAnsi="Symbol"/>
+        <w:rFonts w:ascii="Symbol" w:hAnsi="Symbol" w:hint="default"/>
       </w:rPr>
     </w:lvl>
     <w:lvl w:ilvl="4" w:tplc="240A0003" w:tentative="1">
@@ -22785,7 +22935,7 @@
         <w:ind w:left="4309" w:hanging="360"/>
       </w:pPr>
       <w:rPr>
-        <w:rFonts w:hint="default" w:ascii="Courier New" w:hAnsi="Courier New" w:cs="Courier New"/>
+        <w:rFonts w:ascii="Courier New" w:hAnsi="Courier New" w:cs="Courier New" w:hint="default"/>
       </w:rPr>
     </w:lvl>
     <w:lvl w:ilvl="5" w:tplc="240A0005" w:tentative="1">
@@ -22797,7 +22947,7 @@
         <w:ind w:left="5029" w:hanging="360"/>
       </w:pPr>
       <w:rPr>
-        <w:rFonts w:hint="default" w:ascii="Wingdings" w:hAnsi="Wingdings"/>
+        <w:rFonts w:ascii="Wingdings" w:hAnsi="Wingdings" w:hint="default"/>
       </w:rPr>
     </w:lvl>
     <w:lvl w:ilvl="6" w:tplc="240A0001" w:tentative="1">
@@ -22809,7 +22959,7 @@
         <w:ind w:left="5749" w:hanging="360"/>
       </w:pPr>
       <w:rPr>
-        <w:rFonts w:hint="default" w:ascii="Symbol" w:hAnsi="Symbol"/>
+        <w:rFonts w:ascii="Symbol" w:hAnsi="Symbol" w:hint="default"/>
       </w:rPr>
     </w:lvl>
     <w:lvl w:ilvl="7" w:tplc="240A0003" w:tentative="1">
@@ -22821,7 +22971,7 @@
         <w:ind w:left="6469" w:hanging="360"/>
       </w:pPr>
       <w:rPr>
-        <w:rFonts w:hint="default" w:ascii="Courier New" w:hAnsi="Courier New" w:cs="Courier New"/>
+        <w:rFonts w:ascii="Courier New" w:hAnsi="Courier New" w:cs="Courier New" w:hint="default"/>
       </w:rPr>
     </w:lvl>
     <w:lvl w:ilvl="8" w:tplc="240A0005" w:tentative="1">
@@ -22833,7 +22983,7 @@
         <w:ind w:left="7189" w:hanging="360"/>
       </w:pPr>
       <w:rPr>
-        <w:rFonts w:hint="default" w:ascii="Wingdings" w:hAnsi="Wingdings"/>
+        <w:rFonts w:ascii="Wingdings" w:hAnsi="Wingdings" w:hint="default"/>
       </w:rPr>
     </w:lvl>
   </w:abstractNum>
@@ -22850,7 +23000,7 @@
         <w:ind w:left="1429" w:hanging="360"/>
       </w:pPr>
       <w:rPr>
-        <w:rFonts w:hint="default" w:ascii="Symbol" w:hAnsi="Symbol"/>
+        <w:rFonts w:ascii="Symbol" w:hAnsi="Symbol" w:hint="default"/>
       </w:rPr>
     </w:lvl>
     <w:lvl w:ilvl="1" w:tplc="240A0003" w:tentative="1">
@@ -22862,7 +23012,7 @@
         <w:ind w:left="2149" w:hanging="360"/>
       </w:pPr>
       <w:rPr>
-        <w:rFonts w:hint="default" w:ascii="Courier New" w:hAnsi="Courier New" w:cs="Courier New"/>
+        <w:rFonts w:ascii="Courier New" w:hAnsi="Courier New" w:cs="Courier New" w:hint="default"/>
       </w:rPr>
     </w:lvl>
     <w:lvl w:ilvl="2" w:tplc="240A0005" w:tentative="1">
@@ -22874,7 +23024,7 @@
         <w:ind w:left="2869" w:hanging="360"/>
       </w:pPr>
       <w:rPr>
-        <w:rFonts w:hint="default" w:ascii="Wingdings" w:hAnsi="Wingdings"/>
+        <w:rFonts w:ascii="Wingdings" w:hAnsi="Wingdings" w:hint="default"/>
       </w:rPr>
     </w:lvl>
     <w:lvl w:ilvl="3" w:tplc="240A0001" w:tentative="1">
@@ -22886,7 +23036,7 @@
         <w:ind w:left="3589" w:hanging="360"/>
       </w:pPr>
       <w:rPr>
-        <w:rFonts w:hint="default" w:ascii="Symbol" w:hAnsi="Symbol"/>
+        <w:rFonts w:ascii="Symbol" w:hAnsi="Symbol" w:hint="default"/>
       </w:rPr>
     </w:lvl>
     <w:lvl w:ilvl="4" w:tplc="240A0003" w:tentative="1">
@@ -22898,7 +23048,7 @@
         <w:ind w:left="4309" w:hanging="360"/>
       </w:pPr>
       <w:rPr>
-        <w:rFonts w:hint="default" w:ascii="Courier New" w:hAnsi="Courier New" w:cs="Courier New"/>
+        <w:rFonts w:ascii="Courier New" w:hAnsi="Courier New" w:cs="Courier New" w:hint="default"/>
       </w:rPr>
     </w:lvl>
     <w:lvl w:ilvl="5" w:tplc="240A0005" w:tentative="1">
@@ -22910,7 +23060,7 @@
         <w:ind w:left="5029" w:hanging="360"/>
       </w:pPr>
       <w:rPr>
-        <w:rFonts w:hint="default" w:ascii="Wingdings" w:hAnsi="Wingdings"/>
+        <w:rFonts w:ascii="Wingdings" w:hAnsi="Wingdings" w:hint="default"/>
       </w:rPr>
     </w:lvl>
     <w:lvl w:ilvl="6" w:tplc="240A0001" w:tentative="1">
@@ -22922,7 +23072,7 @@
         <w:ind w:left="5749" w:hanging="360"/>
       </w:pPr>
       <w:rPr>
-        <w:rFonts w:hint="default" w:ascii="Symbol" w:hAnsi="Symbol"/>
+        <w:rFonts w:ascii="Symbol" w:hAnsi="Symbol" w:hint="default"/>
       </w:rPr>
     </w:lvl>
     <w:lvl w:ilvl="7" w:tplc="240A0003" w:tentative="1">
@@ -22934,7 +23084,7 @@
         <w:ind w:left="6469" w:hanging="360"/>
       </w:pPr>
       <w:rPr>
-        <w:rFonts w:hint="default" w:ascii="Courier New" w:hAnsi="Courier New" w:cs="Courier New"/>
+        <w:rFonts w:ascii="Courier New" w:hAnsi="Courier New" w:cs="Courier New" w:hint="default"/>
       </w:rPr>
     </w:lvl>
     <w:lvl w:ilvl="8" w:tplc="240A0005" w:tentative="1">
@@ -22946,7 +23096,7 @@
         <w:ind w:left="7189" w:hanging="360"/>
       </w:pPr>
       <w:rPr>
-        <w:rFonts w:hint="default" w:ascii="Wingdings" w:hAnsi="Wingdings"/>
+        <w:rFonts w:ascii="Wingdings" w:hAnsi="Wingdings" w:hint="default"/>
       </w:rPr>
     </w:lvl>
   </w:abstractNum>
@@ -22963,7 +23113,7 @@
         <w:ind w:left="1429" w:hanging="360"/>
       </w:pPr>
       <w:rPr>
-        <w:rFonts w:hint="default" w:ascii="Symbol" w:hAnsi="Symbol"/>
+        <w:rFonts w:ascii="Symbol" w:hAnsi="Symbol" w:hint="default"/>
       </w:rPr>
     </w:lvl>
     <w:lvl w:ilvl="1" w:tplc="240A0003" w:tentative="1">
@@ -22975,7 +23125,7 @@
         <w:ind w:left="2149" w:hanging="360"/>
       </w:pPr>
       <w:rPr>
-        <w:rFonts w:hint="default" w:ascii="Courier New" w:hAnsi="Courier New" w:cs="Courier New"/>
+        <w:rFonts w:ascii="Courier New" w:hAnsi="Courier New" w:cs="Courier New" w:hint="default"/>
       </w:rPr>
     </w:lvl>
     <w:lvl w:ilvl="2" w:tplc="240A0005" w:tentative="1">
@@ -22987,7 +23137,7 @@
         <w:ind w:left="2869" w:hanging="360"/>
       </w:pPr>
       <w:rPr>
-        <w:rFonts w:hint="default" w:ascii="Wingdings" w:hAnsi="Wingdings"/>
+        <w:rFonts w:ascii="Wingdings" w:hAnsi="Wingdings" w:hint="default"/>
       </w:rPr>
     </w:lvl>
     <w:lvl w:ilvl="3" w:tplc="240A0001" w:tentative="1">
@@ -22999,7 +23149,7 @@
         <w:ind w:left="3589" w:hanging="360"/>
       </w:pPr>
       <w:rPr>
-        <w:rFonts w:hint="default" w:ascii="Symbol" w:hAnsi="Symbol"/>
+        <w:rFonts w:ascii="Symbol" w:hAnsi="Symbol" w:hint="default"/>
       </w:rPr>
     </w:lvl>
     <w:lvl w:ilvl="4" w:tplc="240A0003" w:tentative="1">
@@ -23011,7 +23161,7 @@
         <w:ind w:left="4309" w:hanging="360"/>
       </w:pPr>
       <w:rPr>
-        <w:rFonts w:hint="default" w:ascii="Courier New" w:hAnsi="Courier New" w:cs="Courier New"/>
+        <w:rFonts w:ascii="Courier New" w:hAnsi="Courier New" w:cs="Courier New" w:hint="default"/>
       </w:rPr>
     </w:lvl>
     <w:lvl w:ilvl="5" w:tplc="240A0005" w:tentative="1">
@@ -23023,7 +23173,7 @@
         <w:ind w:left="5029" w:hanging="360"/>
       </w:pPr>
       <w:rPr>
-        <w:rFonts w:hint="default" w:ascii="Wingdings" w:hAnsi="Wingdings"/>
+        <w:rFonts w:ascii="Wingdings" w:hAnsi="Wingdings" w:hint="default"/>
       </w:rPr>
     </w:lvl>
     <w:lvl w:ilvl="6" w:tplc="240A0001" w:tentative="1">
@@ -23035,7 +23185,7 @@
         <w:ind w:left="5749" w:hanging="360"/>
       </w:pPr>
       <w:rPr>
-        <w:rFonts w:hint="default" w:ascii="Symbol" w:hAnsi="Symbol"/>
+        <w:rFonts w:ascii="Symbol" w:hAnsi="Symbol" w:hint="default"/>
       </w:rPr>
     </w:lvl>
     <w:lvl w:ilvl="7" w:tplc="240A0003" w:tentative="1">
@@ -23047,7 +23197,7 @@
         <w:ind w:left="6469" w:hanging="360"/>
       </w:pPr>
       <w:rPr>
-        <w:rFonts w:hint="default" w:ascii="Courier New" w:hAnsi="Courier New" w:cs="Courier New"/>
+        <w:rFonts w:ascii="Courier New" w:hAnsi="Courier New" w:cs="Courier New" w:hint="default"/>
       </w:rPr>
     </w:lvl>
     <w:lvl w:ilvl="8" w:tplc="240A0005" w:tentative="1">
@@ -23059,7 +23209,7 @@
         <w:ind w:left="7189" w:hanging="360"/>
       </w:pPr>
       <w:rPr>
-        <w:rFonts w:hint="default" w:ascii="Wingdings" w:hAnsi="Wingdings"/>
+        <w:rFonts w:ascii="Wingdings" w:hAnsi="Wingdings" w:hint="default"/>
       </w:rPr>
     </w:lvl>
   </w:abstractNum>
@@ -23165,7 +23315,7 @@
         <w:ind w:left="1429" w:hanging="360"/>
       </w:pPr>
       <w:rPr>
-        <w:rFonts w:hint="default" w:ascii="Symbol" w:hAnsi="Symbol"/>
+        <w:rFonts w:ascii="Symbol" w:hAnsi="Symbol" w:hint="default"/>
       </w:rPr>
     </w:lvl>
     <w:lvl w:ilvl="1" w:tplc="240A0003">
@@ -23177,7 +23327,7 @@
         <w:ind w:left="2149" w:hanging="360"/>
       </w:pPr>
       <w:rPr>
-        <w:rFonts w:hint="default" w:ascii="Courier New" w:hAnsi="Courier New" w:cs="Courier New"/>
+        <w:rFonts w:ascii="Courier New" w:hAnsi="Courier New" w:cs="Courier New" w:hint="default"/>
       </w:rPr>
     </w:lvl>
     <w:lvl w:ilvl="2" w:tplc="240A0005" w:tentative="1">
@@ -23189,7 +23339,7 @@
         <w:ind w:left="2869" w:hanging="360"/>
       </w:pPr>
       <w:rPr>
-        <w:rFonts w:hint="default" w:ascii="Wingdings" w:hAnsi="Wingdings"/>
+        <w:rFonts w:ascii="Wingdings" w:hAnsi="Wingdings" w:hint="default"/>
       </w:rPr>
     </w:lvl>
     <w:lvl w:ilvl="3" w:tplc="240A0001" w:tentative="1">
@@ -23201,7 +23351,7 @@
         <w:ind w:left="3589" w:hanging="360"/>
       </w:pPr>
       <w:rPr>
-        <w:rFonts w:hint="default" w:ascii="Symbol" w:hAnsi="Symbol"/>
+        <w:rFonts w:ascii="Symbol" w:hAnsi="Symbol" w:hint="default"/>
       </w:rPr>
     </w:lvl>
     <w:lvl w:ilvl="4" w:tplc="240A0003" w:tentative="1">
@@ -23213,7 +23363,7 @@
         <w:ind w:left="4309" w:hanging="360"/>
       </w:pPr>
       <w:rPr>
-        <w:rFonts w:hint="default" w:ascii="Courier New" w:hAnsi="Courier New" w:cs="Courier New"/>
+        <w:rFonts w:ascii="Courier New" w:hAnsi="Courier New" w:cs="Courier New" w:hint="default"/>
       </w:rPr>
     </w:lvl>
     <w:lvl w:ilvl="5" w:tplc="240A0005" w:tentative="1">
@@ -23225,7 +23375,7 @@
         <w:ind w:left="5029" w:hanging="360"/>
       </w:pPr>
       <w:rPr>
-        <w:rFonts w:hint="default" w:ascii="Wingdings" w:hAnsi="Wingdings"/>
+        <w:rFonts w:ascii="Wingdings" w:hAnsi="Wingdings" w:hint="default"/>
       </w:rPr>
     </w:lvl>
     <w:lvl w:ilvl="6" w:tplc="240A0001" w:tentative="1">
@@ -23237,7 +23387,7 @@
         <w:ind w:left="5749" w:hanging="360"/>
       </w:pPr>
       <w:rPr>
-        <w:rFonts w:hint="default" w:ascii="Symbol" w:hAnsi="Symbol"/>
+        <w:rFonts w:ascii="Symbol" w:hAnsi="Symbol" w:hint="default"/>
       </w:rPr>
     </w:lvl>
     <w:lvl w:ilvl="7" w:tplc="240A0003" w:tentative="1">
@@ -23249,7 +23399,7 @@
         <w:ind w:left="6469" w:hanging="360"/>
       </w:pPr>
       <w:rPr>
-        <w:rFonts w:hint="default" w:ascii="Courier New" w:hAnsi="Courier New" w:cs="Courier New"/>
+        <w:rFonts w:ascii="Courier New" w:hAnsi="Courier New" w:cs="Courier New" w:hint="default"/>
       </w:rPr>
     </w:lvl>
     <w:lvl w:ilvl="8" w:tplc="240A0005" w:tentative="1">
@@ -23261,7 +23411,7 @@
         <w:ind w:left="7189" w:hanging="360"/>
       </w:pPr>
       <w:rPr>
-        <w:rFonts w:hint="default" w:ascii="Wingdings" w:hAnsi="Wingdings"/>
+        <w:rFonts w:ascii="Wingdings" w:hAnsi="Wingdings" w:hint="default"/>
       </w:rPr>
     </w:lvl>
   </w:abstractNum>
@@ -23278,7 +23428,7 @@
         <w:ind w:left="1429" w:hanging="360"/>
       </w:pPr>
       <w:rPr>
-        <w:rFonts w:hint="default" w:ascii="Symbol" w:hAnsi="Symbol"/>
+        <w:rFonts w:ascii="Symbol" w:hAnsi="Symbol" w:hint="default"/>
       </w:rPr>
     </w:lvl>
     <w:lvl w:ilvl="1" w:tplc="240A0003">
@@ -23290,7 +23440,7 @@
         <w:ind w:left="2149" w:hanging="360"/>
       </w:pPr>
       <w:rPr>
-        <w:rFonts w:hint="default" w:ascii="Courier New" w:hAnsi="Courier New" w:cs="Courier New"/>
+        <w:rFonts w:ascii="Courier New" w:hAnsi="Courier New" w:cs="Courier New" w:hint="default"/>
       </w:rPr>
     </w:lvl>
     <w:lvl w:ilvl="2" w:tplc="240A0005" w:tentative="1">
@@ -23302,7 +23452,7 @@
         <w:ind w:left="2869" w:hanging="360"/>
       </w:pPr>
       <w:rPr>
-        <w:rFonts w:hint="default" w:ascii="Wingdings" w:hAnsi="Wingdings"/>
+        <w:rFonts w:ascii="Wingdings" w:hAnsi="Wingdings" w:hint="default"/>
       </w:rPr>
     </w:lvl>
     <w:lvl w:ilvl="3" w:tplc="240A0001" w:tentative="1">
@@ -23314,7 +23464,7 @@
         <w:ind w:left="3589" w:hanging="360"/>
       </w:pPr>
       <w:rPr>
-        <w:rFonts w:hint="default" w:ascii="Symbol" w:hAnsi="Symbol"/>
+        <w:rFonts w:ascii="Symbol" w:hAnsi="Symbol" w:hint="default"/>
       </w:rPr>
     </w:lvl>
     <w:lvl w:ilvl="4" w:tplc="240A0003" w:tentative="1">
@@ -23326,7 +23476,7 @@
         <w:ind w:left="4309" w:hanging="360"/>
       </w:pPr>
       <w:rPr>
-        <w:rFonts w:hint="default" w:ascii="Courier New" w:hAnsi="Courier New" w:cs="Courier New"/>
+        <w:rFonts w:ascii="Courier New" w:hAnsi="Courier New" w:cs="Courier New" w:hint="default"/>
       </w:rPr>
     </w:lvl>
     <w:lvl w:ilvl="5" w:tplc="240A0005" w:tentative="1">
@@ -23338,7 +23488,7 @@
         <w:ind w:left="5029" w:hanging="360"/>
       </w:pPr>
       <w:rPr>
-        <w:rFonts w:hint="default" w:ascii="Wingdings" w:hAnsi="Wingdings"/>
+        <w:rFonts w:ascii="Wingdings" w:hAnsi="Wingdings" w:hint="default"/>
       </w:rPr>
     </w:lvl>
     <w:lvl w:ilvl="6" w:tplc="240A0001" w:tentative="1">
@@ -23350,7 +23500,7 @@
         <w:ind w:left="5749" w:hanging="360"/>
       </w:pPr>
       <w:rPr>
-        <w:rFonts w:hint="default" w:ascii="Symbol" w:hAnsi="Symbol"/>
+        <w:rFonts w:ascii="Symbol" w:hAnsi="Symbol" w:hint="default"/>
       </w:rPr>
     </w:lvl>
     <w:lvl w:ilvl="7" w:tplc="240A0003" w:tentative="1">
@@ -23362,7 +23512,7 @@
         <w:ind w:left="6469" w:hanging="360"/>
       </w:pPr>
       <w:rPr>
-        <w:rFonts w:hint="default" w:ascii="Courier New" w:hAnsi="Courier New" w:cs="Courier New"/>
+        <w:rFonts w:ascii="Courier New" w:hAnsi="Courier New" w:cs="Courier New" w:hint="default"/>
       </w:rPr>
     </w:lvl>
     <w:lvl w:ilvl="8" w:tplc="240A0005" w:tentative="1">
@@ -23374,7 +23524,7 @@
         <w:ind w:left="7189" w:hanging="360"/>
       </w:pPr>
       <w:rPr>
-        <w:rFonts w:hint="default" w:ascii="Wingdings" w:hAnsi="Wingdings"/>
+        <w:rFonts w:ascii="Wingdings" w:hAnsi="Wingdings" w:hint="default"/>
       </w:rPr>
     </w:lvl>
   </w:abstractNum>
@@ -23391,7 +23541,7 @@
         <w:ind w:left="1776" w:hanging="360"/>
       </w:pPr>
       <w:rPr>
-        <w:rFonts w:hint="default" w:ascii="Courier New" w:hAnsi="Courier New" w:cs="Courier New"/>
+        <w:rFonts w:ascii="Courier New" w:hAnsi="Courier New" w:cs="Courier New" w:hint="default"/>
       </w:rPr>
     </w:lvl>
     <w:lvl w:ilvl="1" w:tplc="240A0005">
@@ -23403,7 +23553,7 @@
         <w:ind w:left="2496" w:hanging="360"/>
       </w:pPr>
       <w:rPr>
-        <w:rFonts w:hint="default" w:ascii="Wingdings" w:hAnsi="Wingdings"/>
+        <w:rFonts w:ascii="Wingdings" w:hAnsi="Wingdings" w:hint="default"/>
       </w:rPr>
     </w:lvl>
     <w:lvl w:ilvl="2" w:tplc="240A0005" w:tentative="1">
@@ -23415,7 +23565,7 @@
         <w:ind w:left="3216" w:hanging="360"/>
       </w:pPr>
       <w:rPr>
-        <w:rFonts w:hint="default" w:ascii="Wingdings" w:hAnsi="Wingdings"/>
+        <w:rFonts w:ascii="Wingdings" w:hAnsi="Wingdings" w:hint="default"/>
       </w:rPr>
     </w:lvl>
     <w:lvl w:ilvl="3" w:tplc="240A0001" w:tentative="1">
@@ -23427,7 +23577,7 @@
         <w:ind w:left="3936" w:hanging="360"/>
       </w:pPr>
       <w:rPr>
-        <w:rFonts w:hint="default" w:ascii="Symbol" w:hAnsi="Symbol"/>
+        <w:rFonts w:ascii="Symbol" w:hAnsi="Symbol" w:hint="default"/>
       </w:rPr>
     </w:lvl>
     <w:lvl w:ilvl="4" w:tplc="240A0003" w:tentative="1">
@@ -23439,7 +23589,7 @@
         <w:ind w:left="4656" w:hanging="360"/>
       </w:pPr>
       <w:rPr>
-        <w:rFonts w:hint="default" w:ascii="Courier New" w:hAnsi="Courier New" w:cs="Courier New"/>
+        <w:rFonts w:ascii="Courier New" w:hAnsi="Courier New" w:cs="Courier New" w:hint="default"/>
       </w:rPr>
     </w:lvl>
     <w:lvl w:ilvl="5" w:tplc="240A0005" w:tentative="1">
@@ -23451,7 +23601,7 @@
         <w:ind w:left="5376" w:hanging="360"/>
       </w:pPr>
       <w:rPr>
-        <w:rFonts w:hint="default" w:ascii="Wingdings" w:hAnsi="Wingdings"/>
+        <w:rFonts w:ascii="Wingdings" w:hAnsi="Wingdings" w:hint="default"/>
       </w:rPr>
     </w:lvl>
     <w:lvl w:ilvl="6" w:tplc="240A0001" w:tentative="1">
@@ -23463,7 +23613,7 @@
         <w:ind w:left="6096" w:hanging="360"/>
       </w:pPr>
       <w:rPr>
-        <w:rFonts w:hint="default" w:ascii="Symbol" w:hAnsi="Symbol"/>
+        <w:rFonts w:ascii="Symbol" w:hAnsi="Symbol" w:hint="default"/>
       </w:rPr>
     </w:lvl>
     <w:lvl w:ilvl="7" w:tplc="240A0003" w:tentative="1">
@@ -23475,7 +23625,7 @@
         <w:ind w:left="6816" w:hanging="360"/>
       </w:pPr>
       <w:rPr>
-        <w:rFonts w:hint="default" w:ascii="Courier New" w:hAnsi="Courier New" w:cs="Courier New"/>
+        <w:rFonts w:ascii="Courier New" w:hAnsi="Courier New" w:cs="Courier New" w:hint="default"/>
       </w:rPr>
     </w:lvl>
     <w:lvl w:ilvl="8" w:tplc="240A0005" w:tentative="1">
@@ -23487,7 +23637,7 @@
         <w:ind w:left="7536" w:hanging="360"/>
       </w:pPr>
       <w:rPr>
-        <w:rFonts w:hint="default" w:ascii="Wingdings" w:hAnsi="Wingdings"/>
+        <w:rFonts w:ascii="Wingdings" w:hAnsi="Wingdings" w:hint="default"/>
       </w:rPr>
     </w:lvl>
   </w:abstractNum>
@@ -23504,7 +23654,7 @@
         <w:ind w:left="1429" w:hanging="360"/>
       </w:pPr>
       <w:rPr>
-        <w:rFonts w:hint="default" w:ascii="Symbol" w:hAnsi="Symbol"/>
+        <w:rFonts w:ascii="Symbol" w:hAnsi="Symbol" w:hint="default"/>
       </w:rPr>
     </w:lvl>
     <w:lvl w:ilvl="1" w:tplc="240A0003" w:tentative="1">
@@ -23516,7 +23666,7 @@
         <w:ind w:left="2149" w:hanging="360"/>
       </w:pPr>
       <w:rPr>
-        <w:rFonts w:hint="default" w:ascii="Courier New" w:hAnsi="Courier New" w:cs="Courier New"/>
+        <w:rFonts w:ascii="Courier New" w:hAnsi="Courier New" w:cs="Courier New" w:hint="default"/>
       </w:rPr>
     </w:lvl>
     <w:lvl w:ilvl="2" w:tplc="240A0005" w:tentative="1">
@@ -23528,7 +23678,7 @@
         <w:ind w:left="2869" w:hanging="360"/>
       </w:pPr>
       <w:rPr>
-        <w:rFonts w:hint="default" w:ascii="Wingdings" w:hAnsi="Wingdings"/>
+        <w:rFonts w:ascii="Wingdings" w:hAnsi="Wingdings" w:hint="default"/>
       </w:rPr>
     </w:lvl>
     <w:lvl w:ilvl="3" w:tplc="240A0001" w:tentative="1">
@@ -23540,7 +23690,7 @@
         <w:ind w:left="3589" w:hanging="360"/>
       </w:pPr>
       <w:rPr>
-        <w:rFonts w:hint="default" w:ascii="Symbol" w:hAnsi="Symbol"/>
+        <w:rFonts w:ascii="Symbol" w:hAnsi="Symbol" w:hint="default"/>
       </w:rPr>
     </w:lvl>
     <w:lvl w:ilvl="4" w:tplc="240A0003" w:tentative="1">
@@ -23552,7 +23702,7 @@
         <w:ind w:left="4309" w:hanging="360"/>
       </w:pPr>
       <w:rPr>
-        <w:rFonts w:hint="default" w:ascii="Courier New" w:hAnsi="Courier New" w:cs="Courier New"/>
+        <w:rFonts w:ascii="Courier New" w:hAnsi="Courier New" w:cs="Courier New" w:hint="default"/>
       </w:rPr>
     </w:lvl>
     <w:lvl w:ilvl="5" w:tplc="240A0005" w:tentative="1">
@@ -23564,7 +23714,7 @@
         <w:ind w:left="5029" w:hanging="360"/>
       </w:pPr>
       <w:rPr>
-        <w:rFonts w:hint="default" w:ascii="Wingdings" w:hAnsi="Wingdings"/>
+        <w:rFonts w:ascii="Wingdings" w:hAnsi="Wingdings" w:hint="default"/>
       </w:rPr>
     </w:lvl>
     <w:lvl w:ilvl="6" w:tplc="240A0001" w:tentative="1">
@@ -23576,7 +23726,7 @@
         <w:ind w:left="5749" w:hanging="360"/>
       </w:pPr>
       <w:rPr>
-        <w:rFonts w:hint="default" w:ascii="Symbol" w:hAnsi="Symbol"/>
+        <w:rFonts w:ascii="Symbol" w:hAnsi="Symbol" w:hint="default"/>
       </w:rPr>
     </w:lvl>
     <w:lvl w:ilvl="7" w:tplc="240A0003" w:tentative="1">
@@ -23588,7 +23738,7 @@
         <w:ind w:left="6469" w:hanging="360"/>
       </w:pPr>
       <w:rPr>
-        <w:rFonts w:hint="default" w:ascii="Courier New" w:hAnsi="Courier New" w:cs="Courier New"/>
+        <w:rFonts w:ascii="Courier New" w:hAnsi="Courier New" w:cs="Courier New" w:hint="default"/>
       </w:rPr>
     </w:lvl>
     <w:lvl w:ilvl="8" w:tplc="240A0005" w:tentative="1">
@@ -23600,7 +23750,7 @@
         <w:ind w:left="7189" w:hanging="360"/>
       </w:pPr>
       <w:rPr>
-        <w:rFonts w:hint="default" w:ascii="Wingdings" w:hAnsi="Wingdings"/>
+        <w:rFonts w:ascii="Wingdings" w:hAnsi="Wingdings" w:hint="default"/>
       </w:rPr>
     </w:lvl>
   </w:abstractNum>
@@ -23614,7 +23764,7 @@
       <w:lvlText w:val="%1."/>
       <w:lvlJc w:val="left"/>
       <w:pPr>
-        <w:ind w:left="1069" w:hanging="360"/>
+        <w:ind w:left="1776" w:hanging="360"/>
       </w:pPr>
       <w:rPr>
         <w:rFonts w:hint="default"/>
@@ -23626,7 +23776,7 @@
       <w:lvlText w:val="%2."/>
       <w:lvlJc w:val="left"/>
       <w:pPr>
-        <w:ind w:left="1789" w:hanging="360"/>
+        <w:ind w:left="2496" w:hanging="360"/>
       </w:pPr>
     </w:lvl>
     <w:lvl w:ilvl="2" w:tplc="240A001B" w:tentative="1">
@@ -23635,7 +23785,7 @@
       <w:lvlText w:val="%3."/>
       <w:lvlJc w:val="right"/>
       <w:pPr>
-        <w:ind w:left="2509" w:hanging="180"/>
+        <w:ind w:left="3216" w:hanging="180"/>
       </w:pPr>
     </w:lvl>
     <w:lvl w:ilvl="3" w:tplc="240A000F" w:tentative="1">
@@ -23644,7 +23794,7 @@
       <w:lvlText w:val="%4."/>
       <w:lvlJc w:val="left"/>
       <w:pPr>
-        <w:ind w:left="3229" w:hanging="360"/>
+        <w:ind w:left="3936" w:hanging="360"/>
       </w:pPr>
     </w:lvl>
     <w:lvl w:ilvl="4" w:tplc="240A0019" w:tentative="1">
@@ -23653,7 +23803,7 @@
       <w:lvlText w:val="%5."/>
       <w:lvlJc w:val="left"/>
       <w:pPr>
-        <w:ind w:left="3949" w:hanging="360"/>
+        <w:ind w:left="4656" w:hanging="360"/>
       </w:pPr>
     </w:lvl>
     <w:lvl w:ilvl="5" w:tplc="240A001B" w:tentative="1">
@@ -23662,7 +23812,7 @@
       <w:lvlText w:val="%6."/>
       <w:lvlJc w:val="right"/>
       <w:pPr>
-        <w:ind w:left="4669" w:hanging="180"/>
+        <w:ind w:left="5376" w:hanging="180"/>
       </w:pPr>
     </w:lvl>
     <w:lvl w:ilvl="6" w:tplc="240A000F" w:tentative="1">
@@ -23671,7 +23821,7 @@
       <w:lvlText w:val="%7."/>
       <w:lvlJc w:val="left"/>
       <w:pPr>
-        <w:ind w:left="5389" w:hanging="360"/>
+        <w:ind w:left="6096" w:hanging="360"/>
       </w:pPr>
     </w:lvl>
     <w:lvl w:ilvl="7" w:tplc="240A0019" w:tentative="1">
@@ -23680,7 +23830,7 @@
       <w:lvlText w:val="%8."/>
       <w:lvlJc w:val="left"/>
       <w:pPr>
-        <w:ind w:left="6109" w:hanging="360"/>
+        <w:ind w:left="6816" w:hanging="360"/>
       </w:pPr>
     </w:lvl>
     <w:lvl w:ilvl="8" w:tplc="240A001B" w:tentative="1">
@@ -23689,7 +23839,7 @@
       <w:lvlText w:val="%9."/>
       <w:lvlJc w:val="right"/>
       <w:pPr>
-        <w:ind w:left="6829" w:hanging="180"/>
+        <w:ind w:left="7536" w:hanging="180"/>
       </w:pPr>
     </w:lvl>
   </w:abstractNum>
@@ -23703,7 +23853,7 @@
       <w:lvlText w:val="%1."/>
       <w:lvlJc w:val="left"/>
       <w:pPr>
-        <w:ind w:left="1069" w:hanging="360"/>
+        <w:ind w:left="1776" w:hanging="360"/>
       </w:pPr>
       <w:rPr>
         <w:rFonts w:hint="default"/>
@@ -23715,7 +23865,7 @@
       <w:lvlText w:val="%2."/>
       <w:lvlJc w:val="left"/>
       <w:pPr>
-        <w:ind w:left="1789" w:hanging="360"/>
+        <w:ind w:left="2496" w:hanging="360"/>
       </w:pPr>
     </w:lvl>
     <w:lvl w:ilvl="2" w:tplc="240A001B" w:tentative="1">
@@ -23724,7 +23874,7 @@
       <w:lvlText w:val="%3."/>
       <w:lvlJc w:val="right"/>
       <w:pPr>
-        <w:ind w:left="2509" w:hanging="180"/>
+        <w:ind w:left="3216" w:hanging="180"/>
       </w:pPr>
     </w:lvl>
     <w:lvl w:ilvl="3" w:tplc="240A000F" w:tentative="1">
@@ -23733,7 +23883,7 @@
       <w:lvlText w:val="%4."/>
       <w:lvlJc w:val="left"/>
       <w:pPr>
-        <w:ind w:left="3229" w:hanging="360"/>
+        <w:ind w:left="3936" w:hanging="360"/>
       </w:pPr>
     </w:lvl>
     <w:lvl w:ilvl="4" w:tplc="240A0019" w:tentative="1">
@@ -23742,7 +23892,7 @@
       <w:lvlText w:val="%5."/>
       <w:lvlJc w:val="left"/>
       <w:pPr>
-        <w:ind w:left="3949" w:hanging="360"/>
+        <w:ind w:left="4656" w:hanging="360"/>
       </w:pPr>
     </w:lvl>
     <w:lvl w:ilvl="5" w:tplc="240A001B" w:tentative="1">
@@ -23751,7 +23901,7 @@
       <w:lvlText w:val="%6."/>
       <w:lvlJc w:val="right"/>
       <w:pPr>
-        <w:ind w:left="4669" w:hanging="180"/>
+        <w:ind w:left="5376" w:hanging="180"/>
       </w:pPr>
     </w:lvl>
     <w:lvl w:ilvl="6" w:tplc="240A000F" w:tentative="1">
@@ -23760,7 +23910,7 @@
       <w:lvlText w:val="%7."/>
       <w:lvlJc w:val="left"/>
       <w:pPr>
-        <w:ind w:left="5389" w:hanging="360"/>
+        <w:ind w:left="6096" w:hanging="360"/>
       </w:pPr>
     </w:lvl>
     <w:lvl w:ilvl="7" w:tplc="240A0019" w:tentative="1">
@@ -23769,7 +23919,7 @@
       <w:lvlText w:val="%8."/>
       <w:lvlJc w:val="left"/>
       <w:pPr>
-        <w:ind w:left="6109" w:hanging="360"/>
+        <w:ind w:left="6816" w:hanging="360"/>
       </w:pPr>
     </w:lvl>
     <w:lvl w:ilvl="8" w:tplc="240A001B" w:tentative="1">
@@ -23778,7 +23928,7 @@
       <w:lvlText w:val="%9."/>
       <w:lvlJc w:val="right"/>
       <w:pPr>
-        <w:ind w:left="6829" w:hanging="180"/>
+        <w:ind w:left="7536" w:hanging="180"/>
       </w:pPr>
     </w:lvl>
   </w:abstractNum>
@@ -23795,7 +23945,7 @@
         <w:ind w:left="1429" w:hanging="360"/>
       </w:pPr>
       <w:rPr>
-        <w:rFonts w:hint="default" w:ascii="Symbol" w:hAnsi="Symbol"/>
+        <w:rFonts w:ascii="Symbol" w:hAnsi="Symbol" w:hint="default"/>
       </w:rPr>
     </w:lvl>
     <w:lvl w:ilvl="1" w:tplc="240A0003">
@@ -23807,7 +23957,7 @@
         <w:ind w:left="2149" w:hanging="360"/>
       </w:pPr>
       <w:rPr>
-        <w:rFonts w:hint="default" w:ascii="Courier New" w:hAnsi="Courier New" w:cs="Courier New"/>
+        <w:rFonts w:ascii="Courier New" w:hAnsi="Courier New" w:cs="Courier New" w:hint="default"/>
       </w:rPr>
     </w:lvl>
     <w:lvl w:ilvl="2" w:tplc="240A0003">
@@ -23819,7 +23969,7 @@
         <w:ind w:left="2869" w:hanging="360"/>
       </w:pPr>
       <w:rPr>
-        <w:rFonts w:hint="default" w:ascii="Courier New" w:hAnsi="Courier New" w:cs="Courier New"/>
+        <w:rFonts w:ascii="Courier New" w:hAnsi="Courier New" w:cs="Courier New" w:hint="default"/>
       </w:rPr>
     </w:lvl>
     <w:lvl w:ilvl="3" w:tplc="240A0001" w:tentative="1">
@@ -23831,7 +23981,7 @@
         <w:ind w:left="3589" w:hanging="360"/>
       </w:pPr>
       <w:rPr>
-        <w:rFonts w:hint="default" w:ascii="Symbol" w:hAnsi="Symbol"/>
+        <w:rFonts w:ascii="Symbol" w:hAnsi="Symbol" w:hint="default"/>
       </w:rPr>
     </w:lvl>
     <w:lvl w:ilvl="4" w:tplc="240A0003" w:tentative="1">
@@ -23843,7 +23993,7 @@
         <w:ind w:left="4309" w:hanging="360"/>
       </w:pPr>
       <w:rPr>
-        <w:rFonts w:hint="default" w:ascii="Courier New" w:hAnsi="Courier New" w:cs="Courier New"/>
+        <w:rFonts w:ascii="Courier New" w:hAnsi="Courier New" w:cs="Courier New" w:hint="default"/>
       </w:rPr>
     </w:lvl>
     <w:lvl w:ilvl="5" w:tplc="240A0005" w:tentative="1">
@@ -23855,7 +24005,7 @@
         <w:ind w:left="5029" w:hanging="360"/>
       </w:pPr>
       <w:rPr>
-        <w:rFonts w:hint="default" w:ascii="Wingdings" w:hAnsi="Wingdings"/>
+        <w:rFonts w:ascii="Wingdings" w:hAnsi="Wingdings" w:hint="default"/>
       </w:rPr>
     </w:lvl>
     <w:lvl w:ilvl="6" w:tplc="240A0001" w:tentative="1">
@@ -23867,7 +24017,7 @@
         <w:ind w:left="5749" w:hanging="360"/>
       </w:pPr>
       <w:rPr>
-        <w:rFonts w:hint="default" w:ascii="Symbol" w:hAnsi="Symbol"/>
+        <w:rFonts w:ascii="Symbol" w:hAnsi="Symbol" w:hint="default"/>
       </w:rPr>
     </w:lvl>
     <w:lvl w:ilvl="7" w:tplc="240A0003" w:tentative="1">
@@ -23879,7 +24029,7 @@
         <w:ind w:left="6469" w:hanging="360"/>
       </w:pPr>
       <w:rPr>
-        <w:rFonts w:hint="default" w:ascii="Courier New" w:hAnsi="Courier New" w:cs="Courier New"/>
+        <w:rFonts w:ascii="Courier New" w:hAnsi="Courier New" w:cs="Courier New" w:hint="default"/>
       </w:rPr>
     </w:lvl>
     <w:lvl w:ilvl="8" w:tplc="240A0005" w:tentative="1">
@@ -23891,7 +24041,7 @@
         <w:ind w:left="7189" w:hanging="360"/>
       </w:pPr>
       <w:rPr>
-        <w:rFonts w:hint="default" w:ascii="Wingdings" w:hAnsi="Wingdings"/>
+        <w:rFonts w:ascii="Wingdings" w:hAnsi="Wingdings" w:hint="default"/>
       </w:rPr>
     </w:lvl>
   </w:abstractNum>
@@ -23908,7 +24058,7 @@
         <w:ind w:left="1429" w:hanging="360"/>
       </w:pPr>
       <w:rPr>
-        <w:rFonts w:hint="default" w:ascii="Symbol" w:hAnsi="Symbol"/>
+        <w:rFonts w:ascii="Symbol" w:hAnsi="Symbol" w:hint="default"/>
       </w:rPr>
     </w:lvl>
     <w:lvl w:ilvl="1" w:tplc="240A0003">
@@ -23920,7 +24070,7 @@
         <w:ind w:left="2149" w:hanging="360"/>
       </w:pPr>
       <w:rPr>
-        <w:rFonts w:hint="default" w:ascii="Courier New" w:hAnsi="Courier New" w:cs="Courier New"/>
+        <w:rFonts w:ascii="Courier New" w:hAnsi="Courier New" w:cs="Courier New" w:hint="default"/>
       </w:rPr>
     </w:lvl>
     <w:lvl w:ilvl="2" w:tplc="240A0005" w:tentative="1">
@@ -23932,7 +24082,7 @@
         <w:ind w:left="2869" w:hanging="360"/>
       </w:pPr>
       <w:rPr>
-        <w:rFonts w:hint="default" w:ascii="Wingdings" w:hAnsi="Wingdings"/>
+        <w:rFonts w:ascii="Wingdings" w:hAnsi="Wingdings" w:hint="default"/>
       </w:rPr>
     </w:lvl>
     <w:lvl w:ilvl="3" w:tplc="240A0001" w:tentative="1">
@@ -23944,7 +24094,7 @@
         <w:ind w:left="3589" w:hanging="360"/>
       </w:pPr>
       <w:rPr>
-        <w:rFonts w:hint="default" w:ascii="Symbol" w:hAnsi="Symbol"/>
+        <w:rFonts w:ascii="Symbol" w:hAnsi="Symbol" w:hint="default"/>
       </w:rPr>
     </w:lvl>
     <w:lvl w:ilvl="4" w:tplc="240A0003" w:tentative="1">
@@ -23956,7 +24106,7 @@
         <w:ind w:left="4309" w:hanging="360"/>
       </w:pPr>
       <w:rPr>
-        <w:rFonts w:hint="default" w:ascii="Courier New" w:hAnsi="Courier New" w:cs="Courier New"/>
+        <w:rFonts w:ascii="Courier New" w:hAnsi="Courier New" w:cs="Courier New" w:hint="default"/>
       </w:rPr>
     </w:lvl>
     <w:lvl w:ilvl="5" w:tplc="240A0005" w:tentative="1">
@@ -23968,7 +24118,7 @@
         <w:ind w:left="5029" w:hanging="360"/>
       </w:pPr>
       <w:rPr>
-        <w:rFonts w:hint="default" w:ascii="Wingdings" w:hAnsi="Wingdings"/>
+        <w:rFonts w:ascii="Wingdings" w:hAnsi="Wingdings" w:hint="default"/>
       </w:rPr>
     </w:lvl>
     <w:lvl w:ilvl="6" w:tplc="240A0001" w:tentative="1">
@@ -23980,7 +24130,7 @@
         <w:ind w:left="5749" w:hanging="360"/>
       </w:pPr>
       <w:rPr>
-        <w:rFonts w:hint="default" w:ascii="Symbol" w:hAnsi="Symbol"/>
+        <w:rFonts w:ascii="Symbol" w:hAnsi="Symbol" w:hint="default"/>
       </w:rPr>
     </w:lvl>
     <w:lvl w:ilvl="7" w:tplc="240A0003" w:tentative="1">
@@ -23992,7 +24142,7 @@
         <w:ind w:left="6469" w:hanging="360"/>
       </w:pPr>
       <w:rPr>
-        <w:rFonts w:hint="default" w:ascii="Courier New" w:hAnsi="Courier New" w:cs="Courier New"/>
+        <w:rFonts w:ascii="Courier New" w:hAnsi="Courier New" w:cs="Courier New" w:hint="default"/>
       </w:rPr>
     </w:lvl>
     <w:lvl w:ilvl="8" w:tplc="240A0005" w:tentative="1">
@@ -24004,7 +24154,7 @@
         <w:ind w:left="7189" w:hanging="360"/>
       </w:pPr>
       <w:rPr>
-        <w:rFonts w:hint="default" w:ascii="Wingdings" w:hAnsi="Wingdings"/>
+        <w:rFonts w:ascii="Wingdings" w:hAnsi="Wingdings" w:hint="default"/>
       </w:rPr>
     </w:lvl>
   </w:abstractNum>
@@ -24107,7 +24257,7 @@
         <w:ind w:left="1776" w:hanging="360"/>
       </w:pPr>
       <w:rPr>
-        <w:rFonts w:hint="default" w:ascii="Symbol" w:hAnsi="Symbol"/>
+        <w:rFonts w:ascii="Symbol" w:hAnsi="Symbol" w:hint="default"/>
       </w:rPr>
     </w:lvl>
     <w:lvl w:ilvl="1" w:tplc="240A0003" w:tentative="1">
@@ -24119,7 +24269,7 @@
         <w:ind w:left="2496" w:hanging="360"/>
       </w:pPr>
       <w:rPr>
-        <w:rFonts w:hint="default" w:ascii="Courier New" w:hAnsi="Courier New" w:cs="Courier New"/>
+        <w:rFonts w:ascii="Courier New" w:hAnsi="Courier New" w:cs="Courier New" w:hint="default"/>
       </w:rPr>
     </w:lvl>
     <w:lvl w:ilvl="2" w:tplc="240A0005" w:tentative="1">
@@ -24131,7 +24281,7 @@
         <w:ind w:left="3216" w:hanging="360"/>
       </w:pPr>
       <w:rPr>
-        <w:rFonts w:hint="default" w:ascii="Wingdings" w:hAnsi="Wingdings"/>
+        <w:rFonts w:ascii="Wingdings" w:hAnsi="Wingdings" w:hint="default"/>
       </w:rPr>
     </w:lvl>
     <w:lvl w:ilvl="3" w:tplc="240A0001" w:tentative="1">
@@ -24143,7 +24293,7 @@
         <w:ind w:left="3936" w:hanging="360"/>
       </w:pPr>
       <w:rPr>
-        <w:rFonts w:hint="default" w:ascii="Symbol" w:hAnsi="Symbol"/>
+        <w:rFonts w:ascii="Symbol" w:hAnsi="Symbol" w:hint="default"/>
       </w:rPr>
     </w:lvl>
     <w:lvl w:ilvl="4" w:tplc="240A0003" w:tentative="1">
@@ -24155,7 +24305,7 @@
         <w:ind w:left="4656" w:hanging="360"/>
       </w:pPr>
       <w:rPr>
-        <w:rFonts w:hint="default" w:ascii="Courier New" w:hAnsi="Courier New" w:cs="Courier New"/>
+        <w:rFonts w:ascii="Courier New" w:hAnsi="Courier New" w:cs="Courier New" w:hint="default"/>
       </w:rPr>
     </w:lvl>
     <w:lvl w:ilvl="5" w:tplc="240A0005" w:tentative="1">
@@ -24167,7 +24317,7 @@
         <w:ind w:left="5376" w:hanging="360"/>
       </w:pPr>
       <w:rPr>
-        <w:rFonts w:hint="default" w:ascii="Wingdings" w:hAnsi="Wingdings"/>
+        <w:rFonts w:ascii="Wingdings" w:hAnsi="Wingdings" w:hint="default"/>
       </w:rPr>
     </w:lvl>
     <w:lvl w:ilvl="6" w:tplc="240A0001" w:tentative="1">
@@ -24179,7 +24329,7 @@
         <w:ind w:left="6096" w:hanging="360"/>
       </w:pPr>
       <w:rPr>
-        <w:rFonts w:hint="default" w:ascii="Symbol" w:hAnsi="Symbol"/>
+        <w:rFonts w:ascii="Symbol" w:hAnsi="Symbol" w:hint="default"/>
       </w:rPr>
     </w:lvl>
     <w:lvl w:ilvl="7" w:tplc="240A0003" w:tentative="1">
@@ -24191,7 +24341,7 @@
         <w:ind w:left="6816" w:hanging="360"/>
       </w:pPr>
       <w:rPr>
-        <w:rFonts w:hint="default" w:ascii="Courier New" w:hAnsi="Courier New" w:cs="Courier New"/>
+        <w:rFonts w:ascii="Courier New" w:hAnsi="Courier New" w:cs="Courier New" w:hint="default"/>
       </w:rPr>
     </w:lvl>
     <w:lvl w:ilvl="8" w:tplc="240A0005" w:tentative="1">
@@ -24203,7 +24353,7 @@
         <w:ind w:left="7536" w:hanging="360"/>
       </w:pPr>
       <w:rPr>
-        <w:rFonts w:hint="default" w:ascii="Wingdings" w:hAnsi="Wingdings"/>
+        <w:rFonts w:ascii="Wingdings" w:hAnsi="Wingdings" w:hint="default"/>
       </w:rPr>
     </w:lvl>
   </w:abstractNum>
@@ -24220,7 +24370,7 @@
         <w:ind w:left="1429" w:hanging="360"/>
       </w:pPr>
       <w:rPr>
-        <w:rFonts w:hint="default" w:ascii="Symbol" w:hAnsi="Symbol"/>
+        <w:rFonts w:ascii="Symbol" w:hAnsi="Symbol" w:hint="default"/>
       </w:rPr>
     </w:lvl>
     <w:lvl w:ilvl="1" w:tplc="240A0003" w:tentative="1">
@@ -24232,7 +24382,7 @@
         <w:ind w:left="2149" w:hanging="360"/>
       </w:pPr>
       <w:rPr>
-        <w:rFonts w:hint="default" w:ascii="Courier New" w:hAnsi="Courier New" w:cs="Courier New"/>
+        <w:rFonts w:ascii="Courier New" w:hAnsi="Courier New" w:cs="Courier New" w:hint="default"/>
       </w:rPr>
     </w:lvl>
     <w:lvl w:ilvl="2" w:tplc="240A0005" w:tentative="1">
@@ -24244,7 +24394,7 @@
         <w:ind w:left="2869" w:hanging="360"/>
       </w:pPr>
       <w:rPr>
-        <w:rFonts w:hint="default" w:ascii="Wingdings" w:hAnsi="Wingdings"/>
+        <w:rFonts w:ascii="Wingdings" w:hAnsi="Wingdings" w:hint="default"/>
       </w:rPr>
     </w:lvl>
     <w:lvl w:ilvl="3" w:tplc="240A0001" w:tentative="1">
@@ -24256,7 +24406,7 @@
         <w:ind w:left="3589" w:hanging="360"/>
       </w:pPr>
       <w:rPr>
-        <w:rFonts w:hint="default" w:ascii="Symbol" w:hAnsi="Symbol"/>
+        <w:rFonts w:ascii="Symbol" w:hAnsi="Symbol" w:hint="default"/>
       </w:rPr>
     </w:lvl>
     <w:lvl w:ilvl="4" w:tplc="240A0003" w:tentative="1">
@@ -24268,7 +24418,7 @@
         <w:ind w:left="4309" w:hanging="360"/>
       </w:pPr>
       <w:rPr>
-        <w:rFonts w:hint="default" w:ascii="Courier New" w:hAnsi="Courier New" w:cs="Courier New"/>
+        <w:rFonts w:ascii="Courier New" w:hAnsi="Courier New" w:cs="Courier New" w:hint="default"/>
       </w:rPr>
     </w:lvl>
     <w:lvl w:ilvl="5" w:tplc="240A0005" w:tentative="1">
@@ -24280,7 +24430,7 @@
         <w:ind w:left="5029" w:hanging="360"/>
       </w:pPr>
       <w:rPr>
-        <w:rFonts w:hint="default" w:ascii="Wingdings" w:hAnsi="Wingdings"/>
+        <w:rFonts w:ascii="Wingdings" w:hAnsi="Wingdings" w:hint="default"/>
       </w:rPr>
     </w:lvl>
     <w:lvl w:ilvl="6" w:tplc="240A0001" w:tentative="1">
@@ -24292,7 +24442,7 @@
         <w:ind w:left="5749" w:hanging="360"/>
       </w:pPr>
       <w:rPr>
-        <w:rFonts w:hint="default" w:ascii="Symbol" w:hAnsi="Symbol"/>
+        <w:rFonts w:ascii="Symbol" w:hAnsi="Symbol" w:hint="default"/>
       </w:rPr>
     </w:lvl>
     <w:lvl w:ilvl="7" w:tplc="240A0003" w:tentative="1">
@@ -24304,7 +24454,7 @@
         <w:ind w:left="6469" w:hanging="360"/>
       </w:pPr>
       <w:rPr>
-        <w:rFonts w:hint="default" w:ascii="Courier New" w:hAnsi="Courier New" w:cs="Courier New"/>
+        <w:rFonts w:ascii="Courier New" w:hAnsi="Courier New" w:cs="Courier New" w:hint="default"/>
       </w:rPr>
     </w:lvl>
     <w:lvl w:ilvl="8" w:tplc="240A0005" w:tentative="1">
@@ -24316,7 +24466,7 @@
         <w:ind w:left="7189" w:hanging="360"/>
       </w:pPr>
       <w:rPr>
-        <w:rFonts w:hint="default" w:ascii="Wingdings" w:hAnsi="Wingdings"/>
+        <w:rFonts w:ascii="Wingdings" w:hAnsi="Wingdings" w:hint="default"/>
       </w:rPr>
     </w:lvl>
   </w:abstractNum>
@@ -24333,7 +24483,7 @@
         <w:ind w:left="1429" w:hanging="360"/>
       </w:pPr>
       <w:rPr>
-        <w:rFonts w:hint="default" w:ascii="Symbol" w:hAnsi="Symbol"/>
+        <w:rFonts w:ascii="Symbol" w:hAnsi="Symbol" w:hint="default"/>
       </w:rPr>
     </w:lvl>
     <w:lvl w:ilvl="1" w:tplc="240A0003">
@@ -24345,7 +24495,7 @@
         <w:ind w:left="2149" w:hanging="360"/>
       </w:pPr>
       <w:rPr>
-        <w:rFonts w:hint="default" w:ascii="Courier New" w:hAnsi="Courier New" w:cs="Courier New"/>
+        <w:rFonts w:ascii="Courier New" w:hAnsi="Courier New" w:cs="Courier New" w:hint="default"/>
       </w:rPr>
     </w:lvl>
     <w:lvl w:ilvl="2" w:tplc="240A0005" w:tentative="1">
@@ -24357,7 +24507,7 @@
         <w:ind w:left="2869" w:hanging="360"/>
       </w:pPr>
       <w:rPr>
-        <w:rFonts w:hint="default" w:ascii="Wingdings" w:hAnsi="Wingdings"/>
+        <w:rFonts w:ascii="Wingdings" w:hAnsi="Wingdings" w:hint="default"/>
       </w:rPr>
     </w:lvl>
     <w:lvl w:ilvl="3" w:tplc="240A0001" w:tentative="1">
@@ -24369,7 +24519,7 @@
         <w:ind w:left="3589" w:hanging="360"/>
       </w:pPr>
       <w:rPr>
-        <w:rFonts w:hint="default" w:ascii="Symbol" w:hAnsi="Symbol"/>
+        <w:rFonts w:ascii="Symbol" w:hAnsi="Symbol" w:hint="default"/>
       </w:rPr>
     </w:lvl>
     <w:lvl w:ilvl="4" w:tplc="240A0003" w:tentative="1">
@@ -24381,7 +24531,7 @@
         <w:ind w:left="4309" w:hanging="360"/>
       </w:pPr>
       <w:rPr>
-        <w:rFonts w:hint="default" w:ascii="Courier New" w:hAnsi="Courier New" w:cs="Courier New"/>
+        <w:rFonts w:ascii="Courier New" w:hAnsi="Courier New" w:cs="Courier New" w:hint="default"/>
       </w:rPr>
     </w:lvl>
     <w:lvl w:ilvl="5" w:tplc="240A0005" w:tentative="1">
@@ -24393,7 +24543,7 @@
         <w:ind w:left="5029" w:hanging="360"/>
       </w:pPr>
       <w:rPr>
-        <w:rFonts w:hint="default" w:ascii="Wingdings" w:hAnsi="Wingdings"/>
+        <w:rFonts w:ascii="Wingdings" w:hAnsi="Wingdings" w:hint="default"/>
       </w:rPr>
     </w:lvl>
     <w:lvl w:ilvl="6" w:tplc="240A0001" w:tentative="1">
@@ -24405,7 +24555,7 @@
         <w:ind w:left="5749" w:hanging="360"/>
       </w:pPr>
       <w:rPr>
-        <w:rFonts w:hint="default" w:ascii="Symbol" w:hAnsi="Symbol"/>
+        <w:rFonts w:ascii="Symbol" w:hAnsi="Symbol" w:hint="default"/>
       </w:rPr>
     </w:lvl>
     <w:lvl w:ilvl="7" w:tplc="240A0003" w:tentative="1">
@@ -24417,7 +24567,7 @@
         <w:ind w:left="6469" w:hanging="360"/>
       </w:pPr>
       <w:rPr>
-        <w:rFonts w:hint="default" w:ascii="Courier New" w:hAnsi="Courier New" w:cs="Courier New"/>
+        <w:rFonts w:ascii="Courier New" w:hAnsi="Courier New" w:cs="Courier New" w:hint="default"/>
       </w:rPr>
     </w:lvl>
     <w:lvl w:ilvl="8" w:tplc="240A0005" w:tentative="1">
@@ -24429,7 +24579,7 @@
         <w:ind w:left="7189" w:hanging="360"/>
       </w:pPr>
       <w:rPr>
-        <w:rFonts w:hint="default" w:ascii="Wingdings" w:hAnsi="Wingdings"/>
+        <w:rFonts w:ascii="Wingdings" w:hAnsi="Wingdings" w:hint="default"/>
       </w:rPr>
     </w:lvl>
   </w:abstractNum>
@@ -24446,7 +24596,7 @@
         <w:ind w:left="1776" w:hanging="360"/>
       </w:pPr>
       <w:rPr>
-        <w:rFonts w:hint="default" w:ascii="Courier New" w:hAnsi="Courier New" w:cs="Courier New"/>
+        <w:rFonts w:ascii="Courier New" w:hAnsi="Courier New" w:cs="Courier New" w:hint="default"/>
       </w:rPr>
     </w:lvl>
     <w:lvl w:ilvl="1" w:tplc="240A0003" w:tentative="1">
@@ -24458,7 +24608,7 @@
         <w:ind w:left="2496" w:hanging="360"/>
       </w:pPr>
       <w:rPr>
-        <w:rFonts w:hint="default" w:ascii="Courier New" w:hAnsi="Courier New" w:cs="Courier New"/>
+        <w:rFonts w:ascii="Courier New" w:hAnsi="Courier New" w:cs="Courier New" w:hint="default"/>
       </w:rPr>
     </w:lvl>
     <w:lvl w:ilvl="2" w:tplc="240A0005" w:tentative="1">
@@ -24470,7 +24620,7 @@
         <w:ind w:left="3216" w:hanging="360"/>
       </w:pPr>
       <w:rPr>
-        <w:rFonts w:hint="default" w:ascii="Wingdings" w:hAnsi="Wingdings"/>
+        <w:rFonts w:ascii="Wingdings" w:hAnsi="Wingdings" w:hint="default"/>
       </w:rPr>
     </w:lvl>
     <w:lvl w:ilvl="3" w:tplc="240A0001" w:tentative="1">
@@ -24482,7 +24632,7 @@
         <w:ind w:left="3936" w:hanging="360"/>
       </w:pPr>
       <w:rPr>
-        <w:rFonts w:hint="default" w:ascii="Symbol" w:hAnsi="Symbol"/>
+        <w:rFonts w:ascii="Symbol" w:hAnsi="Symbol" w:hint="default"/>
       </w:rPr>
     </w:lvl>
     <w:lvl w:ilvl="4" w:tplc="240A0003" w:tentative="1">
@@ -24494,7 +24644,7 @@
         <w:ind w:left="4656" w:hanging="360"/>
       </w:pPr>
       <w:rPr>
-        <w:rFonts w:hint="default" w:ascii="Courier New" w:hAnsi="Courier New" w:cs="Courier New"/>
+        <w:rFonts w:ascii="Courier New" w:hAnsi="Courier New" w:cs="Courier New" w:hint="default"/>
       </w:rPr>
     </w:lvl>
     <w:lvl w:ilvl="5" w:tplc="240A0005" w:tentative="1">
@@ -24506,7 +24656,7 @@
         <w:ind w:left="5376" w:hanging="360"/>
       </w:pPr>
       <w:rPr>
-        <w:rFonts w:hint="default" w:ascii="Wingdings" w:hAnsi="Wingdings"/>
+        <w:rFonts w:ascii="Wingdings" w:hAnsi="Wingdings" w:hint="default"/>
       </w:rPr>
     </w:lvl>
     <w:lvl w:ilvl="6" w:tplc="240A0001" w:tentative="1">
@@ -24518,7 +24668,7 @@
         <w:ind w:left="6096" w:hanging="360"/>
       </w:pPr>
       <w:rPr>
-        <w:rFonts w:hint="default" w:ascii="Symbol" w:hAnsi="Symbol"/>
+        <w:rFonts w:ascii="Symbol" w:hAnsi="Symbol" w:hint="default"/>
       </w:rPr>
     </w:lvl>
     <w:lvl w:ilvl="7" w:tplc="240A0003" w:tentative="1">
@@ -24530,7 +24680,7 @@
         <w:ind w:left="6816" w:hanging="360"/>
       </w:pPr>
       <w:rPr>
-        <w:rFonts w:hint="default" w:ascii="Courier New" w:hAnsi="Courier New" w:cs="Courier New"/>
+        <w:rFonts w:ascii="Courier New" w:hAnsi="Courier New" w:cs="Courier New" w:hint="default"/>
       </w:rPr>
     </w:lvl>
     <w:lvl w:ilvl="8" w:tplc="240A0005" w:tentative="1">
@@ -24542,7 +24692,7 @@
         <w:ind w:left="7536" w:hanging="360"/>
       </w:pPr>
       <w:rPr>
-        <w:rFonts w:hint="default" w:ascii="Wingdings" w:hAnsi="Wingdings"/>
+        <w:rFonts w:ascii="Wingdings" w:hAnsi="Wingdings" w:hint="default"/>
       </w:rPr>
     </w:lvl>
   </w:abstractNum>
@@ -24648,7 +24798,7 @@
         <w:ind w:left="2484" w:hanging="360"/>
       </w:pPr>
       <w:rPr>
-        <w:rFonts w:hint="default" w:ascii="Courier New" w:hAnsi="Courier New" w:cs="Courier New"/>
+        <w:rFonts w:ascii="Courier New" w:hAnsi="Courier New" w:cs="Courier New" w:hint="default"/>
       </w:rPr>
     </w:lvl>
     <w:lvl w:ilvl="1" w:tplc="240A0003" w:tentative="1">
@@ -24660,7 +24810,7 @@
         <w:ind w:left="3204" w:hanging="360"/>
       </w:pPr>
       <w:rPr>
-        <w:rFonts w:hint="default" w:ascii="Courier New" w:hAnsi="Courier New" w:cs="Courier New"/>
+        <w:rFonts w:ascii="Courier New" w:hAnsi="Courier New" w:cs="Courier New" w:hint="default"/>
       </w:rPr>
     </w:lvl>
     <w:lvl w:ilvl="2" w:tplc="240A0005" w:tentative="1">
@@ -24672,7 +24822,7 @@
         <w:ind w:left="3924" w:hanging="360"/>
       </w:pPr>
       <w:rPr>
-        <w:rFonts w:hint="default" w:ascii="Wingdings" w:hAnsi="Wingdings"/>
+        <w:rFonts w:ascii="Wingdings" w:hAnsi="Wingdings" w:hint="default"/>
       </w:rPr>
     </w:lvl>
     <w:lvl w:ilvl="3" w:tplc="240A0001" w:tentative="1">
@@ -24684,7 +24834,7 @@
         <w:ind w:left="4644" w:hanging="360"/>
       </w:pPr>
       <w:rPr>
-        <w:rFonts w:hint="default" w:ascii="Symbol" w:hAnsi="Symbol"/>
+        <w:rFonts w:ascii="Symbol" w:hAnsi="Symbol" w:hint="default"/>
       </w:rPr>
     </w:lvl>
     <w:lvl w:ilvl="4" w:tplc="240A0003" w:tentative="1">
@@ -24696,7 +24846,7 @@
         <w:ind w:left="5364" w:hanging="360"/>
       </w:pPr>
       <w:rPr>
-        <w:rFonts w:hint="default" w:ascii="Courier New" w:hAnsi="Courier New" w:cs="Courier New"/>
+        <w:rFonts w:ascii="Courier New" w:hAnsi="Courier New" w:cs="Courier New" w:hint="default"/>
       </w:rPr>
     </w:lvl>
     <w:lvl w:ilvl="5" w:tplc="240A0005" w:tentative="1">
@@ -24708,7 +24858,7 @@
         <w:ind w:left="6084" w:hanging="360"/>
       </w:pPr>
       <w:rPr>
-        <w:rFonts w:hint="default" w:ascii="Wingdings" w:hAnsi="Wingdings"/>
+        <w:rFonts w:ascii="Wingdings" w:hAnsi="Wingdings" w:hint="default"/>
       </w:rPr>
     </w:lvl>
     <w:lvl w:ilvl="6" w:tplc="240A0001" w:tentative="1">
@@ -24720,7 +24870,7 @@
         <w:ind w:left="6804" w:hanging="360"/>
       </w:pPr>
       <w:rPr>
-        <w:rFonts w:hint="default" w:ascii="Symbol" w:hAnsi="Symbol"/>
+        <w:rFonts w:ascii="Symbol" w:hAnsi="Symbol" w:hint="default"/>
       </w:rPr>
     </w:lvl>
     <w:lvl w:ilvl="7" w:tplc="240A0003" w:tentative="1">
@@ -24732,7 +24882,7 @@
         <w:ind w:left="7524" w:hanging="360"/>
       </w:pPr>
       <w:rPr>
-        <w:rFonts w:hint="default" w:ascii="Courier New" w:hAnsi="Courier New" w:cs="Courier New"/>
+        <w:rFonts w:ascii="Courier New" w:hAnsi="Courier New" w:cs="Courier New" w:hint="default"/>
       </w:rPr>
     </w:lvl>
     <w:lvl w:ilvl="8" w:tplc="240A0005" w:tentative="1">
@@ -24744,7 +24894,7 @@
         <w:ind w:left="8244" w:hanging="360"/>
       </w:pPr>
       <w:rPr>
-        <w:rFonts w:hint="default" w:ascii="Wingdings" w:hAnsi="Wingdings"/>
+        <w:rFonts w:ascii="Wingdings" w:hAnsi="Wingdings" w:hint="default"/>
       </w:rPr>
     </w:lvl>
   </w:abstractNum>
@@ -24762,7 +24912,7 @@
         <w:ind w:left="1429" w:hanging="360"/>
       </w:pPr>
       <w:rPr>
-        <w:rFonts w:hint="default" w:ascii="Arial" w:hAnsi="Arial"/>
+        <w:rFonts w:ascii="Arial" w:hAnsi="Arial" w:hint="default"/>
         <w:b/>
         <w:i w:val="0"/>
         <w:caps w:val="0"/>
@@ -24855,7 +25005,7 @@
         <w:ind w:left="1429" w:hanging="360"/>
       </w:pPr>
       <w:rPr>
-        <w:rFonts w:hint="default" w:ascii="Symbol" w:hAnsi="Symbol"/>
+        <w:rFonts w:ascii="Symbol" w:hAnsi="Symbol" w:hint="default"/>
       </w:rPr>
     </w:lvl>
     <w:lvl w:ilvl="1" w:tplc="240A0003" w:tentative="1">
@@ -24867,7 +25017,7 @@
         <w:ind w:left="2149" w:hanging="360"/>
       </w:pPr>
       <w:rPr>
-        <w:rFonts w:hint="default" w:ascii="Courier New" w:hAnsi="Courier New" w:cs="Courier New"/>
+        <w:rFonts w:ascii="Courier New" w:hAnsi="Courier New" w:cs="Courier New" w:hint="default"/>
       </w:rPr>
     </w:lvl>
     <w:lvl w:ilvl="2" w:tplc="240A0005" w:tentative="1">
@@ -24879,7 +25029,7 @@
         <w:ind w:left="2869" w:hanging="360"/>
       </w:pPr>
       <w:rPr>
-        <w:rFonts w:hint="default" w:ascii="Wingdings" w:hAnsi="Wingdings"/>
+        <w:rFonts w:ascii="Wingdings" w:hAnsi="Wingdings" w:hint="default"/>
       </w:rPr>
     </w:lvl>
     <w:lvl w:ilvl="3" w:tplc="240A0001" w:tentative="1">
@@ -24891,7 +25041,7 @@
         <w:ind w:left="3589" w:hanging="360"/>
       </w:pPr>
       <w:rPr>
-        <w:rFonts w:hint="default" w:ascii="Symbol" w:hAnsi="Symbol"/>
+        <w:rFonts w:ascii="Symbol" w:hAnsi="Symbol" w:hint="default"/>
       </w:rPr>
     </w:lvl>
     <w:lvl w:ilvl="4" w:tplc="240A0003" w:tentative="1">
@@ -24903,7 +25053,7 @@
         <w:ind w:left="4309" w:hanging="360"/>
       </w:pPr>
       <w:rPr>
-        <w:rFonts w:hint="default" w:ascii="Courier New" w:hAnsi="Courier New" w:cs="Courier New"/>
+        <w:rFonts w:ascii="Courier New" w:hAnsi="Courier New" w:cs="Courier New" w:hint="default"/>
       </w:rPr>
     </w:lvl>
     <w:lvl w:ilvl="5" w:tplc="240A0005" w:tentative="1">
@@ -24915,7 +25065,7 @@
         <w:ind w:left="5029" w:hanging="360"/>
       </w:pPr>
       <w:rPr>
-        <w:rFonts w:hint="default" w:ascii="Wingdings" w:hAnsi="Wingdings"/>
+        <w:rFonts w:ascii="Wingdings" w:hAnsi="Wingdings" w:hint="default"/>
       </w:rPr>
     </w:lvl>
     <w:lvl w:ilvl="6" w:tplc="240A0001" w:tentative="1">
@@ -24927,7 +25077,7 @@
         <w:ind w:left="5749" w:hanging="360"/>
       </w:pPr>
       <w:rPr>
-        <w:rFonts w:hint="default" w:ascii="Symbol" w:hAnsi="Symbol"/>
+        <w:rFonts w:ascii="Symbol" w:hAnsi="Symbol" w:hint="default"/>
       </w:rPr>
     </w:lvl>
     <w:lvl w:ilvl="7" w:tplc="240A0003" w:tentative="1">
@@ -24939,7 +25089,7 @@
         <w:ind w:left="6469" w:hanging="360"/>
       </w:pPr>
       <w:rPr>
-        <w:rFonts w:hint="default" w:ascii="Courier New" w:hAnsi="Courier New" w:cs="Courier New"/>
+        <w:rFonts w:ascii="Courier New" w:hAnsi="Courier New" w:cs="Courier New" w:hint="default"/>
       </w:rPr>
     </w:lvl>
     <w:lvl w:ilvl="8" w:tplc="240A0005" w:tentative="1">
@@ -24951,7 +25101,7 @@
         <w:ind w:left="7189" w:hanging="360"/>
       </w:pPr>
       <w:rPr>
-        <w:rFonts w:hint="default" w:ascii="Wingdings" w:hAnsi="Wingdings"/>
+        <w:rFonts w:ascii="Wingdings" w:hAnsi="Wingdings" w:hint="default"/>
       </w:rPr>
     </w:lvl>
   </w:abstractNum>
@@ -24968,7 +25118,7 @@
         <w:ind w:left="2136" w:hanging="360"/>
       </w:pPr>
       <w:rPr>
-        <w:rFonts w:hint="default" w:ascii="Courier New" w:hAnsi="Courier New" w:cs="Courier New"/>
+        <w:rFonts w:ascii="Courier New" w:hAnsi="Courier New" w:cs="Courier New" w:hint="default"/>
       </w:rPr>
     </w:lvl>
     <w:lvl w:ilvl="1" w:tplc="240A0003" w:tentative="1">
@@ -24980,7 +25130,7 @@
         <w:ind w:left="2856" w:hanging="360"/>
       </w:pPr>
       <w:rPr>
-        <w:rFonts w:hint="default" w:ascii="Courier New" w:hAnsi="Courier New" w:cs="Courier New"/>
+        <w:rFonts w:ascii="Courier New" w:hAnsi="Courier New" w:cs="Courier New" w:hint="default"/>
       </w:rPr>
     </w:lvl>
     <w:lvl w:ilvl="2" w:tplc="240A0005" w:tentative="1">
@@ -24992,7 +25142,7 @@
         <w:ind w:left="3576" w:hanging="360"/>
       </w:pPr>
       <w:rPr>
-        <w:rFonts w:hint="default" w:ascii="Wingdings" w:hAnsi="Wingdings"/>
+        <w:rFonts w:ascii="Wingdings" w:hAnsi="Wingdings" w:hint="default"/>
       </w:rPr>
     </w:lvl>
     <w:lvl w:ilvl="3" w:tplc="240A0001" w:tentative="1">
@@ -25004,7 +25154,7 @@
         <w:ind w:left="4296" w:hanging="360"/>
       </w:pPr>
       <w:rPr>
-        <w:rFonts w:hint="default" w:ascii="Symbol" w:hAnsi="Symbol"/>
+        <w:rFonts w:ascii="Symbol" w:hAnsi="Symbol" w:hint="default"/>
       </w:rPr>
     </w:lvl>
     <w:lvl w:ilvl="4" w:tplc="240A0003" w:tentative="1">
@@ -25016,7 +25166,7 @@
         <w:ind w:left="5016" w:hanging="360"/>
       </w:pPr>
       <w:rPr>
-        <w:rFonts w:hint="default" w:ascii="Courier New" w:hAnsi="Courier New" w:cs="Courier New"/>
+        <w:rFonts w:ascii="Courier New" w:hAnsi="Courier New" w:cs="Courier New" w:hint="default"/>
       </w:rPr>
     </w:lvl>
     <w:lvl w:ilvl="5" w:tplc="240A0005" w:tentative="1">
@@ -25028,7 +25178,7 @@
         <w:ind w:left="5736" w:hanging="360"/>
       </w:pPr>
       <w:rPr>
-        <w:rFonts w:hint="default" w:ascii="Wingdings" w:hAnsi="Wingdings"/>
+        <w:rFonts w:ascii="Wingdings" w:hAnsi="Wingdings" w:hint="default"/>
       </w:rPr>
     </w:lvl>
     <w:lvl w:ilvl="6" w:tplc="240A0001" w:tentative="1">
@@ -25040,7 +25190,7 @@
         <w:ind w:left="6456" w:hanging="360"/>
       </w:pPr>
       <w:rPr>
-        <w:rFonts w:hint="default" w:ascii="Symbol" w:hAnsi="Symbol"/>
+        <w:rFonts w:ascii="Symbol" w:hAnsi="Symbol" w:hint="default"/>
       </w:rPr>
     </w:lvl>
     <w:lvl w:ilvl="7" w:tplc="240A0003" w:tentative="1">
@@ -25052,7 +25202,7 @@
         <w:ind w:left="7176" w:hanging="360"/>
       </w:pPr>
       <w:rPr>
-        <w:rFonts w:hint="default" w:ascii="Courier New" w:hAnsi="Courier New" w:cs="Courier New"/>
+        <w:rFonts w:ascii="Courier New" w:hAnsi="Courier New" w:cs="Courier New" w:hint="default"/>
       </w:rPr>
     </w:lvl>
     <w:lvl w:ilvl="8" w:tplc="240A0005" w:tentative="1">
@@ -25064,7 +25214,7 @@
         <w:ind w:left="7896" w:hanging="360"/>
       </w:pPr>
       <w:rPr>
-        <w:rFonts w:hint="default" w:ascii="Wingdings" w:hAnsi="Wingdings"/>
+        <w:rFonts w:ascii="Wingdings" w:hAnsi="Wingdings" w:hint="default"/>
       </w:rPr>
     </w:lvl>
   </w:abstractNum>
@@ -25081,7 +25231,7 @@
         <w:ind w:left="1429" w:hanging="360"/>
       </w:pPr>
       <w:rPr>
-        <w:rFonts w:hint="default" w:ascii="Symbol" w:hAnsi="Symbol"/>
+        <w:rFonts w:ascii="Symbol" w:hAnsi="Symbol" w:hint="default"/>
       </w:rPr>
     </w:lvl>
     <w:lvl w:ilvl="1" w:tplc="240A0003" w:tentative="1">
@@ -25093,7 +25243,7 @@
         <w:ind w:left="2149" w:hanging="360"/>
       </w:pPr>
       <w:rPr>
-        <w:rFonts w:hint="default" w:ascii="Courier New" w:hAnsi="Courier New" w:cs="Courier New"/>
+        <w:rFonts w:ascii="Courier New" w:hAnsi="Courier New" w:cs="Courier New" w:hint="default"/>
       </w:rPr>
     </w:lvl>
     <w:lvl w:ilvl="2" w:tplc="240A0005" w:tentative="1">
@@ -25105,7 +25255,7 @@
         <w:ind w:left="2869" w:hanging="360"/>
       </w:pPr>
       <w:rPr>
-        <w:rFonts w:hint="default" w:ascii="Wingdings" w:hAnsi="Wingdings"/>
+        <w:rFonts w:ascii="Wingdings" w:hAnsi="Wingdings" w:hint="default"/>
       </w:rPr>
     </w:lvl>
     <w:lvl w:ilvl="3" w:tplc="240A0001" w:tentative="1">
@@ -25117,7 +25267,7 @@
         <w:ind w:left="3589" w:hanging="360"/>
       </w:pPr>
       <w:rPr>
-        <w:rFonts w:hint="default" w:ascii="Symbol" w:hAnsi="Symbol"/>
+        <w:rFonts w:ascii="Symbol" w:hAnsi="Symbol" w:hint="default"/>
       </w:rPr>
     </w:lvl>
     <w:lvl w:ilvl="4" w:tplc="240A0003" w:tentative="1">
@@ -25129,7 +25279,7 @@
         <w:ind w:left="4309" w:hanging="360"/>
       </w:pPr>
       <w:rPr>
-        <w:rFonts w:hint="default" w:ascii="Courier New" w:hAnsi="Courier New" w:cs="Courier New"/>
+        <w:rFonts w:ascii="Courier New" w:hAnsi="Courier New" w:cs="Courier New" w:hint="default"/>
       </w:rPr>
     </w:lvl>
     <w:lvl w:ilvl="5" w:tplc="240A0005" w:tentative="1">
@@ -25141,7 +25291,7 @@
         <w:ind w:left="5029" w:hanging="360"/>
       </w:pPr>
       <w:rPr>
-        <w:rFonts w:hint="default" w:ascii="Wingdings" w:hAnsi="Wingdings"/>
+        <w:rFonts w:ascii="Wingdings" w:hAnsi="Wingdings" w:hint="default"/>
       </w:rPr>
     </w:lvl>
     <w:lvl w:ilvl="6" w:tplc="240A0001" w:tentative="1">
@@ -25153,7 +25303,7 @@
         <w:ind w:left="5749" w:hanging="360"/>
       </w:pPr>
       <w:rPr>
-        <w:rFonts w:hint="default" w:ascii="Symbol" w:hAnsi="Symbol"/>
+        <w:rFonts w:ascii="Symbol" w:hAnsi="Symbol" w:hint="default"/>
       </w:rPr>
     </w:lvl>
     <w:lvl w:ilvl="7" w:tplc="240A0003" w:tentative="1">
@@ -25165,7 +25315,7 @@
         <w:ind w:left="6469" w:hanging="360"/>
       </w:pPr>
       <w:rPr>
-        <w:rFonts w:hint="default" w:ascii="Courier New" w:hAnsi="Courier New" w:cs="Courier New"/>
+        <w:rFonts w:ascii="Courier New" w:hAnsi="Courier New" w:cs="Courier New" w:hint="default"/>
       </w:rPr>
     </w:lvl>
     <w:lvl w:ilvl="8" w:tplc="240A0005" w:tentative="1">
@@ -25177,7 +25327,7 @@
         <w:ind w:left="7189" w:hanging="360"/>
       </w:pPr>
       <w:rPr>
-        <w:rFonts w:hint="default" w:ascii="Wingdings" w:hAnsi="Wingdings"/>
+        <w:rFonts w:ascii="Wingdings" w:hAnsi="Wingdings" w:hint="default"/>
       </w:rPr>
     </w:lvl>
   </w:abstractNum>
@@ -25194,7 +25344,7 @@
         <w:ind w:left="1429" w:hanging="360"/>
       </w:pPr>
       <w:rPr>
-        <w:rFonts w:hint="default" w:ascii="Symbol" w:hAnsi="Symbol"/>
+        <w:rFonts w:ascii="Symbol" w:hAnsi="Symbol" w:hint="default"/>
       </w:rPr>
     </w:lvl>
     <w:lvl w:ilvl="1" w:tplc="240A0003" w:tentative="1">
@@ -25206,7 +25356,7 @@
         <w:ind w:left="2149" w:hanging="360"/>
       </w:pPr>
       <w:rPr>
-        <w:rFonts w:hint="default" w:ascii="Courier New" w:hAnsi="Courier New" w:cs="Courier New"/>
+        <w:rFonts w:ascii="Courier New" w:hAnsi="Courier New" w:cs="Courier New" w:hint="default"/>
       </w:rPr>
     </w:lvl>
     <w:lvl w:ilvl="2" w:tplc="240A0005" w:tentative="1">
@@ -25218,7 +25368,7 @@
         <w:ind w:left="2869" w:hanging="360"/>
       </w:pPr>
       <w:rPr>
-        <w:rFonts w:hint="default" w:ascii="Wingdings" w:hAnsi="Wingdings"/>
+        <w:rFonts w:ascii="Wingdings" w:hAnsi="Wingdings" w:hint="default"/>
       </w:rPr>
     </w:lvl>
     <w:lvl w:ilvl="3" w:tplc="240A0001" w:tentative="1">
@@ -25230,7 +25380,7 @@
         <w:ind w:left="3589" w:hanging="360"/>
       </w:pPr>
       <w:rPr>
-        <w:rFonts w:hint="default" w:ascii="Symbol" w:hAnsi="Symbol"/>
+        <w:rFonts w:ascii="Symbol" w:hAnsi="Symbol" w:hint="default"/>
       </w:rPr>
     </w:lvl>
     <w:lvl w:ilvl="4" w:tplc="240A0003" w:tentative="1">
@@ -25242,7 +25392,7 @@
         <w:ind w:left="4309" w:hanging="360"/>
       </w:pPr>
       <w:rPr>
-        <w:rFonts w:hint="default" w:ascii="Courier New" w:hAnsi="Courier New" w:cs="Courier New"/>
+        <w:rFonts w:ascii="Courier New" w:hAnsi="Courier New" w:cs="Courier New" w:hint="default"/>
       </w:rPr>
     </w:lvl>
     <w:lvl w:ilvl="5" w:tplc="240A0005" w:tentative="1">
@@ -25254,7 +25404,7 @@
         <w:ind w:left="5029" w:hanging="360"/>
       </w:pPr>
       <w:rPr>
-        <w:rFonts w:hint="default" w:ascii="Wingdings" w:hAnsi="Wingdings"/>
+        <w:rFonts w:ascii="Wingdings" w:hAnsi="Wingdings" w:hint="default"/>
       </w:rPr>
     </w:lvl>
     <w:lvl w:ilvl="6" w:tplc="240A0001" w:tentative="1">
@@ -25266,7 +25416,7 @@
         <w:ind w:left="5749" w:hanging="360"/>
       </w:pPr>
       <w:rPr>
-        <w:rFonts w:hint="default" w:ascii="Symbol" w:hAnsi="Symbol"/>
+        <w:rFonts w:ascii="Symbol" w:hAnsi="Symbol" w:hint="default"/>
       </w:rPr>
     </w:lvl>
     <w:lvl w:ilvl="7" w:tplc="240A0003" w:tentative="1">
@@ -25278,7 +25428,7 @@
         <w:ind w:left="6469" w:hanging="360"/>
       </w:pPr>
       <w:rPr>
-        <w:rFonts w:hint="default" w:ascii="Courier New" w:hAnsi="Courier New" w:cs="Courier New"/>
+        <w:rFonts w:ascii="Courier New" w:hAnsi="Courier New" w:cs="Courier New" w:hint="default"/>
       </w:rPr>
     </w:lvl>
     <w:lvl w:ilvl="8" w:tplc="240A0005" w:tentative="1">
@@ -25290,7 +25440,7 @@
         <w:ind w:left="7189" w:hanging="360"/>
       </w:pPr>
       <w:rPr>
-        <w:rFonts w:hint="default" w:ascii="Wingdings" w:hAnsi="Wingdings"/>
+        <w:rFonts w:ascii="Wingdings" w:hAnsi="Wingdings" w:hint="default"/>
       </w:rPr>
     </w:lvl>
   </w:abstractNum>
@@ -25307,7 +25457,7 @@
         <w:ind w:left="1429" w:hanging="360"/>
       </w:pPr>
       <w:rPr>
-        <w:rFonts w:hint="default" w:ascii="Symbol" w:hAnsi="Symbol"/>
+        <w:rFonts w:ascii="Symbol" w:hAnsi="Symbol" w:hint="default"/>
       </w:rPr>
     </w:lvl>
     <w:lvl w:ilvl="1" w:tplc="240A0003">
@@ -25319,7 +25469,7 @@
         <w:ind w:left="2149" w:hanging="360"/>
       </w:pPr>
       <w:rPr>
-        <w:rFonts w:hint="default" w:ascii="Courier New" w:hAnsi="Courier New" w:cs="Courier New"/>
+        <w:rFonts w:ascii="Courier New" w:hAnsi="Courier New" w:cs="Courier New" w:hint="default"/>
       </w:rPr>
     </w:lvl>
     <w:lvl w:ilvl="2" w:tplc="240A0005" w:tentative="1">
@@ -25331,7 +25481,7 @@
         <w:ind w:left="2869" w:hanging="360"/>
       </w:pPr>
       <w:rPr>
-        <w:rFonts w:hint="default" w:ascii="Wingdings" w:hAnsi="Wingdings"/>
+        <w:rFonts w:ascii="Wingdings" w:hAnsi="Wingdings" w:hint="default"/>
       </w:rPr>
     </w:lvl>
     <w:lvl w:ilvl="3" w:tplc="240A0001" w:tentative="1">
@@ -25343,7 +25493,7 @@
         <w:ind w:left="3589" w:hanging="360"/>
       </w:pPr>
       <w:rPr>
-        <w:rFonts w:hint="default" w:ascii="Symbol" w:hAnsi="Symbol"/>
+        <w:rFonts w:ascii="Symbol" w:hAnsi="Symbol" w:hint="default"/>
       </w:rPr>
     </w:lvl>
     <w:lvl w:ilvl="4" w:tplc="240A0003" w:tentative="1">
@@ -25355,7 +25505,7 @@
         <w:ind w:left="4309" w:hanging="360"/>
       </w:pPr>
       <w:rPr>
-        <w:rFonts w:hint="default" w:ascii="Courier New" w:hAnsi="Courier New" w:cs="Courier New"/>
+        <w:rFonts w:ascii="Courier New" w:hAnsi="Courier New" w:cs="Courier New" w:hint="default"/>
       </w:rPr>
     </w:lvl>
     <w:lvl w:ilvl="5" w:tplc="240A0005" w:tentative="1">
@@ -25367,7 +25517,7 @@
         <w:ind w:left="5029" w:hanging="360"/>
       </w:pPr>
       <w:rPr>
-        <w:rFonts w:hint="default" w:ascii="Wingdings" w:hAnsi="Wingdings"/>
+        <w:rFonts w:ascii="Wingdings" w:hAnsi="Wingdings" w:hint="default"/>
       </w:rPr>
     </w:lvl>
     <w:lvl w:ilvl="6" w:tplc="240A0001" w:tentative="1">
@@ -25379,7 +25529,7 @@
         <w:ind w:left="5749" w:hanging="360"/>
       </w:pPr>
       <w:rPr>
-        <w:rFonts w:hint="default" w:ascii="Symbol" w:hAnsi="Symbol"/>
+        <w:rFonts w:ascii="Symbol" w:hAnsi="Symbol" w:hint="default"/>
       </w:rPr>
     </w:lvl>
     <w:lvl w:ilvl="7" w:tplc="240A0003" w:tentative="1">
@@ -25391,7 +25541,7 @@
         <w:ind w:left="6469" w:hanging="360"/>
       </w:pPr>
       <w:rPr>
-        <w:rFonts w:hint="default" w:ascii="Courier New" w:hAnsi="Courier New" w:cs="Courier New"/>
+        <w:rFonts w:ascii="Courier New" w:hAnsi="Courier New" w:cs="Courier New" w:hint="default"/>
       </w:rPr>
     </w:lvl>
     <w:lvl w:ilvl="8" w:tplc="240A0005" w:tentative="1">
@@ -25403,7 +25553,7 @@
         <w:ind w:left="7189" w:hanging="360"/>
       </w:pPr>
       <w:rPr>
-        <w:rFonts w:hint="default" w:ascii="Wingdings" w:hAnsi="Wingdings"/>
+        <w:rFonts w:ascii="Wingdings" w:hAnsi="Wingdings" w:hint="default"/>
       </w:rPr>
     </w:lvl>
   </w:abstractNum>
@@ -25420,7 +25570,7 @@
         <w:ind w:left="1429" w:hanging="360"/>
       </w:pPr>
       <w:rPr>
-        <w:rFonts w:hint="default" w:ascii="Symbol" w:hAnsi="Symbol"/>
+        <w:rFonts w:ascii="Symbol" w:hAnsi="Symbol" w:hint="default"/>
       </w:rPr>
     </w:lvl>
     <w:lvl w:ilvl="1" w:tplc="240A0003" w:tentative="1">
@@ -25432,7 +25582,7 @@
         <w:ind w:left="2149" w:hanging="360"/>
       </w:pPr>
       <w:rPr>
-        <w:rFonts w:hint="default" w:ascii="Courier New" w:hAnsi="Courier New" w:cs="Courier New"/>
+        <w:rFonts w:ascii="Courier New" w:hAnsi="Courier New" w:cs="Courier New" w:hint="default"/>
       </w:rPr>
     </w:lvl>
     <w:lvl w:ilvl="2" w:tplc="240A0005" w:tentative="1">
@@ -25444,7 +25594,7 @@
         <w:ind w:left="2869" w:hanging="360"/>
       </w:pPr>
       <w:rPr>
-        <w:rFonts w:hint="default" w:ascii="Wingdings" w:hAnsi="Wingdings"/>
+        <w:rFonts w:ascii="Wingdings" w:hAnsi="Wingdings" w:hint="default"/>
       </w:rPr>
     </w:lvl>
     <w:lvl w:ilvl="3" w:tplc="240A0001" w:tentative="1">
@@ -25456,7 +25606,7 @@
         <w:ind w:left="3589" w:hanging="360"/>
       </w:pPr>
       <w:rPr>
-        <w:rFonts w:hint="default" w:ascii="Symbol" w:hAnsi="Symbol"/>
+        <w:rFonts w:ascii="Symbol" w:hAnsi="Symbol" w:hint="default"/>
       </w:rPr>
     </w:lvl>
     <w:lvl w:ilvl="4" w:tplc="240A0003" w:tentative="1">
@@ -25468,7 +25618,7 @@
         <w:ind w:left="4309" w:hanging="360"/>
       </w:pPr>
       <w:rPr>
-        <w:rFonts w:hint="default" w:ascii="Courier New" w:hAnsi="Courier New" w:cs="Courier New"/>
+        <w:rFonts w:ascii="Courier New" w:hAnsi="Courier New" w:cs="Courier New" w:hint="default"/>
       </w:rPr>
     </w:lvl>
     <w:lvl w:ilvl="5" w:tplc="240A0005" w:tentative="1">
@@ -25480,7 +25630,7 @@
         <w:ind w:left="5029" w:hanging="360"/>
       </w:pPr>
       <w:rPr>
-        <w:rFonts w:hint="default" w:ascii="Wingdings" w:hAnsi="Wingdings"/>
+        <w:rFonts w:ascii="Wingdings" w:hAnsi="Wingdings" w:hint="default"/>
       </w:rPr>
     </w:lvl>
     <w:lvl w:ilvl="6" w:tplc="240A0001" w:tentative="1">
@@ -25492,7 +25642,7 @@
         <w:ind w:left="5749" w:hanging="360"/>
       </w:pPr>
       <w:rPr>
-        <w:rFonts w:hint="default" w:ascii="Symbol" w:hAnsi="Symbol"/>
+        <w:rFonts w:ascii="Symbol" w:hAnsi="Symbol" w:hint="default"/>
       </w:rPr>
     </w:lvl>
     <w:lvl w:ilvl="7" w:tplc="240A0003" w:tentative="1">
@@ -25504,7 +25654,7 @@
         <w:ind w:left="6469" w:hanging="360"/>
       </w:pPr>
       <w:rPr>
-        <w:rFonts w:hint="default" w:ascii="Courier New" w:hAnsi="Courier New" w:cs="Courier New"/>
+        <w:rFonts w:ascii="Courier New" w:hAnsi="Courier New" w:cs="Courier New" w:hint="default"/>
       </w:rPr>
     </w:lvl>
     <w:lvl w:ilvl="8" w:tplc="240A0005" w:tentative="1">
@@ -25516,7 +25666,7 @@
         <w:ind w:left="7189" w:hanging="360"/>
       </w:pPr>
       <w:rPr>
-        <w:rFonts w:hint="default" w:ascii="Wingdings" w:hAnsi="Wingdings"/>
+        <w:rFonts w:ascii="Wingdings" w:hAnsi="Wingdings" w:hint="default"/>
       </w:rPr>
     </w:lvl>
   </w:abstractNum>
@@ -25533,7 +25683,7 @@
         <w:ind w:left="1429" w:hanging="360"/>
       </w:pPr>
       <w:rPr>
-        <w:rFonts w:hint="default" w:ascii="Symbol" w:hAnsi="Symbol"/>
+        <w:rFonts w:ascii="Symbol" w:hAnsi="Symbol" w:hint="default"/>
       </w:rPr>
     </w:lvl>
     <w:lvl w:ilvl="1" w:tplc="240A0003">
@@ -25545,7 +25695,7 @@
         <w:ind w:left="2149" w:hanging="360"/>
       </w:pPr>
       <w:rPr>
-        <w:rFonts w:hint="default" w:ascii="Courier New" w:hAnsi="Courier New" w:cs="Courier New"/>
+        <w:rFonts w:ascii="Courier New" w:hAnsi="Courier New" w:cs="Courier New" w:hint="default"/>
       </w:rPr>
     </w:lvl>
     <w:lvl w:ilvl="2" w:tplc="240A0005" w:tentative="1">
@@ -25557,7 +25707,7 @@
         <w:ind w:left="2869" w:hanging="360"/>
       </w:pPr>
       <w:rPr>
-        <w:rFonts w:hint="default" w:ascii="Wingdings" w:hAnsi="Wingdings"/>
+        <w:rFonts w:ascii="Wingdings" w:hAnsi="Wingdings" w:hint="default"/>
       </w:rPr>
     </w:lvl>
     <w:lvl w:ilvl="3" w:tplc="240A0001" w:tentative="1">
@@ -25569,7 +25719,7 @@
         <w:ind w:left="3589" w:hanging="360"/>
       </w:pPr>
       <w:rPr>
-        <w:rFonts w:hint="default" w:ascii="Symbol" w:hAnsi="Symbol"/>
+        <w:rFonts w:ascii="Symbol" w:hAnsi="Symbol" w:hint="default"/>
       </w:rPr>
     </w:lvl>
     <w:lvl w:ilvl="4" w:tplc="240A0003" w:tentative="1">
@@ -25581,7 +25731,7 @@
         <w:ind w:left="4309" w:hanging="360"/>
       </w:pPr>
       <w:rPr>
-        <w:rFonts w:hint="default" w:ascii="Courier New" w:hAnsi="Courier New" w:cs="Courier New"/>
+        <w:rFonts w:ascii="Courier New" w:hAnsi="Courier New" w:cs="Courier New" w:hint="default"/>
       </w:rPr>
     </w:lvl>
     <w:lvl w:ilvl="5" w:tplc="240A0005" w:tentative="1">
@@ -25593,7 +25743,7 @@
         <w:ind w:left="5029" w:hanging="360"/>
       </w:pPr>
       <w:rPr>
-        <w:rFonts w:hint="default" w:ascii="Wingdings" w:hAnsi="Wingdings"/>
+        <w:rFonts w:ascii="Wingdings" w:hAnsi="Wingdings" w:hint="default"/>
       </w:rPr>
     </w:lvl>
     <w:lvl w:ilvl="6" w:tplc="240A0001" w:tentative="1">
@@ -25605,7 +25755,7 @@
         <w:ind w:left="5749" w:hanging="360"/>
       </w:pPr>
       <w:rPr>
-        <w:rFonts w:hint="default" w:ascii="Symbol" w:hAnsi="Symbol"/>
+        <w:rFonts w:ascii="Symbol" w:hAnsi="Symbol" w:hint="default"/>
       </w:rPr>
     </w:lvl>
     <w:lvl w:ilvl="7" w:tplc="240A0003" w:tentative="1">
@@ -25617,7 +25767,7 @@
         <w:ind w:left="6469" w:hanging="360"/>
       </w:pPr>
       <w:rPr>
-        <w:rFonts w:hint="default" w:ascii="Courier New" w:hAnsi="Courier New" w:cs="Courier New"/>
+        <w:rFonts w:ascii="Courier New" w:hAnsi="Courier New" w:cs="Courier New" w:hint="default"/>
       </w:rPr>
     </w:lvl>
     <w:lvl w:ilvl="8" w:tplc="240A0005" w:tentative="1">
@@ -25629,7 +25779,7 @@
         <w:ind w:left="7189" w:hanging="360"/>
       </w:pPr>
       <w:rPr>
-        <w:rFonts w:hint="default" w:ascii="Wingdings" w:hAnsi="Wingdings"/>
+        <w:rFonts w:ascii="Wingdings" w:hAnsi="Wingdings" w:hint="default"/>
       </w:rPr>
     </w:lvl>
   </w:abstractNum>
@@ -25646,7 +25796,7 @@
         <w:ind w:left="1776" w:hanging="360"/>
       </w:pPr>
       <w:rPr>
-        <w:rFonts w:hint="default" w:ascii="Symbol" w:hAnsi="Symbol"/>
+        <w:rFonts w:ascii="Symbol" w:hAnsi="Symbol" w:hint="default"/>
       </w:rPr>
     </w:lvl>
     <w:lvl w:ilvl="1" w:tplc="240A0003" w:tentative="1">
@@ -25658,7 +25808,7 @@
         <w:ind w:left="2496" w:hanging="360"/>
       </w:pPr>
       <w:rPr>
-        <w:rFonts w:hint="default" w:ascii="Courier New" w:hAnsi="Courier New" w:cs="Courier New"/>
+        <w:rFonts w:ascii="Courier New" w:hAnsi="Courier New" w:cs="Courier New" w:hint="default"/>
       </w:rPr>
     </w:lvl>
     <w:lvl w:ilvl="2" w:tplc="240A0005" w:tentative="1">
@@ -25670,7 +25820,7 @@
         <w:ind w:left="3216" w:hanging="360"/>
       </w:pPr>
       <w:rPr>
-        <w:rFonts w:hint="default" w:ascii="Wingdings" w:hAnsi="Wingdings"/>
+        <w:rFonts w:ascii="Wingdings" w:hAnsi="Wingdings" w:hint="default"/>
       </w:rPr>
     </w:lvl>
     <w:lvl w:ilvl="3" w:tplc="240A0001" w:tentative="1">
@@ -25682,7 +25832,7 @@
         <w:ind w:left="3936" w:hanging="360"/>
       </w:pPr>
       <w:rPr>
-        <w:rFonts w:hint="default" w:ascii="Symbol" w:hAnsi="Symbol"/>
+        <w:rFonts w:ascii="Symbol" w:hAnsi="Symbol" w:hint="default"/>
       </w:rPr>
     </w:lvl>
     <w:lvl w:ilvl="4" w:tplc="240A0003" w:tentative="1">
@@ -25694,7 +25844,7 @@
         <w:ind w:left="4656" w:hanging="360"/>
       </w:pPr>
       <w:rPr>
-        <w:rFonts w:hint="default" w:ascii="Courier New" w:hAnsi="Courier New" w:cs="Courier New"/>
+        <w:rFonts w:ascii="Courier New" w:hAnsi="Courier New" w:cs="Courier New" w:hint="default"/>
       </w:rPr>
     </w:lvl>
     <w:lvl w:ilvl="5" w:tplc="240A0005" w:tentative="1">
@@ -25706,7 +25856,7 @@
         <w:ind w:left="5376" w:hanging="360"/>
       </w:pPr>
       <w:rPr>
-        <w:rFonts w:hint="default" w:ascii="Wingdings" w:hAnsi="Wingdings"/>
+        <w:rFonts w:ascii="Wingdings" w:hAnsi="Wingdings" w:hint="default"/>
       </w:rPr>
     </w:lvl>
     <w:lvl w:ilvl="6" w:tplc="240A0001" w:tentative="1">
@@ -25718,7 +25868,7 @@
         <w:ind w:left="6096" w:hanging="360"/>
       </w:pPr>
       <w:rPr>
-        <w:rFonts w:hint="default" w:ascii="Symbol" w:hAnsi="Symbol"/>
+        <w:rFonts w:ascii="Symbol" w:hAnsi="Symbol" w:hint="default"/>
       </w:rPr>
     </w:lvl>
     <w:lvl w:ilvl="7" w:tplc="240A0003" w:tentative="1">
@@ -25730,7 +25880,7 @@
         <w:ind w:left="6816" w:hanging="360"/>
       </w:pPr>
       <w:rPr>
-        <w:rFonts w:hint="default" w:ascii="Courier New" w:hAnsi="Courier New" w:cs="Courier New"/>
+        <w:rFonts w:ascii="Courier New" w:hAnsi="Courier New" w:cs="Courier New" w:hint="default"/>
       </w:rPr>
     </w:lvl>
     <w:lvl w:ilvl="8" w:tplc="240A0005" w:tentative="1">
@@ -25742,7 +25892,7 @@
         <w:ind w:left="7536" w:hanging="360"/>
       </w:pPr>
       <w:rPr>
-        <w:rFonts w:hint="default" w:ascii="Wingdings" w:hAnsi="Wingdings"/>
+        <w:rFonts w:ascii="Wingdings" w:hAnsi="Wingdings" w:hint="default"/>
       </w:rPr>
     </w:lvl>
   </w:abstractNum>
@@ -25760,7 +25910,7 @@
         <w:ind w:left="360" w:hanging="360"/>
       </w:pPr>
       <w:rPr>
-        <w:rFonts w:hint="default" w:ascii="Arial" w:hAnsi="Arial"/>
+        <w:rFonts w:ascii="Arial" w:hAnsi="Arial" w:hint="default"/>
         <w:b/>
         <w:i w:val="0"/>
         <w:sz w:val="24"/>
@@ -25938,7 +26088,7 @@
         <w:ind w:left="1429" w:hanging="360"/>
       </w:pPr>
       <w:rPr>
-        <w:rFonts w:hint="default" w:ascii="Symbol" w:hAnsi="Symbol"/>
+        <w:rFonts w:ascii="Symbol" w:hAnsi="Symbol" w:hint="default"/>
       </w:rPr>
     </w:lvl>
     <w:lvl w:ilvl="1" w:tplc="240A0003" w:tentative="1">
@@ -25950,7 +26100,7 @@
         <w:ind w:left="2149" w:hanging="360"/>
       </w:pPr>
       <w:rPr>
-        <w:rFonts w:hint="default" w:ascii="Courier New" w:hAnsi="Courier New" w:cs="Courier New"/>
+        <w:rFonts w:ascii="Courier New" w:hAnsi="Courier New" w:cs="Courier New" w:hint="default"/>
       </w:rPr>
     </w:lvl>
     <w:lvl w:ilvl="2" w:tplc="240A0005" w:tentative="1">
@@ -25962,7 +26112,7 @@
         <w:ind w:left="2869" w:hanging="360"/>
       </w:pPr>
       <w:rPr>
-        <w:rFonts w:hint="default" w:ascii="Wingdings" w:hAnsi="Wingdings"/>
+        <w:rFonts w:ascii="Wingdings" w:hAnsi="Wingdings" w:hint="default"/>
       </w:rPr>
     </w:lvl>
     <w:lvl w:ilvl="3" w:tplc="240A0001" w:tentative="1">
@@ -25974,7 +26124,7 @@
         <w:ind w:left="3589" w:hanging="360"/>
       </w:pPr>
       <w:rPr>
-        <w:rFonts w:hint="default" w:ascii="Symbol" w:hAnsi="Symbol"/>
+        <w:rFonts w:ascii="Symbol" w:hAnsi="Symbol" w:hint="default"/>
       </w:rPr>
     </w:lvl>
     <w:lvl w:ilvl="4" w:tplc="240A0003" w:tentative="1">
@@ -25986,7 +26136,7 @@
         <w:ind w:left="4309" w:hanging="360"/>
       </w:pPr>
       <w:rPr>
-        <w:rFonts w:hint="default" w:ascii="Courier New" w:hAnsi="Courier New" w:cs="Courier New"/>
+        <w:rFonts w:ascii="Courier New" w:hAnsi="Courier New" w:cs="Courier New" w:hint="default"/>
       </w:rPr>
     </w:lvl>
     <w:lvl w:ilvl="5" w:tplc="240A0005" w:tentative="1">
@@ -25998,7 +26148,7 @@
         <w:ind w:left="5029" w:hanging="360"/>
       </w:pPr>
       <w:rPr>
-        <w:rFonts w:hint="default" w:ascii="Wingdings" w:hAnsi="Wingdings"/>
+        <w:rFonts w:ascii="Wingdings" w:hAnsi="Wingdings" w:hint="default"/>
       </w:rPr>
     </w:lvl>
     <w:lvl w:ilvl="6" w:tplc="240A0001" w:tentative="1">
@@ -26010,7 +26160,7 @@
         <w:ind w:left="5749" w:hanging="360"/>
       </w:pPr>
       <w:rPr>
-        <w:rFonts w:hint="default" w:ascii="Symbol" w:hAnsi="Symbol"/>
+        <w:rFonts w:ascii="Symbol" w:hAnsi="Symbol" w:hint="default"/>
       </w:rPr>
     </w:lvl>
     <w:lvl w:ilvl="7" w:tplc="240A0003" w:tentative="1">
@@ -26022,7 +26172,7 @@
         <w:ind w:left="6469" w:hanging="360"/>
       </w:pPr>
       <w:rPr>
-        <w:rFonts w:hint="default" w:ascii="Courier New" w:hAnsi="Courier New" w:cs="Courier New"/>
+        <w:rFonts w:ascii="Courier New" w:hAnsi="Courier New" w:cs="Courier New" w:hint="default"/>
       </w:rPr>
     </w:lvl>
     <w:lvl w:ilvl="8" w:tplc="240A0005" w:tentative="1">
@@ -26034,7 +26184,7 @@
         <w:ind w:left="7189" w:hanging="360"/>
       </w:pPr>
       <w:rPr>
-        <w:rFonts w:hint="default" w:ascii="Wingdings" w:hAnsi="Wingdings"/>
+        <w:rFonts w:ascii="Wingdings" w:hAnsi="Wingdings" w:hint="default"/>
       </w:rPr>
     </w:lvl>
   </w:abstractNum>
@@ -26223,7 +26373,7 @@
         <w:ind w:left="1776" w:hanging="360"/>
       </w:pPr>
       <w:rPr>
-        <w:rFonts w:hint="default" w:ascii="Courier New" w:hAnsi="Courier New" w:cs="Courier New"/>
+        <w:rFonts w:ascii="Courier New" w:hAnsi="Courier New" w:cs="Courier New" w:hint="default"/>
       </w:rPr>
     </w:lvl>
     <w:lvl w:ilvl="1" w:tplc="240A0003">
@@ -26235,7 +26385,7 @@
         <w:ind w:left="2496" w:hanging="360"/>
       </w:pPr>
       <w:rPr>
-        <w:rFonts w:hint="default" w:ascii="Courier New" w:hAnsi="Courier New" w:cs="Courier New"/>
+        <w:rFonts w:ascii="Courier New" w:hAnsi="Courier New" w:cs="Courier New" w:hint="default"/>
       </w:rPr>
     </w:lvl>
     <w:lvl w:ilvl="2" w:tplc="240A0005" w:tentative="1">
@@ -26247,7 +26397,7 @@
         <w:ind w:left="3216" w:hanging="360"/>
       </w:pPr>
       <w:rPr>
-        <w:rFonts w:hint="default" w:ascii="Wingdings" w:hAnsi="Wingdings"/>
+        <w:rFonts w:ascii="Wingdings" w:hAnsi="Wingdings" w:hint="default"/>
       </w:rPr>
     </w:lvl>
     <w:lvl w:ilvl="3" w:tplc="240A0001" w:tentative="1">
@@ -26259,7 +26409,7 @@
         <w:ind w:left="3936" w:hanging="360"/>
       </w:pPr>
       <w:rPr>
-        <w:rFonts w:hint="default" w:ascii="Symbol" w:hAnsi="Symbol"/>
+        <w:rFonts w:ascii="Symbol" w:hAnsi="Symbol" w:hint="default"/>
       </w:rPr>
     </w:lvl>
     <w:lvl w:ilvl="4" w:tplc="240A0003" w:tentative="1">
@@ -26271,7 +26421,7 @@
         <w:ind w:left="4656" w:hanging="360"/>
       </w:pPr>
       <w:rPr>
-        <w:rFonts w:hint="default" w:ascii="Courier New" w:hAnsi="Courier New" w:cs="Courier New"/>
+        <w:rFonts w:ascii="Courier New" w:hAnsi="Courier New" w:cs="Courier New" w:hint="default"/>
       </w:rPr>
     </w:lvl>
     <w:lvl w:ilvl="5" w:tplc="240A0005" w:tentative="1">
@@ -26283,7 +26433,7 @@
         <w:ind w:left="5376" w:hanging="360"/>
       </w:pPr>
       <w:rPr>
-        <w:rFonts w:hint="default" w:ascii="Wingdings" w:hAnsi="Wingdings"/>
+        <w:rFonts w:ascii="Wingdings" w:hAnsi="Wingdings" w:hint="default"/>
       </w:rPr>
     </w:lvl>
     <w:lvl w:ilvl="6" w:tplc="240A0001" w:tentative="1">
@@ -26295,7 +26445,7 @@
         <w:ind w:left="6096" w:hanging="360"/>
       </w:pPr>
       <w:rPr>
-        <w:rFonts w:hint="default" w:ascii="Symbol" w:hAnsi="Symbol"/>
+        <w:rFonts w:ascii="Symbol" w:hAnsi="Symbol" w:hint="default"/>
       </w:rPr>
     </w:lvl>
     <w:lvl w:ilvl="7" w:tplc="240A0003" w:tentative="1">
@@ -26307,7 +26457,7 @@
         <w:ind w:left="6816" w:hanging="360"/>
       </w:pPr>
       <w:rPr>
-        <w:rFonts w:hint="default" w:ascii="Courier New" w:hAnsi="Courier New" w:cs="Courier New"/>
+        <w:rFonts w:ascii="Courier New" w:hAnsi="Courier New" w:cs="Courier New" w:hint="default"/>
       </w:rPr>
     </w:lvl>
     <w:lvl w:ilvl="8" w:tplc="240A0005" w:tentative="1">
@@ -26319,7 +26469,7 @@
         <w:ind w:left="7536" w:hanging="360"/>
       </w:pPr>
       <w:rPr>
-        <w:rFonts w:hint="default" w:ascii="Wingdings" w:hAnsi="Wingdings"/>
+        <w:rFonts w:ascii="Wingdings" w:hAnsi="Wingdings" w:hint="default"/>
       </w:rPr>
     </w:lvl>
   </w:abstractNum>
@@ -26512,7 +26662,7 @@
         <w:ind w:left="1429" w:hanging="360"/>
       </w:pPr>
       <w:rPr>
-        <w:rFonts w:hint="default" w:ascii="Symbol" w:hAnsi="Symbol"/>
+        <w:rFonts w:ascii="Symbol" w:hAnsi="Symbol" w:hint="default"/>
       </w:rPr>
     </w:lvl>
     <w:lvl w:ilvl="1" w:tplc="240A0003" w:tentative="1">
@@ -26524,7 +26674,7 @@
         <w:ind w:left="2149" w:hanging="360"/>
       </w:pPr>
       <w:rPr>
-        <w:rFonts w:hint="default" w:ascii="Courier New" w:hAnsi="Courier New" w:cs="Courier New"/>
+        <w:rFonts w:ascii="Courier New" w:hAnsi="Courier New" w:cs="Courier New" w:hint="default"/>
       </w:rPr>
     </w:lvl>
     <w:lvl w:ilvl="2" w:tplc="240A0005" w:tentative="1">
@@ -26536,7 +26686,7 @@
         <w:ind w:left="2869" w:hanging="360"/>
       </w:pPr>
       <w:rPr>
-        <w:rFonts w:hint="default" w:ascii="Wingdings" w:hAnsi="Wingdings"/>
+        <w:rFonts w:ascii="Wingdings" w:hAnsi="Wingdings" w:hint="default"/>
       </w:rPr>
     </w:lvl>
     <w:lvl w:ilvl="3" w:tplc="240A0001" w:tentative="1">
@@ -26548,7 +26698,7 @@
         <w:ind w:left="3589" w:hanging="360"/>
       </w:pPr>
       <w:rPr>
-        <w:rFonts w:hint="default" w:ascii="Symbol" w:hAnsi="Symbol"/>
+        <w:rFonts w:ascii="Symbol" w:hAnsi="Symbol" w:hint="default"/>
       </w:rPr>
     </w:lvl>
     <w:lvl w:ilvl="4" w:tplc="240A0003" w:tentative="1">
@@ -26560,7 +26710,7 @@
         <w:ind w:left="4309" w:hanging="360"/>
       </w:pPr>
       <w:rPr>
-        <w:rFonts w:hint="default" w:ascii="Courier New" w:hAnsi="Courier New" w:cs="Courier New"/>
+        <w:rFonts w:ascii="Courier New" w:hAnsi="Courier New" w:cs="Courier New" w:hint="default"/>
       </w:rPr>
     </w:lvl>
     <w:lvl w:ilvl="5" w:tplc="240A0005" w:tentative="1">
@@ -26572,7 +26722,7 @@
         <w:ind w:left="5029" w:hanging="360"/>
       </w:pPr>
       <w:rPr>
-        <w:rFonts w:hint="default" w:ascii="Wingdings" w:hAnsi="Wingdings"/>
+        <w:rFonts w:ascii="Wingdings" w:hAnsi="Wingdings" w:hint="default"/>
       </w:rPr>
     </w:lvl>
     <w:lvl w:ilvl="6" w:tplc="240A0001" w:tentative="1">
@@ -26584,7 +26734,7 @@
         <w:ind w:left="5749" w:hanging="360"/>
       </w:pPr>
       <w:rPr>
-        <w:rFonts w:hint="default" w:ascii="Symbol" w:hAnsi="Symbol"/>
+        <w:rFonts w:ascii="Symbol" w:hAnsi="Symbol" w:hint="default"/>
       </w:rPr>
     </w:lvl>
     <w:lvl w:ilvl="7" w:tplc="240A0003" w:tentative="1">
@@ -26596,7 +26746,7 @@
         <w:ind w:left="6469" w:hanging="360"/>
       </w:pPr>
       <w:rPr>
-        <w:rFonts w:hint="default" w:ascii="Courier New" w:hAnsi="Courier New" w:cs="Courier New"/>
+        <w:rFonts w:ascii="Courier New" w:hAnsi="Courier New" w:cs="Courier New" w:hint="default"/>
       </w:rPr>
     </w:lvl>
     <w:lvl w:ilvl="8" w:tplc="240A0005" w:tentative="1">
@@ -26608,7 +26758,7 @@
         <w:ind w:left="7189" w:hanging="360"/>
       </w:pPr>
       <w:rPr>
-        <w:rFonts w:hint="default" w:ascii="Wingdings" w:hAnsi="Wingdings"/>
+        <w:rFonts w:ascii="Wingdings" w:hAnsi="Wingdings" w:hint="default"/>
       </w:rPr>
     </w:lvl>
   </w:abstractNum>
@@ -26714,7 +26864,7 @@
         <w:ind w:left="1776" w:hanging="360"/>
       </w:pPr>
       <w:rPr>
-        <w:rFonts w:hint="default" w:ascii="Symbol" w:hAnsi="Symbol"/>
+        <w:rFonts w:ascii="Symbol" w:hAnsi="Symbol" w:hint="default"/>
       </w:rPr>
     </w:lvl>
     <w:lvl w:ilvl="1" w:tplc="240A0003" w:tentative="1">
@@ -26726,7 +26876,7 @@
         <w:ind w:left="2496" w:hanging="360"/>
       </w:pPr>
       <w:rPr>
-        <w:rFonts w:hint="default" w:ascii="Courier New" w:hAnsi="Courier New" w:cs="Courier New"/>
+        <w:rFonts w:ascii="Courier New" w:hAnsi="Courier New" w:cs="Courier New" w:hint="default"/>
       </w:rPr>
     </w:lvl>
     <w:lvl w:ilvl="2" w:tplc="240A0005" w:tentative="1">
@@ -26738,7 +26888,7 @@
         <w:ind w:left="3216" w:hanging="360"/>
       </w:pPr>
       <w:rPr>
-        <w:rFonts w:hint="default" w:ascii="Wingdings" w:hAnsi="Wingdings"/>
+        <w:rFonts w:ascii="Wingdings" w:hAnsi="Wingdings" w:hint="default"/>
       </w:rPr>
     </w:lvl>
     <w:lvl w:ilvl="3" w:tplc="240A0001" w:tentative="1">
@@ -26750,7 +26900,7 @@
         <w:ind w:left="3936" w:hanging="360"/>
       </w:pPr>
       <w:rPr>
-        <w:rFonts w:hint="default" w:ascii="Symbol" w:hAnsi="Symbol"/>
+        <w:rFonts w:ascii="Symbol" w:hAnsi="Symbol" w:hint="default"/>
       </w:rPr>
     </w:lvl>
     <w:lvl w:ilvl="4" w:tplc="240A0003" w:tentative="1">
@@ -26762,7 +26912,7 @@
         <w:ind w:left="4656" w:hanging="360"/>
       </w:pPr>
       <w:rPr>
-        <w:rFonts w:hint="default" w:ascii="Courier New" w:hAnsi="Courier New" w:cs="Courier New"/>
+        <w:rFonts w:ascii="Courier New" w:hAnsi="Courier New" w:cs="Courier New" w:hint="default"/>
       </w:rPr>
     </w:lvl>
     <w:lvl w:ilvl="5" w:tplc="240A0005" w:tentative="1">
@@ -26774,7 +26924,7 @@
         <w:ind w:left="5376" w:hanging="360"/>
       </w:pPr>
       <w:rPr>
-        <w:rFonts w:hint="default" w:ascii="Wingdings" w:hAnsi="Wingdings"/>
+        <w:rFonts w:ascii="Wingdings" w:hAnsi="Wingdings" w:hint="default"/>
       </w:rPr>
     </w:lvl>
     <w:lvl w:ilvl="6" w:tplc="240A0001" w:tentative="1">
@@ -26786,7 +26936,7 @@
         <w:ind w:left="6096" w:hanging="360"/>
       </w:pPr>
       <w:rPr>
-        <w:rFonts w:hint="default" w:ascii="Symbol" w:hAnsi="Symbol"/>
+        <w:rFonts w:ascii="Symbol" w:hAnsi="Symbol" w:hint="default"/>
       </w:rPr>
     </w:lvl>
     <w:lvl w:ilvl="7" w:tplc="240A0003" w:tentative="1">
@@ -26798,7 +26948,7 @@
         <w:ind w:left="6816" w:hanging="360"/>
       </w:pPr>
       <w:rPr>
-        <w:rFonts w:hint="default" w:ascii="Courier New" w:hAnsi="Courier New" w:cs="Courier New"/>
+        <w:rFonts w:ascii="Courier New" w:hAnsi="Courier New" w:cs="Courier New" w:hint="default"/>
       </w:rPr>
     </w:lvl>
     <w:lvl w:ilvl="8" w:tplc="240A0005" w:tentative="1">
@@ -26810,7 +26960,7 @@
         <w:ind w:left="7536" w:hanging="360"/>
       </w:pPr>
       <w:rPr>
-        <w:rFonts w:hint="default" w:ascii="Wingdings" w:hAnsi="Wingdings"/>
+        <w:rFonts w:ascii="Wingdings" w:hAnsi="Wingdings" w:hint="default"/>
       </w:rPr>
     </w:lvl>
   </w:abstractNum>
@@ -26827,7 +26977,7 @@
         <w:ind w:left="1429" w:hanging="360"/>
       </w:pPr>
       <w:rPr>
-        <w:rFonts w:hint="default" w:ascii="Courier New" w:hAnsi="Courier New" w:cs="Courier New"/>
+        <w:rFonts w:ascii="Courier New" w:hAnsi="Courier New" w:cs="Courier New" w:hint="default"/>
       </w:rPr>
     </w:lvl>
     <w:lvl w:ilvl="1" w:tplc="240A0003" w:tentative="1">
@@ -26839,7 +26989,7 @@
         <w:ind w:left="2149" w:hanging="360"/>
       </w:pPr>
       <w:rPr>
-        <w:rFonts w:hint="default" w:ascii="Courier New" w:hAnsi="Courier New" w:cs="Courier New"/>
+        <w:rFonts w:ascii="Courier New" w:hAnsi="Courier New" w:cs="Courier New" w:hint="default"/>
       </w:rPr>
     </w:lvl>
     <w:lvl w:ilvl="2" w:tplc="240A0005" w:tentative="1">
@@ -26851,7 +27001,7 @@
         <w:ind w:left="2869" w:hanging="360"/>
       </w:pPr>
       <w:rPr>
-        <w:rFonts w:hint="default" w:ascii="Wingdings" w:hAnsi="Wingdings"/>
+        <w:rFonts w:ascii="Wingdings" w:hAnsi="Wingdings" w:hint="default"/>
       </w:rPr>
     </w:lvl>
     <w:lvl w:ilvl="3" w:tplc="240A0001" w:tentative="1">
@@ -26863,7 +27013,7 @@
         <w:ind w:left="3589" w:hanging="360"/>
       </w:pPr>
       <w:rPr>
-        <w:rFonts w:hint="default" w:ascii="Symbol" w:hAnsi="Symbol"/>
+        <w:rFonts w:ascii="Symbol" w:hAnsi="Symbol" w:hint="default"/>
       </w:rPr>
     </w:lvl>
     <w:lvl w:ilvl="4" w:tplc="240A0003" w:tentative="1">
@@ -26875,7 +27025,7 @@
         <w:ind w:left="4309" w:hanging="360"/>
       </w:pPr>
       <w:rPr>
-        <w:rFonts w:hint="default" w:ascii="Courier New" w:hAnsi="Courier New" w:cs="Courier New"/>
+        <w:rFonts w:ascii="Courier New" w:hAnsi="Courier New" w:cs="Courier New" w:hint="default"/>
       </w:rPr>
     </w:lvl>
     <w:lvl w:ilvl="5" w:tplc="240A0005" w:tentative="1">
@@ -26887,7 +27037,7 @@
         <w:ind w:left="5029" w:hanging="360"/>
       </w:pPr>
       <w:rPr>
-        <w:rFonts w:hint="default" w:ascii="Wingdings" w:hAnsi="Wingdings"/>
+        <w:rFonts w:ascii="Wingdings" w:hAnsi="Wingdings" w:hint="default"/>
       </w:rPr>
     </w:lvl>
     <w:lvl w:ilvl="6" w:tplc="240A0001" w:tentative="1">
@@ -26899,7 +27049,7 @@
         <w:ind w:left="5749" w:hanging="360"/>
       </w:pPr>
       <w:rPr>
-        <w:rFonts w:hint="default" w:ascii="Symbol" w:hAnsi="Symbol"/>
+        <w:rFonts w:ascii="Symbol" w:hAnsi="Symbol" w:hint="default"/>
       </w:rPr>
     </w:lvl>
     <w:lvl w:ilvl="7" w:tplc="240A0003" w:tentative="1">
@@ -26911,7 +27061,7 @@
         <w:ind w:left="6469" w:hanging="360"/>
       </w:pPr>
       <w:rPr>
-        <w:rFonts w:hint="default" w:ascii="Courier New" w:hAnsi="Courier New" w:cs="Courier New"/>
+        <w:rFonts w:ascii="Courier New" w:hAnsi="Courier New" w:cs="Courier New" w:hint="default"/>
       </w:rPr>
     </w:lvl>
     <w:lvl w:ilvl="8" w:tplc="240A0005" w:tentative="1">
@@ -26923,7 +27073,7 @@
         <w:ind w:left="7189" w:hanging="360"/>
       </w:pPr>
       <w:rPr>
-        <w:rFonts w:hint="default" w:ascii="Wingdings" w:hAnsi="Wingdings"/>
+        <w:rFonts w:ascii="Wingdings" w:hAnsi="Wingdings" w:hint="default"/>
       </w:rPr>
     </w:lvl>
   </w:abstractNum>
@@ -26940,7 +27090,7 @@
         <w:ind w:left="1429" w:hanging="360"/>
       </w:pPr>
       <w:rPr>
-        <w:rFonts w:hint="default" w:ascii="Symbol" w:hAnsi="Symbol"/>
+        <w:rFonts w:ascii="Symbol" w:hAnsi="Symbol" w:hint="default"/>
       </w:rPr>
     </w:lvl>
     <w:lvl w:ilvl="1" w:tplc="240A0003" w:tentative="1">
@@ -26952,7 +27102,7 @@
         <w:ind w:left="2149" w:hanging="360"/>
       </w:pPr>
       <w:rPr>
-        <w:rFonts w:hint="default" w:ascii="Courier New" w:hAnsi="Courier New" w:cs="Courier New"/>
+        <w:rFonts w:ascii="Courier New" w:hAnsi="Courier New" w:cs="Courier New" w:hint="default"/>
       </w:rPr>
     </w:lvl>
     <w:lvl w:ilvl="2" w:tplc="240A0005" w:tentative="1">
@@ -26964,7 +27114,7 @@
         <w:ind w:left="2869" w:hanging="360"/>
       </w:pPr>
       <w:rPr>
-        <w:rFonts w:hint="default" w:ascii="Wingdings" w:hAnsi="Wingdings"/>
+        <w:rFonts w:ascii="Wingdings" w:hAnsi="Wingdings" w:hint="default"/>
       </w:rPr>
     </w:lvl>
     <w:lvl w:ilvl="3" w:tplc="240A0001" w:tentative="1">
@@ -26976,7 +27126,7 @@
         <w:ind w:left="3589" w:hanging="360"/>
       </w:pPr>
       <w:rPr>
-        <w:rFonts w:hint="default" w:ascii="Symbol" w:hAnsi="Symbol"/>
+        <w:rFonts w:ascii="Symbol" w:hAnsi="Symbol" w:hint="default"/>
       </w:rPr>
     </w:lvl>
     <w:lvl w:ilvl="4" w:tplc="240A0003" w:tentative="1">
@@ -26988,7 +27138,7 @@
         <w:ind w:left="4309" w:hanging="360"/>
       </w:pPr>
       <w:rPr>
-        <w:rFonts w:hint="default" w:ascii="Courier New" w:hAnsi="Courier New" w:cs="Courier New"/>
+        <w:rFonts w:ascii="Courier New" w:hAnsi="Courier New" w:cs="Courier New" w:hint="default"/>
       </w:rPr>
     </w:lvl>
     <w:lvl w:ilvl="5" w:tplc="240A0005" w:tentative="1">
@@ -27000,7 +27150,7 @@
         <w:ind w:left="5029" w:hanging="360"/>
       </w:pPr>
       <w:rPr>
-        <w:rFonts w:hint="default" w:ascii="Wingdings" w:hAnsi="Wingdings"/>
+        <w:rFonts w:ascii="Wingdings" w:hAnsi="Wingdings" w:hint="default"/>
       </w:rPr>
     </w:lvl>
     <w:lvl w:ilvl="6" w:tplc="240A0001" w:tentative="1">
@@ -27012,7 +27162,7 @@
         <w:ind w:left="5749" w:hanging="360"/>
       </w:pPr>
       <w:rPr>
-        <w:rFonts w:hint="default" w:ascii="Symbol" w:hAnsi="Symbol"/>
+        <w:rFonts w:ascii="Symbol" w:hAnsi="Symbol" w:hint="default"/>
       </w:rPr>
     </w:lvl>
     <w:lvl w:ilvl="7" w:tplc="240A0003" w:tentative="1">
@@ -27024,7 +27174,7 @@
         <w:ind w:left="6469" w:hanging="360"/>
       </w:pPr>
       <w:rPr>
-        <w:rFonts w:hint="default" w:ascii="Courier New" w:hAnsi="Courier New" w:cs="Courier New"/>
+        <w:rFonts w:ascii="Courier New" w:hAnsi="Courier New" w:cs="Courier New" w:hint="default"/>
       </w:rPr>
     </w:lvl>
     <w:lvl w:ilvl="8" w:tplc="240A0005" w:tentative="1">
@@ -27036,7 +27186,7 @@
         <w:ind w:left="7189" w:hanging="360"/>
       </w:pPr>
       <w:rPr>
-        <w:rFonts w:hint="default" w:ascii="Wingdings" w:hAnsi="Wingdings"/>
+        <w:rFonts w:ascii="Wingdings" w:hAnsi="Wingdings" w:hint="default"/>
       </w:rPr>
     </w:lvl>
   </w:abstractNum>
@@ -27139,7 +27289,7 @@
         <w:ind w:left="1429" w:hanging="360"/>
       </w:pPr>
       <w:rPr>
-        <w:rFonts w:hint="default" w:ascii="Symbol" w:hAnsi="Symbol"/>
+        <w:rFonts w:ascii="Symbol" w:hAnsi="Symbol" w:hint="default"/>
       </w:rPr>
     </w:lvl>
     <w:lvl w:ilvl="1" w:tplc="240A0003" w:tentative="1">
@@ -27151,7 +27301,7 @@
         <w:ind w:left="2149" w:hanging="360"/>
       </w:pPr>
       <w:rPr>
-        <w:rFonts w:hint="default" w:ascii="Courier New" w:hAnsi="Courier New" w:cs="Courier New"/>
+        <w:rFonts w:ascii="Courier New" w:hAnsi="Courier New" w:cs="Courier New" w:hint="default"/>
       </w:rPr>
     </w:lvl>
     <w:lvl w:ilvl="2" w:tplc="240A0005" w:tentative="1">
@@ -27163,7 +27313,7 @@
         <w:ind w:left="2869" w:hanging="360"/>
       </w:pPr>
       <w:rPr>
-        <w:rFonts w:hint="default" w:ascii="Wingdings" w:hAnsi="Wingdings"/>
+        <w:rFonts w:ascii="Wingdings" w:hAnsi="Wingdings" w:hint="default"/>
       </w:rPr>
     </w:lvl>
     <w:lvl w:ilvl="3" w:tplc="240A0001" w:tentative="1">
@@ -27175,7 +27325,7 @@
         <w:ind w:left="3589" w:hanging="360"/>
       </w:pPr>
       <w:rPr>
-        <w:rFonts w:hint="default" w:ascii="Symbol" w:hAnsi="Symbol"/>
+        <w:rFonts w:ascii="Symbol" w:hAnsi="Symbol" w:hint="default"/>
       </w:rPr>
     </w:lvl>
     <w:lvl w:ilvl="4" w:tplc="240A0003" w:tentative="1">
@@ -27187,7 +27337,7 @@
         <w:ind w:left="4309" w:hanging="360"/>
       </w:pPr>
       <w:rPr>
-        <w:rFonts w:hint="default" w:ascii="Courier New" w:hAnsi="Courier New" w:cs="Courier New"/>
+        <w:rFonts w:ascii="Courier New" w:hAnsi="Courier New" w:cs="Courier New" w:hint="default"/>
       </w:rPr>
     </w:lvl>
     <w:lvl w:ilvl="5" w:tplc="240A0005" w:tentative="1">
@@ -27199,7 +27349,7 @@
         <w:ind w:left="5029" w:hanging="360"/>
       </w:pPr>
       <w:rPr>
-        <w:rFonts w:hint="default" w:ascii="Wingdings" w:hAnsi="Wingdings"/>
+        <w:rFonts w:ascii="Wingdings" w:hAnsi="Wingdings" w:hint="default"/>
       </w:rPr>
     </w:lvl>
     <w:lvl w:ilvl="6" w:tplc="240A0001" w:tentative="1">
@@ -27211,7 +27361,7 @@
         <w:ind w:left="5749" w:hanging="360"/>
       </w:pPr>
       <w:rPr>
-        <w:rFonts w:hint="default" w:ascii="Symbol" w:hAnsi="Symbol"/>
+        <w:rFonts w:ascii="Symbol" w:hAnsi="Symbol" w:hint="default"/>
       </w:rPr>
     </w:lvl>
     <w:lvl w:ilvl="7" w:tplc="240A0003" w:tentative="1">
@@ -27223,7 +27373,7 @@
         <w:ind w:left="6469" w:hanging="360"/>
       </w:pPr>
       <w:rPr>
-        <w:rFonts w:hint="default" w:ascii="Courier New" w:hAnsi="Courier New" w:cs="Courier New"/>
+        <w:rFonts w:ascii="Courier New" w:hAnsi="Courier New" w:cs="Courier New" w:hint="default"/>
       </w:rPr>
     </w:lvl>
     <w:lvl w:ilvl="8" w:tplc="240A0005" w:tentative="1">
@@ -27235,7 +27385,7 @@
         <w:ind w:left="7189" w:hanging="360"/>
       </w:pPr>
       <w:rPr>
-        <w:rFonts w:hint="default" w:ascii="Wingdings" w:hAnsi="Wingdings"/>
+        <w:rFonts w:ascii="Wingdings" w:hAnsi="Wingdings" w:hint="default"/>
       </w:rPr>
     </w:lvl>
   </w:abstractNum>
@@ -27252,7 +27402,7 @@
         <w:ind w:left="1429" w:hanging="360"/>
       </w:pPr>
       <w:rPr>
-        <w:rFonts w:hint="default" w:ascii="Symbol" w:hAnsi="Symbol"/>
+        <w:rFonts w:ascii="Symbol" w:hAnsi="Symbol" w:hint="default"/>
       </w:rPr>
     </w:lvl>
     <w:lvl w:ilvl="1" w:tplc="240A0003">
@@ -27264,7 +27414,7 @@
         <w:ind w:left="2149" w:hanging="360"/>
       </w:pPr>
       <w:rPr>
-        <w:rFonts w:hint="default" w:ascii="Courier New" w:hAnsi="Courier New" w:cs="Courier New"/>
+        <w:rFonts w:ascii="Courier New" w:hAnsi="Courier New" w:cs="Courier New" w:hint="default"/>
       </w:rPr>
     </w:lvl>
     <w:lvl w:ilvl="2" w:tplc="240A0005" w:tentative="1">
@@ -27276,7 +27426,7 @@
         <w:ind w:left="2869" w:hanging="360"/>
       </w:pPr>
       <w:rPr>
-        <w:rFonts w:hint="default" w:ascii="Wingdings" w:hAnsi="Wingdings"/>
+        <w:rFonts w:ascii="Wingdings" w:hAnsi="Wingdings" w:hint="default"/>
       </w:rPr>
     </w:lvl>
     <w:lvl w:ilvl="3" w:tplc="240A0001" w:tentative="1">
@@ -27288,7 +27438,7 @@
         <w:ind w:left="3589" w:hanging="360"/>
       </w:pPr>
       <w:rPr>
-        <w:rFonts w:hint="default" w:ascii="Symbol" w:hAnsi="Symbol"/>
+        <w:rFonts w:ascii="Symbol" w:hAnsi="Symbol" w:hint="default"/>
       </w:rPr>
     </w:lvl>
     <w:lvl w:ilvl="4" w:tplc="240A0003" w:tentative="1">
@@ -27300,7 +27450,7 @@
         <w:ind w:left="4309" w:hanging="360"/>
       </w:pPr>
       <w:rPr>
-        <w:rFonts w:hint="default" w:ascii="Courier New" w:hAnsi="Courier New" w:cs="Courier New"/>
+        <w:rFonts w:ascii="Courier New" w:hAnsi="Courier New" w:cs="Courier New" w:hint="default"/>
       </w:rPr>
     </w:lvl>
     <w:lvl w:ilvl="5" w:tplc="240A0005" w:tentative="1">
@@ -27312,7 +27462,7 @@
         <w:ind w:left="5029" w:hanging="360"/>
       </w:pPr>
       <w:rPr>
-        <w:rFonts w:hint="default" w:ascii="Wingdings" w:hAnsi="Wingdings"/>
+        <w:rFonts w:ascii="Wingdings" w:hAnsi="Wingdings" w:hint="default"/>
       </w:rPr>
     </w:lvl>
     <w:lvl w:ilvl="6" w:tplc="240A0001" w:tentative="1">
@@ -27324,7 +27474,7 @@
         <w:ind w:left="5749" w:hanging="360"/>
       </w:pPr>
       <w:rPr>
-        <w:rFonts w:hint="default" w:ascii="Symbol" w:hAnsi="Symbol"/>
+        <w:rFonts w:ascii="Symbol" w:hAnsi="Symbol" w:hint="default"/>
       </w:rPr>
     </w:lvl>
     <w:lvl w:ilvl="7" w:tplc="240A0003" w:tentative="1">
@@ -27336,7 +27486,7 @@
         <w:ind w:left="6469" w:hanging="360"/>
       </w:pPr>
       <w:rPr>
-        <w:rFonts w:hint="default" w:ascii="Courier New" w:hAnsi="Courier New" w:cs="Courier New"/>
+        <w:rFonts w:ascii="Courier New" w:hAnsi="Courier New" w:cs="Courier New" w:hint="default"/>
       </w:rPr>
     </w:lvl>
     <w:lvl w:ilvl="8" w:tplc="240A0005" w:tentative="1">
@@ -27348,7 +27498,7 @@
         <w:ind w:left="7189" w:hanging="360"/>
       </w:pPr>
       <w:rPr>
-        <w:rFonts w:hint="default" w:ascii="Wingdings" w:hAnsi="Wingdings"/>
+        <w:rFonts w:ascii="Wingdings" w:hAnsi="Wingdings" w:hint="default"/>
       </w:rPr>
     </w:lvl>
   </w:abstractNum>
@@ -27546,7 +27696,7 @@
         <w:ind w:left="1429" w:hanging="360"/>
       </w:pPr>
       <w:rPr>
-        <w:rFonts w:hint="default" w:ascii="Symbol" w:hAnsi="Symbol"/>
+        <w:rFonts w:ascii="Symbol" w:hAnsi="Symbol" w:hint="default"/>
       </w:rPr>
     </w:lvl>
     <w:lvl w:ilvl="1" w:tplc="240A0003" w:tentative="1">
@@ -27558,7 +27708,7 @@
         <w:ind w:left="2149" w:hanging="360"/>
       </w:pPr>
       <w:rPr>
-        <w:rFonts w:hint="default" w:ascii="Courier New" w:hAnsi="Courier New" w:cs="Courier New"/>
+        <w:rFonts w:ascii="Courier New" w:hAnsi="Courier New" w:cs="Courier New" w:hint="default"/>
       </w:rPr>
     </w:lvl>
     <w:lvl w:ilvl="2" w:tplc="240A0005" w:tentative="1">
@@ -27570,7 +27720,7 @@
         <w:ind w:left="2869" w:hanging="360"/>
       </w:pPr>
       <w:rPr>
-        <w:rFonts w:hint="default" w:ascii="Wingdings" w:hAnsi="Wingdings"/>
+        <w:rFonts w:ascii="Wingdings" w:hAnsi="Wingdings" w:hint="default"/>
       </w:rPr>
     </w:lvl>
     <w:lvl w:ilvl="3" w:tplc="240A0001" w:tentative="1">
@@ -27582,7 +27732,7 @@
         <w:ind w:left="3589" w:hanging="360"/>
       </w:pPr>
       <w:rPr>
-        <w:rFonts w:hint="default" w:ascii="Symbol" w:hAnsi="Symbol"/>
+        <w:rFonts w:ascii="Symbol" w:hAnsi="Symbol" w:hint="default"/>
       </w:rPr>
     </w:lvl>
     <w:lvl w:ilvl="4" w:tplc="240A0003" w:tentative="1">
@@ -27594,7 +27744,7 @@
         <w:ind w:left="4309" w:hanging="360"/>
       </w:pPr>
       <w:rPr>
-        <w:rFonts w:hint="default" w:ascii="Courier New" w:hAnsi="Courier New" w:cs="Courier New"/>
+        <w:rFonts w:ascii="Courier New" w:hAnsi="Courier New" w:cs="Courier New" w:hint="default"/>
       </w:rPr>
     </w:lvl>
     <w:lvl w:ilvl="5" w:tplc="240A0005" w:tentative="1">
@@ -27606,7 +27756,7 @@
         <w:ind w:left="5029" w:hanging="360"/>
       </w:pPr>
       <w:rPr>
-        <w:rFonts w:hint="default" w:ascii="Wingdings" w:hAnsi="Wingdings"/>
+        <w:rFonts w:ascii="Wingdings" w:hAnsi="Wingdings" w:hint="default"/>
       </w:rPr>
     </w:lvl>
     <w:lvl w:ilvl="6" w:tplc="240A0001" w:tentative="1">
@@ -27618,7 +27768,7 @@
         <w:ind w:left="5749" w:hanging="360"/>
       </w:pPr>
       <w:rPr>
-        <w:rFonts w:hint="default" w:ascii="Symbol" w:hAnsi="Symbol"/>
+        <w:rFonts w:ascii="Symbol" w:hAnsi="Symbol" w:hint="default"/>
       </w:rPr>
     </w:lvl>
     <w:lvl w:ilvl="7" w:tplc="240A0003" w:tentative="1">
@@ -27630,7 +27780,7 @@
         <w:ind w:left="6469" w:hanging="360"/>
       </w:pPr>
       <w:rPr>
-        <w:rFonts w:hint="default" w:ascii="Courier New" w:hAnsi="Courier New" w:cs="Courier New"/>
+        <w:rFonts w:ascii="Courier New" w:hAnsi="Courier New" w:cs="Courier New" w:hint="default"/>
       </w:rPr>
     </w:lvl>
     <w:lvl w:ilvl="8" w:tplc="240A0005" w:tentative="1">
@@ -27642,7 +27792,7 @@
         <w:ind w:left="7189" w:hanging="360"/>
       </w:pPr>
       <w:rPr>
-        <w:rFonts w:hint="default" w:ascii="Wingdings" w:hAnsi="Wingdings"/>
+        <w:rFonts w:ascii="Wingdings" w:hAnsi="Wingdings" w:hint="default"/>
       </w:rPr>
     </w:lvl>
   </w:abstractNum>
@@ -27919,7 +28069,7 @@
       <w:lvlText w:val="%1."/>
       <w:lvlJc w:val="left"/>
       <w:pPr>
-        <w:ind w:left="1069" w:hanging="360"/>
+        <w:ind w:left="1776" w:hanging="360"/>
       </w:pPr>
       <w:rPr>
         <w:rFonts w:hint="default"/>
@@ -27931,7 +28081,7 @@
       <w:lvlText w:val="%2."/>
       <w:lvlJc w:val="left"/>
       <w:pPr>
-        <w:ind w:left="1789" w:hanging="360"/>
+        <w:ind w:left="2496" w:hanging="360"/>
       </w:pPr>
     </w:lvl>
     <w:lvl w:ilvl="2" w:tplc="240A001B" w:tentative="1">
@@ -27940,7 +28090,7 @@
       <w:lvlText w:val="%3."/>
       <w:lvlJc w:val="right"/>
       <w:pPr>
-        <w:ind w:left="2509" w:hanging="180"/>
+        <w:ind w:left="3216" w:hanging="180"/>
       </w:pPr>
     </w:lvl>
     <w:lvl w:ilvl="3" w:tplc="240A000F" w:tentative="1">
@@ -27949,7 +28099,7 @@
       <w:lvlText w:val="%4."/>
       <w:lvlJc w:val="left"/>
       <w:pPr>
-        <w:ind w:left="3229" w:hanging="360"/>
+        <w:ind w:left="3936" w:hanging="360"/>
       </w:pPr>
     </w:lvl>
     <w:lvl w:ilvl="4" w:tplc="240A0019" w:tentative="1">
@@ -27958,7 +28108,7 @@
       <w:lvlText w:val="%5."/>
       <w:lvlJc w:val="left"/>
       <w:pPr>
-        <w:ind w:left="3949" w:hanging="360"/>
+        <w:ind w:left="4656" w:hanging="360"/>
       </w:pPr>
     </w:lvl>
     <w:lvl w:ilvl="5" w:tplc="240A001B" w:tentative="1">
@@ -27967,7 +28117,7 @@
       <w:lvlText w:val="%6."/>
       <w:lvlJc w:val="right"/>
       <w:pPr>
-        <w:ind w:left="4669" w:hanging="180"/>
+        <w:ind w:left="5376" w:hanging="180"/>
       </w:pPr>
     </w:lvl>
     <w:lvl w:ilvl="6" w:tplc="240A000F" w:tentative="1">
@@ -27976,7 +28126,7 @@
       <w:lvlText w:val="%7."/>
       <w:lvlJc w:val="left"/>
       <w:pPr>
-        <w:ind w:left="5389" w:hanging="360"/>
+        <w:ind w:left="6096" w:hanging="360"/>
       </w:pPr>
     </w:lvl>
     <w:lvl w:ilvl="7" w:tplc="240A0019" w:tentative="1">
@@ -27985,7 +28135,7 @@
       <w:lvlText w:val="%8."/>
       <w:lvlJc w:val="left"/>
       <w:pPr>
-        <w:ind w:left="6109" w:hanging="360"/>
+        <w:ind w:left="6816" w:hanging="360"/>
       </w:pPr>
     </w:lvl>
     <w:lvl w:ilvl="8" w:tplc="240A001B" w:tentative="1">
@@ -27994,7 +28144,7 @@
       <w:lvlText w:val="%9."/>
       <w:lvlJc w:val="right"/>
       <w:pPr>
-        <w:ind w:left="6829" w:hanging="180"/>
+        <w:ind w:left="7536" w:hanging="180"/>
       </w:pPr>
     </w:lvl>
   </w:abstractNum>
@@ -28168,11 +28318,11 @@
 </file>
 
 <file path=word/styles.xml><?xml version="1.0" encoding="utf-8"?>
-<w:styles xmlns:wp14="http://schemas.microsoft.com/office/word/2010/wordprocessingDrawing" xmlns:mc="http://schemas.openxmlformats.org/markup-compatibility/2006" xmlns:r="http://schemas.openxmlformats.org/officeDocument/2006/relationships" xmlns:w="http://schemas.openxmlformats.org/wordprocessingml/2006/main" xmlns:w14="http://schemas.microsoft.com/office/word/2010/wordml" xmlns:w15="http://schemas.microsoft.com/office/word/2012/wordml" xmlns:w16cex="http://schemas.microsoft.com/office/word/2018/wordml/cex" xmlns:w16cid="http://schemas.microsoft.com/office/word/2016/wordml/cid" xmlns:w16="http://schemas.microsoft.com/office/word/2018/wordml" xmlns:w16sdtdh="http://schemas.microsoft.com/office/word/2020/wordml/sdtdatahash" xmlns:w16se="http://schemas.microsoft.com/office/word/2015/wordml/symex" mc:Ignorable="w14 w15 w16se w16cid w16 w16cex w16sdtdh wp14">
+<w:styles xmlns:mc="http://schemas.openxmlformats.org/markup-compatibility/2006" xmlns:r="http://schemas.openxmlformats.org/officeDocument/2006/relationships" xmlns:w="http://schemas.openxmlformats.org/wordprocessingml/2006/main" xmlns:w14="http://schemas.microsoft.com/office/word/2010/wordml" xmlns:w15="http://schemas.microsoft.com/office/word/2012/wordml" xmlns:w16cex="http://schemas.microsoft.com/office/word/2018/wordml/cex" xmlns:w16cid="http://schemas.microsoft.com/office/word/2016/wordml/cid" xmlns:w16="http://schemas.microsoft.com/office/word/2018/wordml" xmlns:w16sdtdh="http://schemas.microsoft.com/office/word/2020/wordml/sdtdatahash" xmlns:w16se="http://schemas.microsoft.com/office/word/2015/wordml/symex" mc:Ignorable="w14 w15 w16se w16cid w16 w16cex w16sdtdh">
   <w:docDefaults>
     <w:rPrDefault>
       <w:rPr>
-        <w:rFonts w:ascii="Calibri" w:hAnsi="Calibri" w:eastAsia="Calibri" w:cs="Times New Roman"/>
+        <w:rFonts w:ascii="Calibri" w:eastAsia="Calibri" w:hAnsi="Calibri" w:cs="Times New Roman"/>
         <w:lang w:val="es-CO" w:eastAsia="es-CO" w:bidi="ar-SA"/>
       </w:rPr>
     </w:rPrDefault>
@@ -28181,14 +28331,14 @@
   <w:latentStyles w:defLockedState="0" w:defUIPriority="99" w:defSemiHidden="0" w:defUnhideWhenUsed="0" w:defQFormat="0" w:count="376">
     <w:lsdException w:name="Normal" w:uiPriority="0" w:qFormat="1"/>
     <w:lsdException w:name="heading 1" w:uiPriority="9" w:qFormat="1"/>
-    <w:lsdException w:name="heading 2" w:uiPriority="9" w:semiHidden="1" w:unhideWhenUsed="1" w:qFormat="1"/>
-    <w:lsdException w:name="heading 3" w:uiPriority="9" w:semiHidden="1" w:unhideWhenUsed="1" w:qFormat="1"/>
-    <w:lsdException w:name="heading 4" w:uiPriority="9" w:semiHidden="1" w:unhideWhenUsed="1" w:qFormat="1"/>
-    <w:lsdException w:name="heading 5" w:uiPriority="9" w:semiHidden="1" w:unhideWhenUsed="1" w:qFormat="1"/>
-    <w:lsdException w:name="heading 6" w:uiPriority="9" w:semiHidden="1" w:unhideWhenUsed="1"/>
-    <w:lsdException w:name="heading 7" w:uiPriority="9" w:semiHidden="1" w:unhideWhenUsed="1" w:qFormat="1"/>
-    <w:lsdException w:name="heading 8" w:uiPriority="9" w:semiHidden="1" w:unhideWhenUsed="1" w:qFormat="1"/>
-    <w:lsdException w:name="heading 9" w:uiPriority="9" w:semiHidden="1" w:unhideWhenUsed="1" w:qFormat="1"/>
+    <w:lsdException w:name="heading 2" w:semiHidden="1" w:uiPriority="9" w:unhideWhenUsed="1" w:qFormat="1"/>
+    <w:lsdException w:name="heading 3" w:semiHidden="1" w:uiPriority="9" w:unhideWhenUsed="1" w:qFormat="1"/>
+    <w:lsdException w:name="heading 4" w:semiHidden="1" w:uiPriority="9" w:unhideWhenUsed="1" w:qFormat="1"/>
+    <w:lsdException w:name="heading 5" w:semiHidden="1" w:uiPriority="9" w:unhideWhenUsed="1" w:qFormat="1"/>
+    <w:lsdException w:name="heading 6" w:semiHidden="1" w:uiPriority="9" w:unhideWhenUsed="1"/>
+    <w:lsdException w:name="heading 7" w:semiHidden="1" w:uiPriority="9" w:unhideWhenUsed="1" w:qFormat="1"/>
+    <w:lsdException w:name="heading 8" w:semiHidden="1" w:uiPriority="9" w:unhideWhenUsed="1" w:qFormat="1"/>
+    <w:lsdException w:name="heading 9" w:semiHidden="1" w:uiPriority="9" w:unhideWhenUsed="1" w:qFormat="1"/>
     <w:lsdException w:name="index 1" w:semiHidden="1" w:unhideWhenUsed="1"/>
     <w:lsdException w:name="index 2" w:semiHidden="1" w:unhideWhenUsed="1"/>
     <w:lsdException w:name="index 3" w:semiHidden="1" w:unhideWhenUsed="1"/>
@@ -28198,22 +28348,22 @@
     <w:lsdException w:name="index 7" w:semiHidden="1" w:unhideWhenUsed="1"/>
     <w:lsdException w:name="index 8" w:semiHidden="1" w:unhideWhenUsed="1"/>
     <w:lsdException w:name="index 9" w:semiHidden="1" w:unhideWhenUsed="1"/>
-    <w:lsdException w:name="toc 1" w:uiPriority="39" w:semiHidden="1" w:unhideWhenUsed="1"/>
-    <w:lsdException w:name="toc 2" w:uiPriority="39" w:semiHidden="1" w:unhideWhenUsed="1"/>
-    <w:lsdException w:name="toc 3" w:uiPriority="39" w:semiHidden="1" w:unhideWhenUsed="1"/>
-    <w:lsdException w:name="toc 4" w:uiPriority="39" w:semiHidden="1" w:unhideWhenUsed="1"/>
-    <w:lsdException w:name="toc 5" w:uiPriority="39" w:semiHidden="1" w:unhideWhenUsed="1"/>
-    <w:lsdException w:name="toc 6" w:uiPriority="39" w:semiHidden="1" w:unhideWhenUsed="1"/>
-    <w:lsdException w:name="toc 7" w:uiPriority="39" w:semiHidden="1" w:unhideWhenUsed="1"/>
-    <w:lsdException w:name="toc 8" w:uiPriority="39" w:semiHidden="1" w:unhideWhenUsed="1"/>
-    <w:lsdException w:name="toc 9" w:uiPriority="39" w:semiHidden="1" w:unhideWhenUsed="1"/>
+    <w:lsdException w:name="toc 1" w:semiHidden="1" w:uiPriority="39" w:unhideWhenUsed="1"/>
+    <w:lsdException w:name="toc 2" w:semiHidden="1" w:uiPriority="39" w:unhideWhenUsed="1"/>
+    <w:lsdException w:name="toc 3" w:semiHidden="1" w:uiPriority="39" w:unhideWhenUsed="1"/>
+    <w:lsdException w:name="toc 4" w:semiHidden="1" w:uiPriority="39" w:unhideWhenUsed="1"/>
+    <w:lsdException w:name="toc 5" w:semiHidden="1" w:uiPriority="39" w:unhideWhenUsed="1"/>
+    <w:lsdException w:name="toc 6" w:semiHidden="1" w:uiPriority="39" w:unhideWhenUsed="1"/>
+    <w:lsdException w:name="toc 7" w:semiHidden="1" w:uiPriority="39" w:unhideWhenUsed="1"/>
+    <w:lsdException w:name="toc 8" w:semiHidden="1" w:uiPriority="39" w:unhideWhenUsed="1"/>
+    <w:lsdException w:name="toc 9" w:semiHidden="1" w:uiPriority="39" w:unhideWhenUsed="1"/>
     <w:lsdException w:name="Normal Indent" w:semiHidden="1" w:unhideWhenUsed="1"/>
     <w:lsdException w:name="footnote text" w:semiHidden="1" w:unhideWhenUsed="1"/>
     <w:lsdException w:name="annotation text" w:semiHidden="1" w:unhideWhenUsed="1"/>
     <w:lsdException w:name="header" w:semiHidden="1" w:unhideWhenUsed="1"/>
     <w:lsdException w:name="footer" w:semiHidden="1" w:unhideWhenUsed="1"/>
     <w:lsdException w:name="index heading" w:semiHidden="1" w:unhideWhenUsed="1"/>
-    <w:lsdException w:name="caption" w:uiPriority="35" w:semiHidden="1" w:unhideWhenUsed="1" w:qFormat="1"/>
+    <w:lsdException w:name="caption" w:semiHidden="1" w:uiPriority="35" w:unhideWhenUsed="1" w:qFormat="1"/>
     <w:lsdException w:name="table of figures" w:semiHidden="1" w:unhideWhenUsed="1"/>
     <w:lsdException w:name="envelope address" w:semiHidden="1" w:unhideWhenUsed="1"/>
     <w:lsdException w:name="envelope return" w:semiHidden="1" w:unhideWhenUsed="1"/>
@@ -28244,7 +28394,7 @@
     <w:lsdException w:name="Title" w:uiPriority="10" w:qFormat="1"/>
     <w:lsdException w:name="Closing" w:semiHidden="1" w:unhideWhenUsed="1"/>
     <w:lsdException w:name="Signature" w:semiHidden="1" w:unhideWhenUsed="1"/>
-    <w:lsdException w:name="Default Paragraph Font" w:uiPriority="1" w:semiHidden="1" w:unhideWhenUsed="1"/>
+    <w:lsdException w:name="Default Paragraph Font" w:semiHidden="1" w:uiPriority="1" w:unhideWhenUsed="1"/>
     <w:lsdException w:name="Body Text" w:semiHidden="1" w:unhideWhenUsed="1"/>
     <w:lsdException w:name="Body Text Indent" w:semiHidden="1" w:unhideWhenUsed="1"/>
     <w:lsdException w:name="List Continue" w:semiHidden="1" w:unhideWhenUsed="1"/>
@@ -28444,8 +28594,8 @@
     <w:lsdException w:name="Subtle Reference" w:uiPriority="31" w:qFormat="1"/>
     <w:lsdException w:name="Intense Reference" w:uiPriority="32" w:qFormat="1"/>
     <w:lsdException w:name="Book Title" w:uiPriority="33" w:qFormat="1"/>
-    <w:lsdException w:name="Bibliography" w:uiPriority="37" w:semiHidden="1" w:unhideWhenUsed="1"/>
-    <w:lsdException w:name="TOC Heading" w:uiPriority="39" w:semiHidden="1" w:unhideWhenUsed="1" w:qFormat="1"/>
+    <w:lsdException w:name="Bibliography" w:semiHidden="1" w:uiPriority="37" w:unhideWhenUsed="1"/>
+    <w:lsdException w:name="TOC Heading" w:semiHidden="1" w:uiPriority="39" w:unhideWhenUsed="1" w:qFormat="1"/>
     <w:lsdException w:name="Plain Table 1" w:uiPriority="41"/>
     <w:lsdException w:name="Plain Table 2" w:uiPriority="42"/>
     <w:lsdException w:name="Plain Table 3" w:uiPriority="43"/>
@@ -28556,7 +28706,7 @@
     <w:lsdException w:name="Unresolved Mention" w:semiHidden="1" w:unhideWhenUsed="1"/>
     <w:lsdException w:name="Smart Link" w:semiHidden="1" w:unhideWhenUsed="1"/>
   </w:latentStyles>
-  <w:style w:type="paragraph" w:styleId="Normal" w:default="1">
+  <w:style w:type="paragraph" w:default="1" w:styleId="Normal">
     <w:name w:val="Normal"/>
     <w:qFormat/>
     <w:rsid w:val="001A6D42"/>
@@ -28717,7 +28867,7 @@
       <w:outlineLvl w:val="6"/>
     </w:pPr>
     <w:rPr>
-      <w:rFonts w:asciiTheme="majorHAnsi" w:hAnsiTheme="majorHAnsi" w:eastAsiaTheme="majorEastAsia" w:cstheme="majorBidi"/>
+      <w:rFonts w:asciiTheme="majorHAnsi" w:eastAsiaTheme="majorEastAsia" w:hAnsiTheme="majorHAnsi" w:cstheme="majorBidi"/>
       <w:i/>
       <w:iCs/>
       <w:color w:val="1F3763" w:themeColor="accent1" w:themeShade="7F"/>
@@ -28741,7 +28891,7 @@
       <w:outlineLvl w:val="7"/>
     </w:pPr>
     <w:rPr>
-      <w:rFonts w:asciiTheme="majorHAnsi" w:hAnsiTheme="majorHAnsi" w:eastAsiaTheme="majorEastAsia" w:cstheme="majorBidi"/>
+      <w:rFonts w:asciiTheme="majorHAnsi" w:eastAsiaTheme="majorEastAsia" w:hAnsiTheme="majorHAnsi" w:cstheme="majorBidi"/>
       <w:color w:val="272727" w:themeColor="text1" w:themeTint="D8"/>
       <w:sz w:val="21"/>
       <w:szCs w:val="21"/>
@@ -28765,7 +28915,7 @@
       <w:outlineLvl w:val="8"/>
     </w:pPr>
     <w:rPr>
-      <w:rFonts w:asciiTheme="majorHAnsi" w:hAnsiTheme="majorHAnsi" w:eastAsiaTheme="majorEastAsia" w:cstheme="majorBidi"/>
+      <w:rFonts w:asciiTheme="majorHAnsi" w:eastAsiaTheme="majorEastAsia" w:hAnsiTheme="majorHAnsi" w:cstheme="majorBidi"/>
       <w:i/>
       <w:iCs/>
       <w:color w:val="272727" w:themeColor="text1" w:themeTint="D8"/>
@@ -28773,13 +28923,13 @@
       <w:szCs w:val="21"/>
     </w:rPr>
   </w:style>
-  <w:style w:type="character" w:styleId="Fuentedeprrafopredeter" w:default="1">
+  <w:style w:type="character" w:default="1" w:styleId="Fuentedeprrafopredeter">
     <w:name w:val="Default Paragraph Font"/>
     <w:uiPriority w:val="1"/>
     <w:semiHidden/>
     <w:unhideWhenUsed/>
   </w:style>
-  <w:style w:type="table" w:styleId="Tablanormal" w:default="1">
+  <w:style w:type="table" w:default="1" w:styleId="Tablanormal">
     <w:name w:val="Normal Table"/>
     <w:uiPriority w:val="99"/>
     <w:semiHidden/>
@@ -28794,7 +28944,7 @@
       </w:tblCellMar>
     </w:tblPr>
   </w:style>
-  <w:style w:type="numbering" w:styleId="Sinlista" w:default="1">
+  <w:style w:type="numbering" w:default="1" w:styleId="Sinlista">
     <w:name w:val="No List"/>
     <w:uiPriority w:val="99"/>
     <w:semiHidden/>
@@ -28811,7 +28961,7 @@
       <w:contextualSpacing/>
     </w:pPr>
   </w:style>
-  <w:style w:type="paragraph" w:styleId="TituloPortada" w:customStyle="1">
+  <w:style w:type="paragraph" w:customStyle="1" w:styleId="TituloPortada">
     <w:name w:val="Titulo Portada"/>
     <w:basedOn w:val="Normal"/>
     <w:rsid w:val="00C407C1"/>
@@ -28824,7 +28974,7 @@
       <w:sz w:val="72"/>
     </w:rPr>
   </w:style>
-  <w:style w:type="character" w:styleId="Ttulo1Car" w:customStyle="1">
+  <w:style w:type="character" w:customStyle="1" w:styleId="Ttulo1Car">
     <w:name w:val="Título 1 Car"/>
     <w:basedOn w:val="Fuentedeprrafopredeter"/>
     <w:link w:val="Ttulo1"/>
@@ -28840,7 +28990,7 @@
       <w:shd w:val="clear" w:color="auto" w:fill="FFFFFF"/>
     </w:rPr>
   </w:style>
-  <w:style w:type="character" w:styleId="Ttulo2Car" w:customStyle="1">
+  <w:style w:type="character" w:customStyle="1" w:styleId="Ttulo2Car">
     <w:name w:val="Título 2 Car"/>
     <w:basedOn w:val="Fuentedeprrafopredeter"/>
     <w:link w:val="Ttulo2"/>
@@ -28854,14 +29004,14 @@
       <w:szCs w:val="26"/>
     </w:rPr>
   </w:style>
-  <w:style w:type="character" w:styleId="Ttulo3Car" w:customStyle="1">
+  <w:style w:type="character" w:customStyle="1" w:styleId="Ttulo3Car">
     <w:name w:val="Título 3 Car"/>
     <w:basedOn w:val="Fuentedeprrafopredeter"/>
     <w:link w:val="Ttulo3"/>
     <w:uiPriority w:val="9"/>
     <w:rsid w:val="00203367"/>
     <w:rPr>
-      <w:rFonts w:ascii="Calibri" w:hAnsi="Calibri" w:eastAsia="Times New Roman" w:cs="Times New Roman"/>
+      <w:rFonts w:ascii="Calibri" w:eastAsia="Times New Roman" w:hAnsi="Calibri" w:cs="Times New Roman"/>
       <w:b/>
       <w:iCs/>
       <w:color w:val="3B3838"/>
@@ -28889,7 +29039,7 @@
       <w:kern w:val="0"/>
     </w:rPr>
   </w:style>
-  <w:style w:type="character" w:styleId="Extranjerismo" w:customStyle="1">
+  <w:style w:type="character" w:customStyle="1" w:styleId="Extranjerismo">
     <w:name w:val="Extranjerismo"/>
     <w:basedOn w:val="Fuentedeprrafopredeter"/>
     <w:uiPriority w:val="1"/>
@@ -28900,7 +29050,7 @@
       <w:lang w:val="en-US"/>
     </w:rPr>
   </w:style>
-  <w:style w:type="paragraph" w:styleId="Figura" w:customStyle="1">
+  <w:style w:type="paragraph" w:customStyle="1" w:styleId="Figura">
     <w:name w:val="Figura"/>
     <w:basedOn w:val="Normal"/>
     <w:next w:val="Normal"/>
@@ -28923,7 +29073,7 @@
       <w:lang w:eastAsia="es-CO"/>
     </w:rPr>
   </w:style>
-  <w:style w:type="character" w:styleId="FiguraCar" w:customStyle="1">
+  <w:style w:type="character" w:customStyle="1" w:styleId="FiguraCar">
     <w:name w:val="Figura Car"/>
     <w:basedOn w:val="Fuentedeprrafopredeter"/>
     <w:link w:val="Figura"/>
@@ -28936,14 +29086,14 @@
       <w:szCs w:val="24"/>
     </w:rPr>
   </w:style>
-  <w:style w:type="character" w:styleId="Ttulo4Car" w:customStyle="1">
+  <w:style w:type="character" w:customStyle="1" w:styleId="Ttulo4Car">
     <w:name w:val="Título 4 Car"/>
     <w:basedOn w:val="Fuentedeprrafopredeter"/>
     <w:link w:val="Ttulo4"/>
     <w:uiPriority w:val="9"/>
     <w:rsid w:val="001B57A6"/>
     <w:rPr>
-      <w:rFonts w:ascii="Calibri" w:hAnsi="Calibri" w:eastAsia="Times New Roman" w:cs="Times New Roman"/>
+      <w:rFonts w:ascii="Calibri" w:eastAsia="Times New Roman" w:hAnsi="Calibri" w:cs="Times New Roman"/>
       <w:b/>
       <w:color w:val="000000"/>
       <w:kern w:val="0"/>
@@ -28952,14 +29102,14 @@
       <w:lang w:eastAsia="es-CO"/>
     </w:rPr>
   </w:style>
-  <w:style w:type="character" w:styleId="Ttulo5Car" w:customStyle="1">
+  <w:style w:type="character" w:customStyle="1" w:styleId="Ttulo5Car">
     <w:name w:val="Título 5 Car"/>
     <w:basedOn w:val="Fuentedeprrafopredeter"/>
     <w:link w:val="Ttulo5"/>
     <w:uiPriority w:val="9"/>
     <w:rsid w:val="00746AD1"/>
     <w:rPr>
-      <w:rFonts w:ascii="Calibri" w:hAnsi="Calibri" w:eastAsia="Times New Roman" w:cs="Times New Roman"/>
+      <w:rFonts w:ascii="Calibri" w:eastAsia="Times New Roman" w:hAnsi="Calibri" w:cs="Times New Roman"/>
       <w:b/>
       <w:color w:val="000000"/>
       <w:kern w:val="0"/>
@@ -28968,7 +29118,7 @@
       <w:lang w:eastAsia="es-CO"/>
     </w:rPr>
   </w:style>
-  <w:style w:type="paragraph" w:styleId="Tabla" w:customStyle="1">
+  <w:style w:type="paragraph" w:customStyle="1" w:styleId="Tabla">
     <w:name w:val="Tabla"/>
     <w:basedOn w:val="Normal"/>
     <w:next w:val="Normal"/>
@@ -29002,28 +29152,28 @@
       <w:contextualSpacing/>
     </w:pPr>
     <w:rPr>
-      <w:rFonts w:ascii="Calibri Light" w:hAnsi="Calibri Light" w:eastAsia="Times New Roman"/>
+      <w:rFonts w:ascii="Calibri Light" w:eastAsia="Times New Roman" w:hAnsi="Calibri Light"/>
       <w:spacing w:val="-10"/>
       <w:kern w:val="28"/>
       <w:sz w:val="56"/>
       <w:szCs w:val="56"/>
     </w:rPr>
   </w:style>
-  <w:style w:type="character" w:styleId="TtuloCar" w:customStyle="1">
+  <w:style w:type="character" w:customStyle="1" w:styleId="TtuloCar">
     <w:name w:val="Título Car"/>
     <w:basedOn w:val="Fuentedeprrafopredeter"/>
     <w:link w:val="Ttulo"/>
     <w:uiPriority w:val="10"/>
     <w:rsid w:val="00590D20"/>
     <w:rPr>
-      <w:rFonts w:ascii="Calibri Light" w:hAnsi="Calibri Light" w:eastAsia="Times New Roman" w:cs="Times New Roman"/>
+      <w:rFonts w:ascii="Calibri Light" w:eastAsia="Times New Roman" w:hAnsi="Calibri Light" w:cs="Times New Roman"/>
       <w:spacing w:val="-10"/>
       <w:kern w:val="28"/>
       <w:sz w:val="56"/>
       <w:szCs w:val="56"/>
     </w:rPr>
   </w:style>
-  <w:style w:type="character" w:styleId="TablaCar" w:customStyle="1">
+  <w:style w:type="character" w:customStyle="1" w:styleId="TablaCar">
     <w:name w:val="Tabla Car"/>
     <w:basedOn w:val="Fuentedeprrafopredeter"/>
     <w:link w:val="Tabla"/>
@@ -29036,7 +29186,7 @@
       <w:lang w:eastAsia="en-US"/>
     </w:rPr>
   </w:style>
-  <w:style w:type="table" w:styleId="SENA" w:customStyle="1">
+  <w:style w:type="table" w:customStyle="1" w:styleId="SENA">
     <w:name w:val="SENA"/>
     <w:basedOn w:val="Tablanormal"/>
     <w:uiPriority w:val="99"/>
@@ -29047,12 +29197,12 @@
     <w:tblPr>
       <w:tblStyleRowBandSize w:val="1"/>
       <w:tblBorders>
-        <w:top w:val="single" w:color="D9D9D9" w:sz="4" w:space="0"/>
-        <w:left w:val="single" w:color="D9D9D9" w:sz="4" w:space="0"/>
-        <w:bottom w:val="single" w:color="D9D9D9" w:sz="4" w:space="0"/>
-        <w:right w:val="single" w:color="D9D9D9" w:sz="4" w:space="0"/>
-        <w:insideH w:val="single" w:color="D9D9D9" w:sz="4" w:space="0"/>
-        <w:insideV w:val="single" w:color="D9D9D9" w:sz="4" w:space="0"/>
+        <w:top w:val="single" w:sz="4" w:space="0" w:color="D9D9D9"/>
+        <w:left w:val="single" w:sz="4" w:space="0" w:color="D9D9D9"/>
+        <w:bottom w:val="single" w:sz="4" w:space="0" w:color="D9D9D9"/>
+        <w:right w:val="single" w:sz="4" w:space="0" w:color="D9D9D9"/>
+        <w:insideH w:val="single" w:sz="4" w:space="0" w:color="D9D9D9"/>
+        <w:insideV w:val="single" w:sz="4" w:space="0" w:color="D9D9D9"/>
       </w:tblBorders>
     </w:tblPr>
     <w:tblStylePr w:type="firstRow">
@@ -29082,12 +29232,12 @@
     <w:rsid w:val="002401C2"/>
     <w:tblPr>
       <w:tblBorders>
-        <w:top w:val="single" w:color="auto" w:sz="4" w:space="0"/>
-        <w:left w:val="single" w:color="auto" w:sz="4" w:space="0"/>
-        <w:bottom w:val="single" w:color="auto" w:sz="4" w:space="0"/>
-        <w:right w:val="single" w:color="auto" w:sz="4" w:space="0"/>
-        <w:insideH w:val="single" w:color="auto" w:sz="4" w:space="0"/>
-        <w:insideV w:val="single" w:color="auto" w:sz="4" w:space="0"/>
+        <w:top w:val="single" w:sz="4" w:space="0" w:color="auto"/>
+        <w:left w:val="single" w:sz="4" w:space="0" w:color="auto"/>
+        <w:bottom w:val="single" w:sz="4" w:space="0" w:color="auto"/>
+        <w:right w:val="single" w:sz="4" w:space="0" w:color="auto"/>
+        <w:insideH w:val="single" w:sz="4" w:space="0" w:color="auto"/>
+        <w:insideV w:val="single" w:sz="4" w:space="0" w:color="auto"/>
       </w:tblBorders>
     </w:tblPr>
   </w:style>
@@ -29102,7 +29252,7 @@
       <w:u w:val="single"/>
     </w:rPr>
   </w:style>
-  <w:style w:type="paragraph" w:styleId="Video" w:customStyle="1">
+  <w:style w:type="paragraph" w:customStyle="1" w:styleId="Video">
     <w:name w:val="Video"/>
     <w:basedOn w:val="Normal"/>
     <w:next w:val="Normal"/>
@@ -29122,7 +29272,7 @@
       <w:kern w:val="0"/>
     </w:rPr>
   </w:style>
-  <w:style w:type="character" w:styleId="VideoCar" w:customStyle="1">
+  <w:style w:type="character" w:customStyle="1" w:styleId="VideoCar">
     <w:name w:val="Video Car"/>
     <w:basedOn w:val="Fuentedeprrafopredeter"/>
     <w:link w:val="Video"/>
@@ -29134,7 +29284,7 @@
       <w:lang w:eastAsia="en-US"/>
     </w:rPr>
   </w:style>
-  <w:style w:type="character" w:styleId="Mencinsinresolver1" w:customStyle="1">
+  <w:style w:type="character" w:customStyle="1" w:styleId="Mencinsinresolver1">
     <w:name w:val="Mención sin resolver1"/>
     <w:basedOn w:val="Fuentedeprrafopredeter"/>
     <w:uiPriority w:val="99"/>
@@ -29146,7 +29296,7 @@
       <w:shd w:val="clear" w:color="auto" w:fill="E1DFDD"/>
     </w:rPr>
   </w:style>
-  <w:style w:type="table" w:styleId="Tablaconcuadrcula4-nfasis31" w:customStyle="1">
+  <w:style w:type="table" w:customStyle="1" w:styleId="Tablaconcuadrcula4-nfasis31">
     <w:name w:val="Tabla con cuadrícula 4 - Énfasis 31"/>
     <w:basedOn w:val="Tablanormal"/>
     <w:uiPriority w:val="49"/>
@@ -29155,12 +29305,12 @@
       <w:tblStyleRowBandSize w:val="1"/>
       <w:tblStyleColBandSize w:val="1"/>
       <w:tblBorders>
-        <w:top w:val="single" w:color="C9C9C9" w:sz="4" w:space="0"/>
-        <w:left w:val="single" w:color="C9C9C9" w:sz="4" w:space="0"/>
-        <w:bottom w:val="single" w:color="C9C9C9" w:sz="4" w:space="0"/>
-        <w:right w:val="single" w:color="C9C9C9" w:sz="4" w:space="0"/>
-        <w:insideH w:val="single" w:color="C9C9C9" w:sz="4" w:space="0"/>
-        <w:insideV w:val="single" w:color="C9C9C9" w:sz="4" w:space="0"/>
+        <w:top w:val="single" w:sz="4" w:space="0" w:color="C9C9C9"/>
+        <w:left w:val="single" w:sz="4" w:space="0" w:color="C9C9C9"/>
+        <w:bottom w:val="single" w:sz="4" w:space="0" w:color="C9C9C9"/>
+        <w:right w:val="single" w:sz="4" w:space="0" w:color="C9C9C9"/>
+        <w:insideH w:val="single" w:sz="4" w:space="0" w:color="C9C9C9"/>
+        <w:insideV w:val="single" w:sz="4" w:space="0" w:color="C9C9C9"/>
       </w:tblBorders>
     </w:tblPr>
     <w:tblStylePr w:type="firstRow">
@@ -29172,10 +29322,10 @@
       <w:tblPr/>
       <w:tcPr>
         <w:tcBorders>
-          <w:top w:val="single" w:color="A5A5A5" w:sz="4" w:space="0"/>
-          <w:left w:val="single" w:color="A5A5A5" w:sz="4" w:space="0"/>
-          <w:bottom w:val="single" w:color="A5A5A5" w:sz="4" w:space="0"/>
-          <w:right w:val="single" w:color="A5A5A5" w:sz="4" w:space="0"/>
+          <w:top w:val="single" w:sz="4" w:space="0" w:color="A5A5A5"/>
+          <w:left w:val="single" w:sz="4" w:space="0" w:color="A5A5A5"/>
+          <w:bottom w:val="single" w:sz="4" w:space="0" w:color="A5A5A5"/>
+          <w:right w:val="single" w:sz="4" w:space="0" w:color="A5A5A5"/>
           <w:insideH w:val="nil"/>
           <w:insideV w:val="nil"/>
         </w:tcBorders>
@@ -29190,7 +29340,7 @@
       <w:tblPr/>
       <w:tcPr>
         <w:tcBorders>
-          <w:top w:val="double" w:color="A5A5A5" w:sz="4" w:space="0"/>
+          <w:top w:val="double" w:sz="4" w:space="0" w:color="A5A5A5"/>
         </w:tcBorders>
       </w:tcPr>
     </w:tblStylePr>
@@ -29219,7 +29369,7 @@
       </w:tcPr>
     </w:tblStylePr>
   </w:style>
-  <w:style w:type="paragraph" w:styleId="Tablas" w:customStyle="1">
+  <w:style w:type="paragraph" w:customStyle="1" w:styleId="Tablas">
     <w:name w:val="Tablas"/>
     <w:qFormat/>
     <w:rsid w:val="00CE2C4A"/>
@@ -29235,7 +29385,7 @@
       <w:lang w:eastAsia="en-US"/>
     </w:rPr>
   </w:style>
-  <w:style w:type="paragraph" w:styleId="TextoTablas" w:customStyle="1">
+  <w:style w:type="paragraph" w:customStyle="1" w:styleId="TextoTablas">
     <w:name w:val="Texto_Tablas"/>
     <w:basedOn w:val="Normal"/>
     <w:qFormat/>
@@ -29328,7 +29478,7 @@
       <w:spacing w:before="0" w:after="0" w:line="240" w:lineRule="auto"/>
     </w:pPr>
   </w:style>
-  <w:style w:type="character" w:styleId="EncabezadoCar" w:customStyle="1">
+  <w:style w:type="character" w:customStyle="1" w:styleId="EncabezadoCar">
     <w:name w:val="Encabezado Car"/>
     <w:basedOn w:val="Fuentedeprrafopredeter"/>
     <w:link w:val="Encabezado"/>
@@ -29353,7 +29503,7 @@
       <w:spacing w:before="0" w:after="0" w:line="240" w:lineRule="auto"/>
     </w:pPr>
   </w:style>
-  <w:style w:type="character" w:styleId="PiedepginaCar" w:customStyle="1">
+  <w:style w:type="character" w:customStyle="1" w:styleId="PiedepginaCar">
     <w:name w:val="Pie de página Car"/>
     <w:basedOn w:val="Fuentedeprrafopredeter"/>
     <w:link w:val="Piedepgina"/>
@@ -29363,7 +29513,7 @@
       <w:sz w:val="28"/>
     </w:rPr>
   </w:style>
-  <w:style w:type="character" w:styleId="Ttulo6Car" w:customStyle="1">
+  <w:style w:type="character" w:customStyle="1" w:styleId="Ttulo6Car">
     <w:name w:val="Título 6 Car"/>
     <w:basedOn w:val="Fuentedeprrafopredeter"/>
     <w:link w:val="Ttulo6"/>
@@ -29371,7 +29521,7 @@
     <w:semiHidden/>
     <w:rsid w:val="00C7377B"/>
     <w:rPr>
-      <w:rFonts w:ascii="Calibri" w:hAnsi="Calibri" w:eastAsia="Times New Roman" w:cs="Times New Roman"/>
+      <w:rFonts w:ascii="Calibri" w:eastAsia="Times New Roman" w:hAnsi="Calibri" w:cs="Times New Roman"/>
       <w:b/>
       <w:color w:val="000000"/>
       <w:kern w:val="0"/>
@@ -29397,7 +29547,7 @@
       <w:szCs w:val="16"/>
     </w:rPr>
   </w:style>
-  <w:style w:type="character" w:styleId="TextodegloboCar" w:customStyle="1">
+  <w:style w:type="character" w:customStyle="1" w:styleId="TextodegloboCar">
     <w:name w:val="Texto de globo Car"/>
     <w:basedOn w:val="Fuentedeprrafopredeter"/>
     <w:link w:val="Textodeglobo"/>
@@ -29410,7 +29560,7 @@
       <w:szCs w:val="16"/>
     </w:rPr>
   </w:style>
-  <w:style w:type="paragraph" w:styleId="Titulosgenerales" w:customStyle="1">
+  <w:style w:type="paragraph" w:customStyle="1" w:styleId="Titulosgenerales">
     <w:name w:val="Titulos generales"/>
     <w:basedOn w:val="Ttulo1"/>
     <w:qFormat/>
@@ -29430,7 +29580,7 @@
       <w:szCs w:val="36"/>
     </w:rPr>
   </w:style>
-  <w:style w:type="paragraph" w:styleId="aos-init" w:customStyle="1">
+  <w:style w:type="paragraph" w:customStyle="1" w:styleId="aos-init">
     <w:name w:val="aos-init"/>
     <w:basedOn w:val="Normal"/>
     <w:rsid w:val="00F911BC"/>
@@ -29439,14 +29589,14 @@
       <w:ind w:firstLine="0"/>
     </w:pPr>
     <w:rPr>
-      <w:rFonts w:ascii="Times New Roman" w:hAnsi="Times New Roman" w:eastAsia="Times New Roman"/>
+      <w:rFonts w:ascii="Times New Roman" w:eastAsia="Times New Roman" w:hAnsi="Times New Roman"/>
       <w:kern w:val="0"/>
       <w:sz w:val="24"/>
       <w:szCs w:val="24"/>
       <w:lang w:val="es-ES" w:eastAsia="es-ES"/>
     </w:rPr>
   </w:style>
-  <w:style w:type="paragraph" w:styleId="mb-5" w:customStyle="1">
+  <w:style w:type="paragraph" w:customStyle="1" w:styleId="mb-5">
     <w:name w:val="mb-5"/>
     <w:basedOn w:val="Normal"/>
     <w:rsid w:val="00F911BC"/>
@@ -29455,14 +29605,14 @@
       <w:ind w:firstLine="0"/>
     </w:pPr>
     <w:rPr>
-      <w:rFonts w:ascii="Times New Roman" w:hAnsi="Times New Roman" w:eastAsia="Times New Roman"/>
+      <w:rFonts w:ascii="Times New Roman" w:eastAsia="Times New Roman" w:hAnsi="Times New Roman"/>
       <w:kern w:val="0"/>
       <w:sz w:val="24"/>
       <w:szCs w:val="24"/>
       <w:lang w:val="es-ES" w:eastAsia="es-ES"/>
     </w:rPr>
   </w:style>
-  <w:style w:type="character" w:styleId="Ttulo7Car" w:customStyle="1">
+  <w:style w:type="character" w:customStyle="1" w:styleId="Ttulo7Car">
     <w:name w:val="Título 7 Car"/>
     <w:basedOn w:val="Fuentedeprrafopredeter"/>
     <w:link w:val="Ttulo7"/>
@@ -29470,7 +29620,7 @@
     <w:semiHidden/>
     <w:rsid w:val="00C0503D"/>
     <w:rPr>
-      <w:rFonts w:asciiTheme="majorHAnsi" w:hAnsiTheme="majorHAnsi" w:eastAsiaTheme="majorEastAsia" w:cstheme="majorBidi"/>
+      <w:rFonts w:asciiTheme="majorHAnsi" w:eastAsiaTheme="majorEastAsia" w:hAnsiTheme="majorHAnsi" w:cstheme="majorBidi"/>
       <w:i/>
       <w:iCs/>
       <w:color w:val="1F3763" w:themeColor="accent1" w:themeShade="7F"/>
@@ -29480,7 +29630,7 @@
       <w:lang w:eastAsia="en-US"/>
     </w:rPr>
   </w:style>
-  <w:style w:type="character" w:styleId="Ttulo8Car" w:customStyle="1">
+  <w:style w:type="character" w:customStyle="1" w:styleId="Ttulo8Car">
     <w:name w:val="Título 8 Car"/>
     <w:basedOn w:val="Fuentedeprrafopredeter"/>
     <w:link w:val="Ttulo8"/>
@@ -29488,7 +29638,7 @@
     <w:semiHidden/>
     <w:rsid w:val="00C0503D"/>
     <w:rPr>
-      <w:rFonts w:asciiTheme="majorHAnsi" w:hAnsiTheme="majorHAnsi" w:eastAsiaTheme="majorEastAsia" w:cstheme="majorBidi"/>
+      <w:rFonts w:asciiTheme="majorHAnsi" w:eastAsiaTheme="majorEastAsia" w:hAnsiTheme="majorHAnsi" w:cstheme="majorBidi"/>
       <w:color w:val="272727" w:themeColor="text1" w:themeTint="D8"/>
       <w:kern w:val="2"/>
       <w:sz w:val="21"/>
@@ -29496,7 +29646,7 @@
       <w:lang w:eastAsia="en-US"/>
     </w:rPr>
   </w:style>
-  <w:style w:type="character" w:styleId="Ttulo9Car" w:customStyle="1">
+  <w:style w:type="character" w:customStyle="1" w:styleId="Ttulo9Car">
     <w:name w:val="Título 9 Car"/>
     <w:basedOn w:val="Fuentedeprrafopredeter"/>
     <w:link w:val="Ttulo9"/>
@@ -29504,7 +29654,7 @@
     <w:semiHidden/>
     <w:rsid w:val="00C0503D"/>
     <w:rPr>
-      <w:rFonts w:asciiTheme="majorHAnsi" w:hAnsiTheme="majorHAnsi" w:eastAsiaTheme="majorEastAsia" w:cstheme="majorBidi"/>
+      <w:rFonts w:asciiTheme="majorHAnsi" w:eastAsiaTheme="majorEastAsia" w:hAnsiTheme="majorHAnsi" w:cstheme="majorBidi"/>
       <w:i/>
       <w:iCs/>
       <w:color w:val="272727" w:themeColor="text1" w:themeTint="D8"/>
@@ -29514,7 +29664,7 @@
       <w:lang w:eastAsia="en-US"/>
     </w:rPr>
   </w:style>
-  <w:style w:type="table" w:styleId="SENA1" w:customStyle="1">
+  <w:style w:type="table" w:customStyle="1" w:styleId="SENA1">
     <w:name w:val="SENA1"/>
     <w:basedOn w:val="Tablanormal"/>
     <w:uiPriority w:val="99"/>
@@ -29525,12 +29675,12 @@
     <w:tblPr>
       <w:tblStyleRowBandSize w:val="1"/>
       <w:tblBorders>
-        <w:top w:val="single" w:color="D9D9D9" w:sz="4" w:space="0"/>
-        <w:left w:val="single" w:color="D9D9D9" w:sz="4" w:space="0"/>
-        <w:bottom w:val="single" w:color="D9D9D9" w:sz="4" w:space="0"/>
-        <w:right w:val="single" w:color="D9D9D9" w:sz="4" w:space="0"/>
-        <w:insideH w:val="single" w:color="D9D9D9" w:sz="4" w:space="0"/>
-        <w:insideV w:val="single" w:color="D9D9D9" w:sz="4" w:space="0"/>
+        <w:top w:val="single" w:sz="4" w:space="0" w:color="D9D9D9"/>
+        <w:left w:val="single" w:sz="4" w:space="0" w:color="D9D9D9"/>
+        <w:bottom w:val="single" w:sz="4" w:space="0" w:color="D9D9D9"/>
+        <w:right w:val="single" w:sz="4" w:space="0" w:color="D9D9D9"/>
+        <w:insideH w:val="single" w:sz="4" w:space="0" w:color="D9D9D9"/>
+        <w:insideV w:val="single" w:sz="4" w:space="0" w:color="D9D9D9"/>
       </w:tblBorders>
     </w:tblPr>
     <w:tblStylePr w:type="firstRow">
@@ -29565,12 +29715,12 @@
       <w:shd w:val="clear" w:color="auto" w:fill="E1DFDD"/>
     </w:rPr>
   </w:style>
-  <w:style w:type="character" w:styleId="normaltextrun" w:customStyle="1">
+  <w:style w:type="character" w:customStyle="1" w:styleId="normaltextrun">
     <w:name w:val="normaltextrun"/>
     <w:basedOn w:val="Fuentedeprrafopredeter"/>
     <w:rsid w:val="00DC0A1F"/>
   </w:style>
-  <w:style w:type="character" w:styleId="eop" w:customStyle="1">
+  <w:style w:type="character" w:customStyle="1" w:styleId="eop">
     <w:name w:val="eop"/>
     <w:basedOn w:val="Fuentedeprrafopredeter"/>
     <w:rsid w:val="00DC0A1F"/>
@@ -29579,7 +29729,7 @@
 </file>
 
 <file path=word/theme/theme1.xml><?xml version="1.0" encoding="utf-8"?>
-<a:theme xmlns:a="http://schemas.openxmlformats.org/drawingml/2006/main" xmlns:thm15="http://schemas.microsoft.com/office/thememl/2012/main" name="Tema de Office">
+<a:theme xmlns:a="http://schemas.openxmlformats.org/drawingml/2006/main" name="Tema de Office">
   <a:themeElements>
     <a:clrScheme name="Office">
       <a:dk1>
@@ -29874,6 +30024,10 @@
 </file>
 
 <file path=customXml/item1.xml><?xml version="1.0" encoding="utf-8"?>
+<b:Sources xmlns:b="http://schemas.openxmlformats.org/officeDocument/2006/bibliography" xmlns="http://schemas.openxmlformats.org/officeDocument/2006/bibliography" SelectedStyle="\APASixthEditionOfficeOnline.xsl" StyleName="APA" Version="6"/>
+</file>
+
+<file path=customXml/item2.xml><?xml version="1.0" encoding="utf-8"?>
 <p:properties xmlns:p="http://schemas.microsoft.com/office/2006/metadata/properties" xmlns:xsi="http://www.w3.org/2001/XMLSchema-instance" xmlns:pc="http://schemas.microsoft.com/office/infopath/2007/PartnerControls">
   <documentManagement>
     <TaxCatchAll xmlns="13c90a0b-73bc-4dc0-be5f-28d77b615beb" xsi:nil="true"/>
@@ -29884,7 +30038,7 @@
 </p:properties>
 </file>
 
-<file path=customXml/item2.xml><?xml version="1.0" encoding="utf-8"?>
+<file path=customXml/item3.xml><?xml version="1.0" encoding="utf-8"?>
 <?mso-contentType ?>
 <FormTemplates xmlns="http://schemas.microsoft.com/sharepoint/v3/contenttype/forms">
   <Display>DocumentLibraryForm</Display>
@@ -29893,7 +30047,7 @@
 </FormTemplates>
 </file>
 
-<file path=customXml/item3.xml><?xml version="1.0" encoding="utf-8"?>
+<file path=customXml/item4.xml><?xml version="1.0" encoding="utf-8"?>
 <ct:contentTypeSchema xmlns:ct="http://schemas.microsoft.com/office/2006/metadata/contentType" xmlns:ma="http://schemas.microsoft.com/office/2006/metadata/properties/metaAttributes" ct:_="" ma:_="" ma:contentTypeName="Documento" ma:contentTypeID="0x0101006A81D6BD42E8DF4C91013959704817E1" ma:contentTypeVersion="15" ma:contentTypeDescription="Crear nuevo documento." ma:contentTypeScope="" ma:versionID="bf4f72ffd194f0963ff564daca6869f7">
   <xsd:schema xmlns:xsd="http://www.w3.org/2001/XMLSchema" xmlns:xs="http://www.w3.org/2001/XMLSchema" xmlns:p="http://schemas.microsoft.com/office/2006/metadata/properties" xmlns:ns2="13c90a0b-73bc-4dc0-be5f-28d77b615beb" xmlns:ns3="13c93bba-48ce-428c-bfe5-88b42c19b028" targetNamespace="http://schemas.microsoft.com/office/2006/metadata/properties" ma:root="true" ma:fieldsID="8718d6f4873a5b1392a45044efa78385" ns2:_="" ns3:_="">
     <xsd:import namespace="13c90a0b-73bc-4dc0-be5f-28d77b615beb"/>
@@ -30128,11 +30282,15 @@
 </ct:contentTypeSchema>
 </file>
 
-<file path=customXml/item4.xml><?xml version="1.0" encoding="utf-8"?>
-<b:Sources xmlns:b="http://schemas.openxmlformats.org/officeDocument/2006/bibliography" xmlns="http://schemas.openxmlformats.org/officeDocument/2006/bibliography" SelectedStyle="\APASixthEditionOfficeOnline.xsl" StyleName="APA" Version="6"/>
+<file path=customXml/itemProps1.xml><?xml version="1.0" encoding="utf-8"?>
+<ds:datastoreItem xmlns:ds="http://schemas.openxmlformats.org/officeDocument/2006/customXml" ds:itemID="{0C7D4D18-29C7-4AA7-BE5A-EDF186B8A10D}">
+  <ds:schemaRefs>
+    <ds:schemaRef ds:uri="http://schemas.openxmlformats.org/officeDocument/2006/bibliography"/>
+  </ds:schemaRefs>
+</ds:datastoreItem>
 </file>
 
-<file path=customXml/itemProps1.xml><?xml version="1.0" encoding="utf-8"?>
+<file path=customXml/itemProps2.xml><?xml version="1.0" encoding="utf-8"?>
 <ds:datastoreItem xmlns:ds="http://schemas.openxmlformats.org/officeDocument/2006/customXml" ds:itemID="{4BE74A56-960B-43FF-8B27-8B786D7CB252}">
   <ds:schemaRefs>
     <ds:schemaRef ds:uri="http://schemas.microsoft.com/office/2006/metadata/properties"/>
@@ -30143,7 +30301,7 @@
 </ds:datastoreItem>
 </file>
 
-<file path=customXml/itemProps2.xml><?xml version="1.0" encoding="utf-8"?>
+<file path=customXml/itemProps3.xml><?xml version="1.0" encoding="utf-8"?>
 <ds:datastoreItem xmlns:ds="http://schemas.openxmlformats.org/officeDocument/2006/customXml" ds:itemID="{BE74273D-08E5-48D6-9AD8-123A57BBC7D9}">
   <ds:schemaRefs>
     <ds:schemaRef ds:uri="http://schemas.microsoft.com/sharepoint/v3/contenttype/forms"/>
@@ -30151,7 +30309,7 @@
 </ds:datastoreItem>
 </file>
 
-<file path=customXml/itemProps3.xml><?xml version="1.0" encoding="utf-8"?>
+<file path=customXml/itemProps4.xml><?xml version="1.0" encoding="utf-8"?>
 <ds:datastoreItem xmlns:ds="http://schemas.openxmlformats.org/officeDocument/2006/customXml" ds:itemID="{B39653D0-46BC-420B-AA75-1FB27AFDEBB6}">
   <ds:schemaRefs>
     <ds:schemaRef ds:uri="http://schemas.microsoft.com/office/2006/metadata/contentType"/>
@@ -30168,12 +30326,4 @@
     <ds:schemaRef ds:uri="http://schemas.microsoft.com/internal/obd"/>
   </ds:schemaRefs>
 </ds:datastoreItem>
-</file>
-
-<file path=customXml/itemProps4.xml><?xml version="1.0" encoding="utf-8"?>
-<ds:datastoreItem xmlns:ds="http://schemas.openxmlformats.org/officeDocument/2006/customXml" ds:itemID="{0C7D4D18-29C7-4AA7-BE5A-EDF186B8A10D}">
-  <ds:schemaRefs>
-    <ds:schemaRef ds:uri="http://schemas.openxmlformats.org/officeDocument/2006/bibliography"/>
-  </ds:schemaRefs>
-</ds:datastoreItem>
 </file>